--- a/docs/submission/项目管理文档.docx
+++ b/docs/submission/项目管理文档.docx
@@ -61,6 +61,9 @@
         <w:pStyle w:val="Heading1"/>
       </w:pPr>
       <w:r>
+        <w:rPr>
+          <w:rFonts w:ascii="黑体" w:hAnsi="黑体" w:eastAsia="黑体"/>
+        </w:rPr>
         <w:t>文档修订记录</w:t>
       </w:r>
     </w:p>
@@ -362,6 +365,9 @@
         <w:pStyle w:val="Heading1"/>
       </w:pPr>
       <w:r>
+        <w:rPr>
+          <w:rFonts w:ascii="黑体" w:hAnsi="黑体" w:eastAsia="黑体"/>
+        </w:rPr>
         <w:t>目  录</w:t>
       </w:r>
     </w:p>
@@ -383,6 +389,9 @@
         <w:pStyle w:val="Heading1"/>
       </w:pPr>
       <w:r>
+        <w:rPr>
+          <w:rFonts w:ascii="黑体" w:hAnsi="黑体" w:eastAsia="黑体"/>
+        </w:rPr>
         <w:t>1  项目基本信息</w:t>
       </w:r>
     </w:p>
@@ -391,6 +400,9 @@
         <w:pStyle w:val="Heading2"/>
       </w:pPr>
       <w:r>
+        <w:rPr>
+          <w:rFonts w:ascii="黑体" w:hAnsi="黑体" w:eastAsia="黑体"/>
+        </w:rPr>
         <w:t>1.1  项目概述</w:t>
       </w:r>
     </w:p>
@@ -444,6 +456,9 @@
         <w:pStyle w:val="Heading2"/>
       </w:pPr>
       <w:r>
+        <w:rPr>
+          <w:rFonts w:ascii="黑体" w:hAnsi="黑体" w:eastAsia="黑体"/>
+        </w:rPr>
         <w:t>1.2  项目定位</w:t>
       </w:r>
     </w:p>
@@ -460,6 +475,9 @@
         <w:pStyle w:val="Heading2"/>
       </w:pPr>
       <w:r>
+        <w:rPr>
+          <w:rFonts w:ascii="黑体" w:hAnsi="黑体" w:eastAsia="黑体"/>
+        </w:rPr>
         <w:t>1.3  项目目标</w:t>
       </w:r>
     </w:p>
@@ -516,6 +534,9 @@
         <w:pStyle w:val="Heading2"/>
       </w:pPr>
       <w:r>
+        <w:rPr>
+          <w:rFonts w:ascii="黑体" w:hAnsi="黑体" w:eastAsia="黑体"/>
+        </w:rPr>
         <w:t>1.4  开发环境与工具</w:t>
       </w:r>
     </w:p>
@@ -1078,6 +1099,9 @@
         <w:pStyle w:val="Heading1"/>
       </w:pPr>
       <w:r>
+        <w:rPr>
+          <w:rFonts w:ascii="黑体" w:hAnsi="黑体" w:eastAsia="黑体"/>
+        </w:rPr>
         <w:t>2  项目团队成员与分工</w:t>
       </w:r>
     </w:p>
@@ -1086,6 +1110,9 @@
         <w:pStyle w:val="Heading2"/>
       </w:pPr>
       <w:r>
+        <w:rPr>
+          <w:rFonts w:ascii="黑体" w:hAnsi="黑体" w:eastAsia="黑体"/>
+        </w:rPr>
         <w:t>2.1  团队组织架构</w:t>
       </w:r>
     </w:p>
@@ -1528,6 +1555,9 @@
         <w:pStyle w:val="Heading2"/>
       </w:pPr>
       <w:r>
+        <w:rPr>
+          <w:rFonts w:ascii="黑体" w:hAnsi="黑体" w:eastAsia="黑体"/>
+        </w:rPr>
         <w:t>2.2  成员能力矩阵</w:t>
       </w:r>
     </w:p>
@@ -2286,6 +2316,9 @@
         <w:pStyle w:val="Heading2"/>
       </w:pPr>
       <w:r>
+        <w:rPr>
+          <w:rFonts w:ascii="黑体" w:hAnsi="黑体" w:eastAsia="黑体"/>
+        </w:rPr>
         <w:t>2.3  工作量分配</w:t>
       </w:r>
     </w:p>
@@ -3081,6 +3114,9 @@
         <w:pStyle w:val="Heading1"/>
       </w:pPr>
       <w:r>
+        <w:rPr>
+          <w:rFonts w:ascii="黑体" w:hAnsi="黑体" w:eastAsia="黑体"/>
+        </w:rPr>
         <w:t>3  组织方式与协作规范</w:t>
       </w:r>
     </w:p>
@@ -3089,6 +3125,9 @@
         <w:pStyle w:val="Heading2"/>
       </w:pPr>
       <w:r>
+        <w:rPr>
+          <w:rFonts w:ascii="黑体" w:hAnsi="黑体" w:eastAsia="黑体"/>
+        </w:rPr>
         <w:t>3.1  代码仓库与分支管理</w:t>
       </w:r>
     </w:p>
@@ -3106,6 +3145,9 @@
         <w:pStyle w:val="Heading3"/>
       </w:pPr>
       <w:r>
+        <w:rPr>
+          <w:rFonts w:ascii="黑体" w:hAnsi="黑体" w:eastAsia="黑体"/>
+        </w:rPr>
         <w:t>3.1.1  分支策略</w:t>
       </w:r>
     </w:p>
@@ -3154,6 +3196,9 @@
         <w:pStyle w:val="Heading3"/>
       </w:pPr>
       <w:r>
+        <w:rPr>
+          <w:rFonts w:ascii="黑体" w:hAnsi="黑体" w:eastAsia="黑体"/>
+        </w:rPr>
         <w:t>3.1.2  协作流程</w:t>
       </w:r>
     </w:p>
@@ -3210,6 +3255,9 @@
         <w:pStyle w:val="Heading3"/>
       </w:pPr>
       <w:r>
+        <w:rPr>
+          <w:rFonts w:ascii="黑体" w:hAnsi="黑体" w:eastAsia="黑体"/>
+        </w:rPr>
         <w:t>3.1.3  Commit 规范</w:t>
       </w:r>
     </w:p>
@@ -3579,6 +3627,9 @@
         <w:pStyle w:val="Heading2"/>
       </w:pPr>
       <w:r>
+        <w:rPr>
+          <w:rFonts w:ascii="黑体" w:hAnsi="黑体" w:eastAsia="黑体"/>
+        </w:rPr>
         <w:t>3.2  目录与模块约定</w:t>
       </w:r>
     </w:p>
@@ -4660,6 +4711,9 @@
         <w:pStyle w:val="Heading2"/>
       </w:pPr>
       <w:r>
+        <w:rPr>
+          <w:rFonts w:ascii="黑体" w:hAnsi="黑体" w:eastAsia="黑体"/>
+        </w:rPr>
         <w:t>3.3  扩展能力开发规范</w:t>
       </w:r>
     </w:p>
@@ -4708,6 +4762,9 @@
         <w:pStyle w:val="Heading2"/>
       </w:pPr>
       <w:r>
+        <w:rPr>
+          <w:rFonts w:ascii="黑体" w:hAnsi="黑体" w:eastAsia="黑体"/>
+        </w:rPr>
         <w:t>3.4  沟通与协作工具</w:t>
       </w:r>
     </w:p>
@@ -4942,6 +4999,9 @@
         <w:pStyle w:val="Heading1"/>
       </w:pPr>
       <w:r>
+        <w:rPr>
+          <w:rFonts w:ascii="黑体" w:hAnsi="黑体" w:eastAsia="黑体"/>
+        </w:rPr>
         <w:t>4  开发计划与进度管理</w:t>
       </w:r>
     </w:p>
@@ -4950,6 +5010,9 @@
         <w:pStyle w:val="Heading2"/>
       </w:pPr>
       <w:r>
+        <w:rPr>
+          <w:rFonts w:ascii="黑体" w:hAnsi="黑体" w:eastAsia="黑体"/>
+        </w:rPr>
         <w:t>4.1  项目整体里程碑</w:t>
       </w:r>
     </w:p>
@@ -5374,6 +5437,9 @@
         <w:pStyle w:val="Heading2"/>
       </w:pPr>
       <w:r>
+        <w:rPr>
+          <w:rFonts w:ascii="黑体" w:hAnsi="黑体" w:eastAsia="黑体"/>
+        </w:rPr>
         <w:t>4.2  详细任务分解（WBS）</w:t>
       </w:r>
     </w:p>
@@ -8906,6 +8972,9 @@
         <w:pStyle w:val="Heading2"/>
       </w:pPr>
       <w:r>
+        <w:rPr>
+          <w:rFonts w:ascii="黑体" w:hAnsi="黑体" w:eastAsia="黑体"/>
+        </w:rPr>
         <w:t>4.3  进度跟踪机制</w:t>
       </w:r>
     </w:p>
@@ -8959,6 +9028,9 @@
         <w:pStyle w:val="Heading1"/>
       </w:pPr>
       <w:r>
+        <w:rPr>
+          <w:rFonts w:ascii="黑体" w:hAnsi="黑体" w:eastAsia="黑体"/>
+        </w:rPr>
         <w:t>5  风险管理</w:t>
       </w:r>
     </w:p>
@@ -8967,6 +9039,9 @@
         <w:pStyle w:val="Heading2"/>
       </w:pPr>
       <w:r>
+        <w:rPr>
+          <w:rFonts w:ascii="黑体" w:hAnsi="黑体" w:eastAsia="黑体"/>
+        </w:rPr>
         <w:t>5.1  风险识别与应对策略</w:t>
       </w:r>
     </w:p>
@@ -9598,6 +9673,9 @@
         <w:pStyle w:val="Heading2"/>
       </w:pPr>
       <w:r>
+        <w:rPr>
+          <w:rFonts w:ascii="黑体" w:hAnsi="黑体" w:eastAsia="黑体"/>
+        </w:rPr>
         <w:t>5.2  风险监控与报告</w:t>
       </w:r>
     </w:p>
@@ -9635,6 +9713,9 @@
         <w:pStyle w:val="Heading1"/>
       </w:pPr>
       <w:r>
+        <w:rPr>
+          <w:rFonts w:ascii="黑体" w:hAnsi="黑体" w:eastAsia="黑体"/>
+        </w:rPr>
         <w:t>6  质量保证计划</w:t>
       </w:r>
     </w:p>
@@ -9643,6 +9724,9 @@
         <w:pStyle w:val="Heading2"/>
       </w:pPr>
       <w:r>
+        <w:rPr>
+          <w:rFonts w:ascii="黑体" w:hAnsi="黑体" w:eastAsia="黑体"/>
+        </w:rPr>
         <w:t>6.1  代码质量控制</w:t>
       </w:r>
     </w:p>
@@ -9683,6 +9767,9 @@
         <w:pStyle w:val="Heading2"/>
       </w:pPr>
       <w:r>
+        <w:rPr>
+          <w:rFonts w:ascii="黑体" w:hAnsi="黑体" w:eastAsia="黑体"/>
+        </w:rPr>
         <w:t>6.2  功能测试要点</w:t>
       </w:r>
     </w:p>
@@ -10207,6 +10294,9 @@
         <w:pStyle w:val="Heading2"/>
       </w:pPr>
       <w:r>
+        <w:rPr>
+          <w:rFonts w:ascii="黑体" w:hAnsi="黑体" w:eastAsia="黑体"/>
+        </w:rPr>
         <w:t>6.3  文档质量控制</w:t>
       </w:r>
     </w:p>
@@ -10252,6 +10342,9 @@
         <w:pStyle w:val="Heading1"/>
       </w:pPr>
       <w:r>
+        <w:rPr>
+          <w:rFonts w:ascii="黑体" w:hAnsi="黑体" w:eastAsia="黑体"/>
+        </w:rPr>
         <w:t>7  配置管理</w:t>
       </w:r>
     </w:p>
@@ -10260,6 +10353,9 @@
         <w:pStyle w:val="Heading2"/>
       </w:pPr>
       <w:r>
+        <w:rPr>
+          <w:rFonts w:ascii="黑体" w:hAnsi="黑体" w:eastAsia="黑体"/>
+        </w:rPr>
         <w:t>7.1  版本控制策略</w:t>
       </w:r>
     </w:p>
@@ -10578,6 +10674,9 @@
         <w:pStyle w:val="Heading2"/>
       </w:pPr>
       <w:r>
+        <w:rPr>
+          <w:rFonts w:ascii="黑体" w:hAnsi="黑体" w:eastAsia="黑体"/>
+        </w:rPr>
         <w:t>7.2  配置项管理</w:t>
       </w:r>
     </w:p>
@@ -10618,6 +10717,9 @@
         <w:pStyle w:val="Heading2"/>
       </w:pPr>
       <w:r>
+        <w:rPr>
+          <w:rFonts w:ascii="黑体" w:hAnsi="黑体" w:eastAsia="黑体"/>
+        </w:rPr>
         <w:t>7.3  发布版本管理</w:t>
       </w:r>
     </w:p>
@@ -10663,6 +10765,9 @@
         <w:pStyle w:val="Heading1"/>
       </w:pPr>
       <w:r>
+        <w:rPr>
+          <w:rFonts w:ascii="黑体" w:hAnsi="黑体" w:eastAsia="黑体"/>
+        </w:rPr>
         <w:t>8  交付物清单</w:t>
       </w:r>
     </w:p>
@@ -11500,6 +11605,9 @@
         <w:pStyle w:val="Heading1"/>
       </w:pPr>
       <w:r>
+        <w:rPr>
+          <w:rFonts w:ascii="黑体" w:hAnsi="黑体" w:eastAsia="黑体"/>
+        </w:rPr>
         <w:t>9  关键决策与沟通记录</w:t>
       </w:r>
     </w:p>
@@ -12144,6 +12252,9 @@
         <w:pStyle w:val="Heading1"/>
       </w:pPr>
       <w:r>
+        <w:rPr>
+          <w:rFonts w:ascii="黑体" w:hAnsi="黑体" w:eastAsia="黑体"/>
+        </w:rPr>
         <w:t>10  总结与待补充项</w:t>
       </w:r>
     </w:p>
@@ -12152,6 +12263,9 @@
         <w:pStyle w:val="Heading2"/>
       </w:pPr>
       <w:r>
+        <w:rPr>
+          <w:rFonts w:ascii="黑体" w:hAnsi="黑体" w:eastAsia="黑体"/>
+        </w:rPr>
         <w:t>10.1  项目总结</w:t>
       </w:r>
     </w:p>
@@ -12208,6 +12322,9 @@
         <w:pStyle w:val="Heading2"/>
       </w:pPr>
       <w:r>
+        <w:rPr>
+          <w:rFonts w:ascii="黑体" w:hAnsi="黑体" w:eastAsia="黑体"/>
+        </w:rPr>
         <w:t>10.2  待补充项</w:t>
       </w:r>
     </w:p>
@@ -12782,6 +12899,9 @@
         <w:pStyle w:val="Heading2"/>
       </w:pPr>
       <w:r>
+        <w:rPr>
+          <w:rFonts w:ascii="黑体" w:hAnsi="黑体" w:eastAsia="黑体"/>
+        </w:rPr>
         <w:t>10.3  后续优化方向</w:t>
       </w:r>
     </w:p>

--- a/docs/submission/项目管理文档.docx
+++ b/docs/submission/项目管理文档.docx
@@ -4581,6 +4581,362 @@
         <w:t>打分</w:t>
       </w:r>
     </w:p>
+    <w:tbl>
+      <w:tblPr>
+        <w:tblStyle w:val="38"/>
+        <w:tblW w:w="0" w:type="auto"/>
+        <w:tblInd w:w="0" w:type="dxa"/>
+        <w:tblBorders>
+          <w:top w:val="single" w:color="auto" w:sz="4" w:space="0"/>
+          <w:left w:val="single" w:color="auto" w:sz="4" w:space="0"/>
+          <w:bottom w:val="single" w:color="auto" w:sz="4" w:space="0"/>
+          <w:right w:val="single" w:color="auto" w:sz="4" w:space="0"/>
+          <w:insideH w:val="single" w:color="auto" w:sz="4" w:space="0"/>
+          <w:insideV w:val="single" w:color="auto" w:sz="4" w:space="0"/>
+        </w:tblBorders>
+        <w:tblLayout w:type="autofit"/>
+        <w:tblCellMar>
+          <w:top w:w="0" w:type="dxa"/>
+          <w:left w:w="108" w:type="dxa"/>
+          <w:bottom w:w="0" w:type="dxa"/>
+          <w:right w:w="108" w:type="dxa"/>
+        </w:tblCellMar>
+      </w:tblPr>
+      <w:tblGrid>
+        <w:gridCol w:w="2840"/>
+        <w:gridCol w:w="2840"/>
+        <w:gridCol w:w="2840"/>
+      </w:tblGrid>
+      <w:tr>
+        <w:tblPrEx>
+          <w:tblBorders>
+            <w:top w:val="single" w:color="auto" w:sz="4" w:space="0"/>
+            <w:left w:val="single" w:color="auto" w:sz="4" w:space="0"/>
+            <w:bottom w:val="single" w:color="auto" w:sz="4" w:space="0"/>
+            <w:right w:val="single" w:color="auto" w:sz="4" w:space="0"/>
+            <w:insideH w:val="single" w:color="auto" w:sz="4" w:space="0"/>
+            <w:insideV w:val="single" w:color="auto" w:sz="4" w:space="0"/>
+          </w:tblBorders>
+          <w:tblCellMar>
+            <w:top w:w="0" w:type="dxa"/>
+            <w:left w:w="108" w:type="dxa"/>
+            <w:bottom w:w="0" w:type="dxa"/>
+            <w:right w:w="108" w:type="dxa"/>
+          </w:tblCellMar>
+        </w:tblPrEx>
+        <w:tc>
+          <w:tcPr>
+            <w:tcW w:w="2840" w:type="dxa"/>
+          </w:tcPr>
+          <w:p>
+            <w:pPr>
+              <w:spacing w:after="0"/>
+              <w:rPr>
+                <w:rFonts w:hint="default" w:ascii="Times New Roman" w:hAnsi="Times New Roman" w:cs="Times New Roman"/>
+                <w:vertAlign w:val="baseline"/>
+                <w:lang w:val="en-US" w:eastAsia="zh-CN"/>
+              </w:rPr>
+            </w:pPr>
+            <w:r>
+              <w:rPr>
+                <w:rFonts w:hint="eastAsia" w:ascii="Times New Roman" w:hAnsi="Times New Roman" w:cs="Times New Roman"/>
+                <w:vertAlign w:val="baseline"/>
+                <w:lang w:val="en-US" w:eastAsia="zh-CN"/>
+              </w:rPr>
+              <w:t>成员姓名</w:t>
+            </w:r>
+          </w:p>
+        </w:tc>
+        <w:tc>
+          <w:tcPr>
+            <w:tcW w:w="2840" w:type="dxa"/>
+          </w:tcPr>
+          <w:p>
+            <w:pPr>
+              <w:spacing w:after="0"/>
+              <w:rPr>
+                <w:rFonts w:hint="default" w:ascii="Times New Roman" w:hAnsi="Times New Roman" w:cs="Times New Roman"/>
+                <w:vertAlign w:val="baseline"/>
+                <w:lang w:val="en-US" w:eastAsia="zh-CN"/>
+              </w:rPr>
+            </w:pPr>
+            <w:r>
+              <w:rPr>
+                <w:rFonts w:hint="eastAsia" w:ascii="Times New Roman" w:hAnsi="Times New Roman" w:cs="Times New Roman"/>
+                <w:vertAlign w:val="baseline"/>
+                <w:lang w:val="en-US" w:eastAsia="zh-CN"/>
+              </w:rPr>
+              <w:t>学号</w:t>
+            </w:r>
+          </w:p>
+        </w:tc>
+        <w:tc>
+          <w:tcPr>
+            <w:tcW w:w="2840" w:type="dxa"/>
+          </w:tcPr>
+          <w:p>
+            <w:pPr>
+              <w:spacing w:after="0"/>
+              <w:rPr>
+                <w:rFonts w:hint="default" w:ascii="Times New Roman" w:hAnsi="Times New Roman" w:cs="Times New Roman"/>
+                <w:vertAlign w:val="baseline"/>
+                <w:lang w:val="en-US" w:eastAsia="zh-CN"/>
+              </w:rPr>
+            </w:pPr>
+            <w:r>
+              <w:rPr>
+                <w:rFonts w:hint="eastAsia" w:ascii="Times New Roman" w:hAnsi="Times New Roman" w:cs="Times New Roman"/>
+                <w:vertAlign w:val="baseline"/>
+                <w:lang w:val="en-US" w:eastAsia="zh-CN"/>
+              </w:rPr>
+              <w:t>贡献占比</w:t>
+            </w:r>
+          </w:p>
+        </w:tc>
+      </w:tr>
+      <w:tr>
+        <w:tblPrEx>
+          <w:tblBorders>
+            <w:top w:val="single" w:color="auto" w:sz="4" w:space="0"/>
+            <w:left w:val="single" w:color="auto" w:sz="4" w:space="0"/>
+            <w:bottom w:val="single" w:color="auto" w:sz="4" w:space="0"/>
+            <w:right w:val="single" w:color="auto" w:sz="4" w:space="0"/>
+            <w:insideH w:val="single" w:color="auto" w:sz="4" w:space="0"/>
+            <w:insideV w:val="single" w:color="auto" w:sz="4" w:space="0"/>
+          </w:tblBorders>
+          <w:tblCellMar>
+            <w:top w:w="0" w:type="dxa"/>
+            <w:left w:w="108" w:type="dxa"/>
+            <w:bottom w:w="0" w:type="dxa"/>
+            <w:right w:w="108" w:type="dxa"/>
+          </w:tblCellMar>
+        </w:tblPrEx>
+        <w:trPr>
+          <w:trHeight w:val="90" w:hRule="atLeast"/>
+        </w:trPr>
+        <w:tc>
+          <w:tcPr>
+            <w:tcW w:w="2840" w:type="dxa"/>
+          </w:tcPr>
+          <w:p>
+            <w:pPr>
+              <w:spacing w:after="0"/>
+              <w:rPr>
+                <w:rFonts w:hint="default" w:ascii="Times New Roman" w:hAnsi="Times New Roman" w:cs="Times New Roman"/>
+                <w:vertAlign w:val="baseline"/>
+                <w:lang w:val="en-US" w:eastAsia="zh-CN"/>
+              </w:rPr>
+            </w:pPr>
+            <w:r>
+              <w:rPr>
+                <w:rFonts w:hint="eastAsia" w:ascii="Times New Roman" w:hAnsi="Times New Roman" w:cs="Times New Roman"/>
+                <w:vertAlign w:val="baseline"/>
+                <w:lang w:val="en-US" w:eastAsia="zh-CN"/>
+              </w:rPr>
+              <w:t>庞宵</w:t>
+            </w:r>
+          </w:p>
+        </w:tc>
+        <w:tc>
+          <w:tcPr>
+            <w:tcW w:w="2840" w:type="dxa"/>
+          </w:tcPr>
+          <w:p>
+            <w:pPr>
+              <w:spacing w:after="0"/>
+              <w:rPr>
+                <w:rFonts w:hint="default" w:ascii="Times New Roman" w:hAnsi="Times New Roman" w:cs="Times New Roman"/>
+                <w:vertAlign w:val="baseline"/>
+                <w:lang w:val="en-US" w:eastAsia="zh-CN"/>
+              </w:rPr>
+            </w:pPr>
+            <w:r>
+              <w:rPr>
+                <w:rFonts w:hint="eastAsia" w:ascii="Times New Roman" w:hAnsi="Times New Roman" w:cs="Times New Roman"/>
+                <w:vertAlign w:val="baseline"/>
+                <w:lang w:val="en-US" w:eastAsia="zh-CN"/>
+              </w:rPr>
+              <w:t>3220251369</w:t>
+            </w:r>
+          </w:p>
+        </w:tc>
+        <w:tc>
+          <w:tcPr>
+            <w:tcW w:w="2840" w:type="dxa"/>
+          </w:tcPr>
+          <w:p>
+            <w:pPr>
+              <w:spacing w:after="0"/>
+              <w:rPr>
+                <w:rFonts w:hint="default" w:ascii="Times New Roman" w:hAnsi="Times New Roman" w:cs="Times New Roman"/>
+                <w:vertAlign w:val="baseline"/>
+                <w:lang w:val="en-US" w:eastAsia="zh-CN"/>
+              </w:rPr>
+            </w:pPr>
+          </w:p>
+        </w:tc>
+      </w:tr>
+      <w:tr>
+        <w:tblPrEx>
+          <w:tblBorders>
+            <w:top w:val="single" w:color="auto" w:sz="4" w:space="0"/>
+            <w:left w:val="single" w:color="auto" w:sz="4" w:space="0"/>
+            <w:bottom w:val="single" w:color="auto" w:sz="4" w:space="0"/>
+            <w:right w:val="single" w:color="auto" w:sz="4" w:space="0"/>
+            <w:insideH w:val="single" w:color="auto" w:sz="4" w:space="0"/>
+            <w:insideV w:val="single" w:color="auto" w:sz="4" w:space="0"/>
+          </w:tblBorders>
+          <w:tblCellMar>
+            <w:top w:w="0" w:type="dxa"/>
+            <w:left w:w="108" w:type="dxa"/>
+            <w:bottom w:w="0" w:type="dxa"/>
+            <w:right w:w="108" w:type="dxa"/>
+          </w:tblCellMar>
+        </w:tblPrEx>
+        <w:tc>
+          <w:tcPr>
+            <w:tcW w:w="2840" w:type="dxa"/>
+          </w:tcPr>
+          <w:p>
+            <w:pPr>
+              <w:spacing w:after="0"/>
+              <w:rPr>
+                <w:rFonts w:hint="default" w:ascii="Times New Roman" w:hAnsi="Times New Roman" w:cs="Times New Roman"/>
+                <w:vertAlign w:val="baseline"/>
+                <w:lang w:val="en-US" w:eastAsia="zh-CN"/>
+              </w:rPr>
+            </w:pPr>
+            <w:r>
+              <w:rPr>
+                <w:rFonts w:hint="eastAsia" w:ascii="Times New Roman" w:hAnsi="Times New Roman" w:cs="Times New Roman"/>
+                <w:vertAlign w:val="baseline"/>
+                <w:lang w:val="en-US" w:eastAsia="zh-CN"/>
+              </w:rPr>
+              <w:t>季晓康</w:t>
+            </w:r>
+          </w:p>
+        </w:tc>
+        <w:tc>
+          <w:tcPr>
+            <w:tcW w:w="2840" w:type="dxa"/>
+          </w:tcPr>
+          <w:p>
+            <w:pPr>
+              <w:spacing w:after="0"/>
+              <w:rPr>
+                <w:rFonts w:hint="eastAsia" w:ascii="Times New Roman" w:hAnsi="Times New Roman" w:cs="Times New Roman"/>
+                <w:vertAlign w:val="baseline"/>
+                <w:lang w:val="en-US" w:eastAsia="zh-CN"/>
+              </w:rPr>
+            </w:pPr>
+            <w:r>
+              <w:rPr>
+                <w:rFonts w:hint="eastAsia" w:ascii="Times New Roman" w:hAnsi="Times New Roman" w:cs="Times New Roman"/>
+                <w:vertAlign w:val="baseline"/>
+                <w:lang w:val="en-US" w:eastAsia="zh-CN"/>
+              </w:rPr>
+              <w:t>322025</w:t>
+            </w:r>
+            <w:bookmarkStart w:id="19" w:name="_GoBack"/>
+            <w:bookmarkEnd w:id="19"/>
+          </w:p>
+        </w:tc>
+        <w:tc>
+          <w:tcPr>
+            <w:tcW w:w="2840" w:type="dxa"/>
+          </w:tcPr>
+          <w:p>
+            <w:pPr>
+              <w:spacing w:after="0"/>
+              <w:rPr>
+                <w:rFonts w:hint="default" w:ascii="Times New Roman" w:hAnsi="Times New Roman" w:cs="Times New Roman"/>
+                <w:vertAlign w:val="baseline"/>
+                <w:lang w:val="en-US" w:eastAsia="zh-CN"/>
+              </w:rPr>
+            </w:pPr>
+          </w:p>
+        </w:tc>
+      </w:tr>
+      <w:tr>
+        <w:tblPrEx>
+          <w:tblBorders>
+            <w:top w:val="single" w:color="auto" w:sz="4" w:space="0"/>
+            <w:left w:val="single" w:color="auto" w:sz="4" w:space="0"/>
+            <w:bottom w:val="single" w:color="auto" w:sz="4" w:space="0"/>
+            <w:right w:val="single" w:color="auto" w:sz="4" w:space="0"/>
+            <w:insideH w:val="single" w:color="auto" w:sz="4" w:space="0"/>
+            <w:insideV w:val="single" w:color="auto" w:sz="4" w:space="0"/>
+          </w:tblBorders>
+          <w:tblCellMar>
+            <w:top w:w="0" w:type="dxa"/>
+            <w:left w:w="108" w:type="dxa"/>
+            <w:bottom w:w="0" w:type="dxa"/>
+            <w:right w:w="108" w:type="dxa"/>
+          </w:tblCellMar>
+        </w:tblPrEx>
+        <w:tc>
+          <w:tcPr>
+            <w:tcW w:w="2840" w:type="dxa"/>
+          </w:tcPr>
+          <w:p>
+            <w:pPr>
+              <w:spacing w:after="0"/>
+              <w:rPr>
+                <w:rFonts w:hint="default" w:ascii="Times New Roman" w:hAnsi="Times New Roman" w:cs="Times New Roman"/>
+                <w:vertAlign w:val="baseline"/>
+                <w:lang w:val="en-US" w:eastAsia="zh-CN"/>
+              </w:rPr>
+            </w:pPr>
+            <w:r>
+              <w:rPr>
+                <w:rFonts w:hint="eastAsia" w:ascii="Times New Roman" w:hAnsi="Times New Roman" w:cs="Times New Roman"/>
+                <w:vertAlign w:val="baseline"/>
+                <w:lang w:val="en-US" w:eastAsia="zh-CN"/>
+              </w:rPr>
+              <w:t>王宇璇</w:t>
+            </w:r>
+          </w:p>
+        </w:tc>
+        <w:tc>
+          <w:tcPr>
+            <w:tcW w:w="2840" w:type="dxa"/>
+          </w:tcPr>
+          <w:p>
+            <w:pPr>
+              <w:spacing w:after="0"/>
+              <w:rPr>
+                <w:rFonts w:hint="eastAsia" w:ascii="Times New Roman" w:hAnsi="Times New Roman" w:cs="Times New Roman"/>
+                <w:vertAlign w:val="baseline"/>
+                <w:lang w:val="en-US" w:eastAsia="zh-CN"/>
+              </w:rPr>
+            </w:pPr>
+            <w:r>
+              <w:rPr>
+                <w:rFonts w:hint="eastAsia" w:ascii="Times New Roman" w:hAnsi="Times New Roman" w:cs="Times New Roman"/>
+                <w:vertAlign w:val="baseline"/>
+                <w:lang w:val="en-US" w:eastAsia="zh-CN"/>
+              </w:rPr>
+              <w:t>3220251292</w:t>
+            </w:r>
+          </w:p>
+        </w:tc>
+        <w:tc>
+          <w:tcPr>
+            <w:tcW w:w="2840" w:type="dxa"/>
+          </w:tcPr>
+          <w:p>
+            <w:pPr>
+              <w:spacing w:after="0"/>
+              <w:rPr>
+                <w:rFonts w:hint="default" w:ascii="Times New Roman" w:hAnsi="Times New Roman" w:cs="Times New Roman"/>
+                <w:vertAlign w:val="baseline"/>
+                <w:lang w:val="en-US" w:eastAsia="zh-CN"/>
+              </w:rPr>
+            </w:pPr>
+          </w:p>
+        </w:tc>
+      </w:tr>
+    </w:tbl>
     <w:p>
       <w:pPr>
         <w:spacing w:after="0"/>
@@ -7469,16 +7825,7 @@
           <w:rFonts w:hint="eastAsia" w:ascii="Times New Roman" w:hAnsi="Times New Roman" w:eastAsia="黑体" w:cs="Times New Roman"/>
           <w:lang w:val="en-US" w:eastAsia="zh-CN"/>
         </w:rPr>
-        <w:t xml:space="preserve">3.5  </w:t>
-      </w:r>
-      <w:bookmarkStart w:id="19" w:name="_GoBack"/>
-      <w:bookmarkEnd w:id="19"/>
-      <w:r>
-        <w:rPr>
-          <w:rFonts w:hint="eastAsia" w:ascii="Times New Roman" w:hAnsi="Times New Roman" w:eastAsia="黑体" w:cs="Times New Roman"/>
-          <w:lang w:val="en-US" w:eastAsia="zh-CN"/>
-        </w:rPr>
-        <w:t>Git提交历史</w:t>
+        <w:t>3.5  Git提交历史</w:t>
       </w:r>
     </w:p>
     <w:p>
@@ -9223,6 +9570,7 @@
     </w:p>
     <w:tbl>
       <w:tblPr>
+        <w:tblStyle w:val="37"/>
         <w:tblW w:w="4998" w:type="pct"/>
         <w:tblCellSpacing w:w="15" w:type="dxa"/>
         <w:tblInd w:w="0" w:type="dxa"/>
@@ -9234,7 +9582,7 @@
           <w:insideH w:val="none" w:color="auto" w:sz="0" w:space="0"/>
           <w:insideV w:val="none" w:color="auto" w:sz="0" w:space="0"/>
         </w:tblBorders>
-        <w:shd w:val="clear"/>
+        <w:shd w:val="clear" w:color="auto" w:fill="auto"/>
         <w:tblLayout w:type="autofit"/>
         <w:tblCellMar>
           <w:top w:w="15" w:type="dxa"/>
@@ -9259,6 +9607,7 @@
             <w:insideH w:val="none" w:color="auto" w:sz="0" w:space="0"/>
             <w:insideV w:val="none" w:color="auto" w:sz="0" w:space="0"/>
           </w:tblBorders>
+          <w:shd w:val="clear" w:color="auto" w:fill="auto"/>
           <w:tblCellMar>
             <w:top w:w="15" w:type="dxa"/>
             <w:left w:w="15" w:type="dxa"/>
@@ -9279,7 +9628,7 @@
               <w:bottom w:val="single" w:color="auto" w:sz="4" w:space="0"/>
               <w:right w:val="single" w:color="auto" w:sz="4" w:space="0"/>
             </w:tcBorders>
-            <w:shd w:val="clear"/>
+            <w:shd w:val="clear" w:color="auto" w:fill="auto"/>
             <w:vAlign w:val="center"/>
           </w:tcPr>
           <w:p>
@@ -9310,7 +9659,7 @@
               <w:bottom w:val="single" w:color="auto" w:sz="4" w:space="0"/>
               <w:right w:val="single" w:color="auto" w:sz="4" w:space="0"/>
             </w:tcBorders>
-            <w:shd w:val="clear"/>
+            <w:shd w:val="clear" w:color="auto" w:fill="auto"/>
             <w:vAlign w:val="center"/>
           </w:tcPr>
           <w:p>
@@ -9341,7 +9690,7 @@
               <w:bottom w:val="single" w:color="auto" w:sz="4" w:space="0"/>
               <w:right w:val="single" w:color="auto" w:sz="4" w:space="0"/>
             </w:tcBorders>
-            <w:shd w:val="clear"/>
+            <w:shd w:val="clear" w:color="auto" w:fill="auto"/>
             <w:vAlign w:val="center"/>
           </w:tcPr>
           <w:p>
@@ -9372,7 +9721,7 @@
               <w:bottom w:val="single" w:color="auto" w:sz="4" w:space="0"/>
               <w:right w:val="single" w:color="auto" w:sz="4" w:space="0"/>
             </w:tcBorders>
-            <w:shd w:val="clear"/>
+            <w:shd w:val="clear" w:color="auto" w:fill="auto"/>
             <w:vAlign w:val="center"/>
           </w:tcPr>
           <w:p>
@@ -9405,7 +9754,7 @@
             <w:insideH w:val="none" w:color="auto" w:sz="0" w:space="0"/>
             <w:insideV w:val="none" w:color="auto" w:sz="0" w:space="0"/>
           </w:tblBorders>
-          <w:shd w:val="clear"/>
+          <w:shd w:val="clear" w:color="auto" w:fill="auto"/>
           <w:tblCellMar>
             <w:top w:w="15" w:type="dxa"/>
             <w:left w:w="15" w:type="dxa"/>
@@ -9425,7 +9774,7 @@
               <w:bottom w:val="single" w:color="auto" w:sz="4" w:space="0"/>
               <w:right w:val="single" w:color="auto" w:sz="4" w:space="0"/>
             </w:tcBorders>
-            <w:shd w:val="clear"/>
+            <w:shd w:val="clear" w:color="auto" w:fill="auto"/>
             <w:vAlign w:val="center"/>
           </w:tcPr>
           <w:p>
@@ -9456,7 +9805,7 @@
               <w:bottom w:val="single" w:color="auto" w:sz="4" w:space="0"/>
               <w:right w:val="single" w:color="auto" w:sz="4" w:space="0"/>
             </w:tcBorders>
-            <w:shd w:val="clear"/>
+            <w:shd w:val="clear" w:color="auto" w:fill="auto"/>
             <w:vAlign w:val="center"/>
           </w:tcPr>
           <w:p>
@@ -9487,7 +9836,7 @@
               <w:bottom w:val="single" w:color="auto" w:sz="4" w:space="0"/>
               <w:right w:val="single" w:color="auto" w:sz="4" w:space="0"/>
             </w:tcBorders>
-            <w:shd w:val="clear"/>
+            <w:shd w:val="clear" w:color="auto" w:fill="auto"/>
             <w:vAlign w:val="center"/>
           </w:tcPr>
           <w:p>
@@ -9518,7 +9867,7 @@
               <w:bottom w:val="single" w:color="auto" w:sz="4" w:space="0"/>
               <w:right w:val="single" w:color="auto" w:sz="4" w:space="0"/>
             </w:tcBorders>
-            <w:shd w:val="clear"/>
+            <w:shd w:val="clear" w:color="auto" w:fill="auto"/>
             <w:vAlign w:val="center"/>
           </w:tcPr>
           <w:p>
@@ -9570,7 +9919,7 @@
               <w:bottom w:val="single" w:color="auto" w:sz="4" w:space="0"/>
               <w:right w:val="single" w:color="auto" w:sz="4" w:space="0"/>
             </w:tcBorders>
-            <w:shd w:val="clear"/>
+            <w:shd w:val="clear" w:color="auto" w:fill="auto"/>
             <w:vAlign w:val="center"/>
           </w:tcPr>
           <w:p>
@@ -9601,7 +9950,7 @@
               <w:bottom w:val="single" w:color="auto" w:sz="4" w:space="0"/>
               <w:right w:val="single" w:color="auto" w:sz="4" w:space="0"/>
             </w:tcBorders>
-            <w:shd w:val="clear"/>
+            <w:shd w:val="clear" w:color="auto" w:fill="auto"/>
             <w:vAlign w:val="center"/>
           </w:tcPr>
           <w:p>
@@ -9632,7 +9981,7 @@
               <w:bottom w:val="single" w:color="auto" w:sz="4" w:space="0"/>
               <w:right w:val="single" w:color="auto" w:sz="4" w:space="0"/>
             </w:tcBorders>
-            <w:shd w:val="clear"/>
+            <w:shd w:val="clear" w:color="auto" w:fill="auto"/>
             <w:vAlign w:val="center"/>
           </w:tcPr>
           <w:p>
@@ -9663,7 +10012,7 @@
               <w:bottom w:val="single" w:color="auto" w:sz="4" w:space="0"/>
               <w:right w:val="single" w:color="auto" w:sz="4" w:space="0"/>
             </w:tcBorders>
-            <w:shd w:val="clear"/>
+            <w:shd w:val="clear" w:color="auto" w:fill="auto"/>
             <w:vAlign w:val="center"/>
           </w:tcPr>
           <w:p>
@@ -9682,1893 +10031,6 @@
                 <w:lang w:val="en-US" w:eastAsia="zh-CN"/>
               </w:rPr>
               <w:t>系统架构图、包图、数据库模型、接口设计草案</w:t>
-            </w:r>
-          </w:p>
-        </w:tc>
-      </w:tr>
-      <w:tr>
-        <w:tblPrEx>
-          <w:tblBorders>
-            <w:top w:val="none" w:color="auto" w:sz="0" w:space="0"/>
-            <w:left w:val="none" w:color="auto" w:sz="0" w:space="0"/>
-            <w:bottom w:val="none" w:color="auto" w:sz="0" w:space="0"/>
-            <w:right w:val="none" w:color="auto" w:sz="0" w:space="0"/>
-            <w:insideH w:val="none" w:color="auto" w:sz="0" w:space="0"/>
-            <w:insideV w:val="none" w:color="auto" w:sz="0" w:space="0"/>
-          </w:tblBorders>
-          <w:shd w:val="clear"/>
-          <w:tblCellMar>
-            <w:top w:w="15" w:type="dxa"/>
-            <w:left w:w="15" w:type="dxa"/>
-            <w:bottom w:w="15" w:type="dxa"/>
-            <w:right w:w="15" w:type="dxa"/>
-          </w:tblCellMar>
-        </w:tblPrEx>
-        <w:trPr>
-          <w:tblCellSpacing w:w="15" w:type="dxa"/>
-        </w:trPr>
-        <w:tc>
-          <w:tcPr>
-            <w:tcW w:w="713" w:type="pct"/>
-            <w:tcBorders>
-              <w:top w:val="single" w:color="auto" w:sz="4" w:space="0"/>
-              <w:left w:val="single" w:color="auto" w:sz="4" w:space="0"/>
-              <w:bottom w:val="single" w:color="auto" w:sz="4" w:space="0"/>
-              <w:right w:val="single" w:color="auto" w:sz="4" w:space="0"/>
-            </w:tcBorders>
-            <w:shd w:val="clear"/>
-            <w:vAlign w:val="center"/>
-          </w:tcPr>
-          <w:p>
-            <w:pPr>
-              <w:spacing w:after="0"/>
-              <w:rPr>
-                <w:rFonts w:ascii="Times New Roman" w:hAnsi="Times New Roman" w:cs="Times New Roman"/>
-                <w:sz w:val="20"/>
-                <w:lang w:eastAsia="zh-CN"/>
-              </w:rPr>
-            </w:pPr>
-            <w:r>
-              <w:rPr>
-                <w:rFonts w:ascii="Times New Roman" w:hAnsi="Times New Roman" w:cs="Times New Roman"/>
-                <w:sz w:val="20"/>
-                <w:lang w:val="en-US" w:eastAsia="zh-CN"/>
-              </w:rPr>
-              <w:t>核心开发阶段</w:t>
-            </w:r>
-          </w:p>
-        </w:tc>
-        <w:tc>
-          <w:tcPr>
-            <w:tcW w:w="411" w:type="pct"/>
-            <w:tcBorders>
-              <w:top w:val="single" w:color="auto" w:sz="4" w:space="0"/>
-              <w:left w:val="single" w:color="auto" w:sz="4" w:space="0"/>
-              <w:bottom w:val="single" w:color="auto" w:sz="4" w:space="0"/>
-              <w:right w:val="single" w:color="auto" w:sz="4" w:space="0"/>
-            </w:tcBorders>
-            <w:shd w:val="clear"/>
-            <w:vAlign w:val="center"/>
-          </w:tcPr>
-          <w:p>
-            <w:pPr>
-              <w:spacing w:after="0"/>
-              <w:rPr>
-                <w:rFonts w:ascii="Times New Roman" w:hAnsi="Times New Roman" w:cs="Times New Roman"/>
-                <w:sz w:val="20"/>
-                <w:lang w:eastAsia="zh-CN"/>
-              </w:rPr>
-            </w:pPr>
-            <w:r>
-              <w:rPr>
-                <w:rFonts w:ascii="Times New Roman" w:hAnsi="Times New Roman" w:cs="Times New Roman"/>
-                <w:sz w:val="20"/>
-                <w:lang w:val="en-US" w:eastAsia="zh-CN"/>
-              </w:rPr>
-              <w:t>6.04-6.13</w:t>
-            </w:r>
-          </w:p>
-        </w:tc>
-        <w:tc>
-          <w:tcPr>
-            <w:tcW w:w="1941" w:type="pct"/>
-            <w:tcBorders>
-              <w:top w:val="single" w:color="auto" w:sz="4" w:space="0"/>
-              <w:left w:val="single" w:color="auto" w:sz="4" w:space="0"/>
-              <w:bottom w:val="single" w:color="auto" w:sz="4" w:space="0"/>
-              <w:right w:val="single" w:color="auto" w:sz="4" w:space="0"/>
-            </w:tcBorders>
-            <w:shd w:val="clear"/>
-            <w:vAlign w:val="center"/>
-          </w:tcPr>
-          <w:p>
-            <w:pPr>
-              <w:spacing w:after="0"/>
-              <w:rPr>
-                <w:rFonts w:ascii="Times New Roman" w:hAnsi="Times New Roman" w:cs="Times New Roman"/>
-                <w:sz w:val="20"/>
-                <w:lang w:eastAsia="zh-CN"/>
-              </w:rPr>
-            </w:pPr>
-            <w:r>
-              <w:rPr>
-                <w:rFonts w:ascii="Times New Roman" w:hAnsi="Times New Roman" w:cs="Times New Roman"/>
-                <w:sz w:val="20"/>
-                <w:lang w:val="en-US" w:eastAsia="zh-CN"/>
-              </w:rPr>
-              <w:t>实现 AI 工作台、内容运营、知识库、学员和院校基础功能</w:t>
-            </w:r>
-          </w:p>
-        </w:tc>
-        <w:tc>
-          <w:tcPr>
-            <w:tcW w:w="1844" w:type="pct"/>
-            <w:tcBorders>
-              <w:top w:val="single" w:color="auto" w:sz="4" w:space="0"/>
-              <w:left w:val="single" w:color="auto" w:sz="4" w:space="0"/>
-              <w:bottom w:val="single" w:color="auto" w:sz="4" w:space="0"/>
-              <w:right w:val="single" w:color="auto" w:sz="4" w:space="0"/>
-            </w:tcBorders>
-            <w:shd w:val="clear"/>
-            <w:vAlign w:val="center"/>
-          </w:tcPr>
-          <w:p>
-            <w:pPr>
-              <w:spacing w:after="0"/>
-              <w:rPr>
-                <w:rFonts w:ascii="Times New Roman" w:hAnsi="Times New Roman" w:cs="Times New Roman"/>
-                <w:sz w:val="20"/>
-                <w:lang w:eastAsia="zh-CN"/>
-              </w:rPr>
-            </w:pPr>
-            <w:r>
-              <w:rPr>
-                <w:rFonts w:ascii="Times New Roman" w:hAnsi="Times New Roman" w:cs="Times New Roman"/>
-                <w:sz w:val="20"/>
-                <w:lang w:val="en-US" w:eastAsia="zh-CN"/>
-              </w:rPr>
-              <w:t>Spring Boot 多模块后端、Vue Web 前端、MySQL 数据表</w:t>
-            </w:r>
-          </w:p>
-        </w:tc>
-      </w:tr>
-      <w:tr>
-        <w:tblPrEx>
-          <w:tblBorders>
-            <w:top w:val="none" w:color="auto" w:sz="0" w:space="0"/>
-            <w:left w:val="none" w:color="auto" w:sz="0" w:space="0"/>
-            <w:bottom w:val="none" w:color="auto" w:sz="0" w:space="0"/>
-            <w:right w:val="none" w:color="auto" w:sz="0" w:space="0"/>
-            <w:insideH w:val="none" w:color="auto" w:sz="0" w:space="0"/>
-            <w:insideV w:val="none" w:color="auto" w:sz="0" w:space="0"/>
-          </w:tblBorders>
-          <w:shd w:val="clear"/>
-          <w:tblCellMar>
-            <w:top w:w="15" w:type="dxa"/>
-            <w:left w:w="15" w:type="dxa"/>
-            <w:bottom w:w="15" w:type="dxa"/>
-            <w:right w:w="15" w:type="dxa"/>
-          </w:tblCellMar>
-        </w:tblPrEx>
-        <w:trPr>
-          <w:tblCellSpacing w:w="15" w:type="dxa"/>
-        </w:trPr>
-        <w:tc>
-          <w:tcPr>
-            <w:tcW w:w="713" w:type="pct"/>
-            <w:tcBorders>
-              <w:top w:val="single" w:color="auto" w:sz="4" w:space="0"/>
-              <w:left w:val="single" w:color="auto" w:sz="4" w:space="0"/>
-              <w:bottom w:val="single" w:color="auto" w:sz="4" w:space="0"/>
-              <w:right w:val="single" w:color="auto" w:sz="4" w:space="0"/>
-            </w:tcBorders>
-            <w:shd w:val="clear"/>
-            <w:vAlign w:val="center"/>
-          </w:tcPr>
-          <w:p>
-            <w:pPr>
-              <w:spacing w:after="0"/>
-              <w:rPr>
-                <w:rFonts w:ascii="Times New Roman" w:hAnsi="Times New Roman" w:cs="Times New Roman"/>
-                <w:sz w:val="20"/>
-                <w:lang w:eastAsia="zh-CN"/>
-              </w:rPr>
-            </w:pPr>
-            <w:r>
-              <w:rPr>
-                <w:rFonts w:ascii="Times New Roman" w:hAnsi="Times New Roman" w:cs="Times New Roman"/>
-                <w:sz w:val="20"/>
-                <w:lang w:val="en-US" w:eastAsia="zh-CN"/>
-              </w:rPr>
-              <w:t>智能体与外部能力集成阶段</w:t>
-            </w:r>
-          </w:p>
-        </w:tc>
-        <w:tc>
-          <w:tcPr>
-            <w:tcW w:w="411" w:type="pct"/>
-            <w:tcBorders>
-              <w:top w:val="single" w:color="auto" w:sz="4" w:space="0"/>
-              <w:left w:val="single" w:color="auto" w:sz="4" w:space="0"/>
-              <w:bottom w:val="single" w:color="auto" w:sz="4" w:space="0"/>
-              <w:right w:val="single" w:color="auto" w:sz="4" w:space="0"/>
-            </w:tcBorders>
-            <w:shd w:val="clear"/>
-            <w:vAlign w:val="center"/>
-          </w:tcPr>
-          <w:p>
-            <w:pPr>
-              <w:spacing w:after="0"/>
-              <w:rPr>
-                <w:rFonts w:ascii="Times New Roman" w:hAnsi="Times New Roman" w:cs="Times New Roman"/>
-                <w:sz w:val="20"/>
-                <w:lang w:eastAsia="zh-CN"/>
-              </w:rPr>
-            </w:pPr>
-            <w:r>
-              <w:rPr>
-                <w:rFonts w:ascii="Times New Roman" w:hAnsi="Times New Roman" w:cs="Times New Roman"/>
-                <w:sz w:val="20"/>
-                <w:lang w:val="en-US" w:eastAsia="zh-CN"/>
-              </w:rPr>
-              <w:t>6.14-6.18</w:t>
-            </w:r>
-          </w:p>
-        </w:tc>
-        <w:tc>
-          <w:tcPr>
-            <w:tcW w:w="1941" w:type="pct"/>
-            <w:tcBorders>
-              <w:top w:val="single" w:color="auto" w:sz="4" w:space="0"/>
-              <w:left w:val="single" w:color="auto" w:sz="4" w:space="0"/>
-              <w:bottom w:val="single" w:color="auto" w:sz="4" w:space="0"/>
-              <w:right w:val="single" w:color="auto" w:sz="4" w:space="0"/>
-            </w:tcBorders>
-            <w:shd w:val="clear"/>
-            <w:vAlign w:val="center"/>
-          </w:tcPr>
-          <w:p>
-            <w:pPr>
-              <w:spacing w:after="0"/>
-              <w:rPr>
-                <w:rFonts w:ascii="Times New Roman" w:hAnsi="Times New Roman" w:cs="Times New Roman"/>
-                <w:sz w:val="20"/>
-                <w:lang w:eastAsia="zh-CN"/>
-              </w:rPr>
-            </w:pPr>
-            <w:r>
-              <w:rPr>
-                <w:rFonts w:ascii="Times New Roman" w:hAnsi="Times New Roman" w:cs="Times New Roman"/>
-                <w:sz w:val="20"/>
-                <w:lang w:val="en-US" w:eastAsia="zh-CN"/>
-              </w:rPr>
-              <w:t>接入 DeepSeek API、飞书 CLI、Weaviate、向量检索和工具调用链路</w:t>
-            </w:r>
-          </w:p>
-        </w:tc>
-        <w:tc>
-          <w:tcPr>
-            <w:tcW w:w="1844" w:type="pct"/>
-            <w:tcBorders>
-              <w:top w:val="single" w:color="auto" w:sz="4" w:space="0"/>
-              <w:left w:val="single" w:color="auto" w:sz="4" w:space="0"/>
-              <w:bottom w:val="single" w:color="auto" w:sz="4" w:space="0"/>
-              <w:right w:val="single" w:color="auto" w:sz="4" w:space="0"/>
-            </w:tcBorders>
-            <w:shd w:val="clear"/>
-            <w:vAlign w:val="center"/>
-          </w:tcPr>
-          <w:p>
-            <w:pPr>
-              <w:spacing w:after="0"/>
-              <w:rPr>
-                <w:rFonts w:ascii="Times New Roman" w:hAnsi="Times New Roman" w:cs="Times New Roman"/>
-                <w:sz w:val="20"/>
-                <w:lang w:eastAsia="zh-CN"/>
-              </w:rPr>
-            </w:pPr>
-            <w:r>
-              <w:rPr>
-                <w:rFonts w:ascii="Times New Roman" w:hAnsi="Times New Roman" w:cs="Times New Roman"/>
-                <w:sz w:val="20"/>
-                <w:lang w:val="en-US" w:eastAsia="zh-CN"/>
-              </w:rPr>
-              <w:t>LLMClient、AgentRouter、飞书同步、向量数据库检索</w:t>
-            </w:r>
-          </w:p>
-        </w:tc>
-      </w:tr>
-      <w:tr>
-        <w:tblPrEx>
-          <w:tblBorders>
-            <w:top w:val="none" w:color="auto" w:sz="0" w:space="0"/>
-            <w:left w:val="none" w:color="auto" w:sz="0" w:space="0"/>
-            <w:bottom w:val="none" w:color="auto" w:sz="0" w:space="0"/>
-            <w:right w:val="none" w:color="auto" w:sz="0" w:space="0"/>
-            <w:insideH w:val="none" w:color="auto" w:sz="0" w:space="0"/>
-            <w:insideV w:val="none" w:color="auto" w:sz="0" w:space="0"/>
-          </w:tblBorders>
-          <w:shd w:val="clear"/>
-          <w:tblCellMar>
-            <w:top w:w="15" w:type="dxa"/>
-            <w:left w:w="15" w:type="dxa"/>
-            <w:bottom w:w="15" w:type="dxa"/>
-            <w:right w:w="15" w:type="dxa"/>
-          </w:tblCellMar>
-        </w:tblPrEx>
-        <w:trPr>
-          <w:tblCellSpacing w:w="15" w:type="dxa"/>
-        </w:trPr>
-        <w:tc>
-          <w:tcPr>
-            <w:tcW w:w="713" w:type="pct"/>
-            <w:tcBorders>
-              <w:top w:val="single" w:color="auto" w:sz="4" w:space="0"/>
-              <w:left w:val="single" w:color="auto" w:sz="4" w:space="0"/>
-              <w:bottom w:val="single" w:color="auto" w:sz="4" w:space="0"/>
-              <w:right w:val="single" w:color="auto" w:sz="4" w:space="0"/>
-            </w:tcBorders>
-            <w:shd w:val="clear"/>
-            <w:vAlign w:val="center"/>
-          </w:tcPr>
-          <w:p>
-            <w:pPr>
-              <w:spacing w:after="0"/>
-              <w:rPr>
-                <w:rFonts w:ascii="Times New Roman" w:hAnsi="Times New Roman" w:cs="Times New Roman"/>
-                <w:sz w:val="20"/>
-                <w:lang w:eastAsia="zh-CN"/>
-              </w:rPr>
-            </w:pPr>
-            <w:r>
-              <w:rPr>
-                <w:rFonts w:ascii="Times New Roman" w:hAnsi="Times New Roman" w:cs="Times New Roman"/>
-                <w:sz w:val="20"/>
-                <w:lang w:val="en-US" w:eastAsia="zh-CN"/>
-              </w:rPr>
-              <w:t>多端与权限完善阶段</w:t>
-            </w:r>
-          </w:p>
-        </w:tc>
-        <w:tc>
-          <w:tcPr>
-            <w:tcW w:w="411" w:type="pct"/>
-            <w:tcBorders>
-              <w:top w:val="single" w:color="auto" w:sz="4" w:space="0"/>
-              <w:left w:val="single" w:color="auto" w:sz="4" w:space="0"/>
-              <w:bottom w:val="single" w:color="auto" w:sz="4" w:space="0"/>
-              <w:right w:val="single" w:color="auto" w:sz="4" w:space="0"/>
-            </w:tcBorders>
-            <w:shd w:val="clear"/>
-            <w:vAlign w:val="center"/>
-          </w:tcPr>
-          <w:p>
-            <w:pPr>
-              <w:spacing w:after="0"/>
-              <w:rPr>
-                <w:rFonts w:ascii="Times New Roman" w:hAnsi="Times New Roman" w:cs="Times New Roman"/>
-                <w:sz w:val="20"/>
-                <w:lang w:eastAsia="zh-CN"/>
-              </w:rPr>
-            </w:pPr>
-            <w:r>
-              <w:rPr>
-                <w:rFonts w:ascii="Times New Roman" w:hAnsi="Times New Roman" w:cs="Times New Roman"/>
-                <w:sz w:val="20"/>
-                <w:lang w:val="en-US" w:eastAsia="zh-CN"/>
-              </w:rPr>
-              <w:t>6.18-6.19</w:t>
-            </w:r>
-          </w:p>
-        </w:tc>
-        <w:tc>
-          <w:tcPr>
-            <w:tcW w:w="1941" w:type="pct"/>
-            <w:tcBorders>
-              <w:top w:val="single" w:color="auto" w:sz="4" w:space="0"/>
-              <w:left w:val="single" w:color="auto" w:sz="4" w:space="0"/>
-              <w:bottom w:val="single" w:color="auto" w:sz="4" w:space="0"/>
-              <w:right w:val="single" w:color="auto" w:sz="4" w:space="0"/>
-            </w:tcBorders>
-            <w:shd w:val="clear"/>
-            <w:vAlign w:val="center"/>
-          </w:tcPr>
-          <w:p>
-            <w:pPr>
-              <w:spacing w:after="0"/>
-              <w:rPr>
-                <w:rFonts w:ascii="Times New Roman" w:hAnsi="Times New Roman" w:cs="Times New Roman"/>
-                <w:sz w:val="20"/>
-                <w:lang w:eastAsia="zh-CN"/>
-              </w:rPr>
-            </w:pPr>
-            <w:r>
-              <w:rPr>
-                <w:rFonts w:ascii="Times New Roman" w:hAnsi="Times New Roman" w:cs="Times New Roman"/>
-                <w:sz w:val="20"/>
-                <w:lang w:val="en-US" w:eastAsia="zh-CN"/>
-              </w:rPr>
-              <w:t>增加 RBAC 权限、桌面客户端、Android 移动端和防呆交互</w:t>
-            </w:r>
-          </w:p>
-        </w:tc>
-        <w:tc>
-          <w:tcPr>
-            <w:tcW w:w="1844" w:type="pct"/>
-            <w:tcBorders>
-              <w:top w:val="single" w:color="auto" w:sz="4" w:space="0"/>
-              <w:left w:val="single" w:color="auto" w:sz="4" w:space="0"/>
-              <w:bottom w:val="single" w:color="auto" w:sz="4" w:space="0"/>
-              <w:right w:val="single" w:color="auto" w:sz="4" w:space="0"/>
-            </w:tcBorders>
-            <w:shd w:val="clear"/>
-            <w:vAlign w:val="center"/>
-          </w:tcPr>
-          <w:p>
-            <w:pPr>
-              <w:spacing w:after="0"/>
-              <w:rPr>
-                <w:rFonts w:ascii="Times New Roman" w:hAnsi="Times New Roman" w:cs="Times New Roman"/>
-                <w:sz w:val="20"/>
-                <w:lang w:eastAsia="zh-CN"/>
-              </w:rPr>
-            </w:pPr>
-            <w:r>
-              <w:rPr>
-                <w:rFonts w:ascii="Times New Roman" w:hAnsi="Times New Roman" w:cs="Times New Roman"/>
-                <w:sz w:val="20"/>
-                <w:lang w:val="en-US" w:eastAsia="zh-CN"/>
-              </w:rPr>
-              <w:t>用户角色权限表、桌面端、移动端 APK、接口文档</w:t>
-            </w:r>
-          </w:p>
-        </w:tc>
-      </w:tr>
-      <w:tr>
-        <w:tblPrEx>
-          <w:tblBorders>
-            <w:top w:val="none" w:color="auto" w:sz="0" w:space="0"/>
-            <w:left w:val="none" w:color="auto" w:sz="0" w:space="0"/>
-            <w:bottom w:val="none" w:color="auto" w:sz="0" w:space="0"/>
-            <w:right w:val="none" w:color="auto" w:sz="0" w:space="0"/>
-            <w:insideH w:val="none" w:color="auto" w:sz="0" w:space="0"/>
-            <w:insideV w:val="none" w:color="auto" w:sz="0" w:space="0"/>
-          </w:tblBorders>
-          <w:shd w:val="clear"/>
-          <w:tblCellMar>
-            <w:top w:w="15" w:type="dxa"/>
-            <w:left w:w="15" w:type="dxa"/>
-            <w:bottom w:w="15" w:type="dxa"/>
-            <w:right w:w="15" w:type="dxa"/>
-          </w:tblCellMar>
-        </w:tblPrEx>
-        <w:trPr>
-          <w:tblCellSpacing w:w="15" w:type="dxa"/>
-        </w:trPr>
-        <w:tc>
-          <w:tcPr>
-            <w:tcW w:w="713" w:type="pct"/>
-            <w:tcBorders>
-              <w:top w:val="single" w:color="auto" w:sz="4" w:space="0"/>
-              <w:left w:val="single" w:color="auto" w:sz="4" w:space="0"/>
-              <w:bottom w:val="single" w:color="auto" w:sz="4" w:space="0"/>
-              <w:right w:val="single" w:color="auto" w:sz="4" w:space="0"/>
-            </w:tcBorders>
-            <w:shd w:val="clear"/>
-            <w:vAlign w:val="center"/>
-          </w:tcPr>
-          <w:p>
-            <w:pPr>
-              <w:spacing w:after="0"/>
-              <w:rPr>
-                <w:rFonts w:ascii="Times New Roman" w:hAnsi="Times New Roman" w:cs="Times New Roman"/>
-                <w:sz w:val="20"/>
-                <w:lang w:eastAsia="zh-CN"/>
-              </w:rPr>
-            </w:pPr>
-            <w:r>
-              <w:rPr>
-                <w:rFonts w:ascii="Times New Roman" w:hAnsi="Times New Roman" w:cs="Times New Roman"/>
-                <w:sz w:val="20"/>
-                <w:lang w:val="en-US" w:eastAsia="zh-CN"/>
-              </w:rPr>
-              <w:t>收尾与文档阶段</w:t>
-            </w:r>
-          </w:p>
-        </w:tc>
-        <w:tc>
-          <w:tcPr>
-            <w:tcW w:w="411" w:type="pct"/>
-            <w:tcBorders>
-              <w:top w:val="single" w:color="auto" w:sz="4" w:space="0"/>
-              <w:left w:val="single" w:color="auto" w:sz="4" w:space="0"/>
-              <w:bottom w:val="single" w:color="auto" w:sz="4" w:space="0"/>
-              <w:right w:val="single" w:color="auto" w:sz="4" w:space="0"/>
-            </w:tcBorders>
-            <w:shd w:val="clear"/>
-            <w:vAlign w:val="center"/>
-          </w:tcPr>
-          <w:p>
-            <w:pPr>
-              <w:spacing w:after="0"/>
-              <w:rPr>
-                <w:rFonts w:ascii="Times New Roman" w:hAnsi="Times New Roman" w:cs="Times New Roman"/>
-                <w:sz w:val="20"/>
-                <w:lang w:eastAsia="zh-CN"/>
-              </w:rPr>
-            </w:pPr>
-            <w:r>
-              <w:rPr>
-                <w:rFonts w:ascii="Times New Roman" w:hAnsi="Times New Roman" w:cs="Times New Roman"/>
-                <w:sz w:val="20"/>
-                <w:lang w:val="en-US" w:eastAsia="zh-CN"/>
-              </w:rPr>
-              <w:t>6.20</w:t>
-            </w:r>
-          </w:p>
-        </w:tc>
-        <w:tc>
-          <w:tcPr>
-            <w:tcW w:w="1941" w:type="pct"/>
-            <w:tcBorders>
-              <w:top w:val="single" w:color="auto" w:sz="4" w:space="0"/>
-              <w:left w:val="single" w:color="auto" w:sz="4" w:space="0"/>
-              <w:bottom w:val="single" w:color="auto" w:sz="4" w:space="0"/>
-              <w:right w:val="single" w:color="auto" w:sz="4" w:space="0"/>
-            </w:tcBorders>
-            <w:shd w:val="clear"/>
-            <w:vAlign w:val="center"/>
-          </w:tcPr>
-          <w:p>
-            <w:pPr>
-              <w:spacing w:after="0"/>
-              <w:rPr>
-                <w:rFonts w:ascii="Times New Roman" w:hAnsi="Times New Roman" w:cs="Times New Roman"/>
-                <w:sz w:val="20"/>
-                <w:lang w:eastAsia="zh-CN"/>
-              </w:rPr>
-            </w:pPr>
-            <w:r>
-              <w:rPr>
-                <w:rFonts w:ascii="Times New Roman" w:hAnsi="Times New Roman" w:cs="Times New Roman"/>
-                <w:sz w:val="20"/>
-                <w:lang w:val="en-US" w:eastAsia="zh-CN"/>
-              </w:rPr>
-              <w:t>补充小红书 SOP Skill、运行截图、系统文档与提交材料</w:t>
-            </w:r>
-          </w:p>
-        </w:tc>
-        <w:tc>
-          <w:tcPr>
-            <w:tcW w:w="1844" w:type="pct"/>
-            <w:tcBorders>
-              <w:top w:val="single" w:color="auto" w:sz="4" w:space="0"/>
-              <w:left w:val="single" w:color="auto" w:sz="4" w:space="0"/>
-              <w:bottom w:val="single" w:color="auto" w:sz="4" w:space="0"/>
-              <w:right w:val="single" w:color="auto" w:sz="4" w:space="0"/>
-            </w:tcBorders>
-            <w:shd w:val="clear"/>
-            <w:vAlign w:val="center"/>
-          </w:tcPr>
-          <w:p>
-            <w:pPr>
-              <w:spacing w:after="0"/>
-              <w:rPr>
-                <w:rFonts w:ascii="Times New Roman" w:hAnsi="Times New Roman" w:cs="Times New Roman"/>
-                <w:sz w:val="20"/>
-                <w:lang w:eastAsia="zh-CN"/>
-              </w:rPr>
-            </w:pPr>
-            <w:r>
-              <w:rPr>
-                <w:rFonts w:ascii="Times New Roman" w:hAnsi="Times New Roman" w:cs="Times New Roman"/>
-                <w:sz w:val="20"/>
-                <w:lang w:val="en-US" w:eastAsia="zh-CN"/>
-              </w:rPr>
-              <w:t>系统需求文档、系统设计文档、项目管理文档、README</w:t>
-            </w:r>
-          </w:p>
-        </w:tc>
-      </w:tr>
-    </w:tbl>
-    <w:p>
-      <w:pPr>
-        <w:pStyle w:val="4"/>
-        <w:spacing w:before="0"/>
-        <w:rPr>
-          <w:rFonts w:ascii="Times New Roman" w:hAnsi="Times New Roman" w:eastAsia="黑体" w:cs="Times New Roman"/>
-          <w:lang w:eastAsia="zh-CN"/>
-        </w:rPr>
-      </w:pPr>
-      <w:r>
-        <w:rPr>
-          <w:rFonts w:ascii="Times New Roman" w:hAnsi="Times New Roman" w:eastAsia="黑体" w:cs="Times New Roman"/>
-          <w:lang w:eastAsia="zh-CN"/>
-        </w:rPr>
-        <w:t>4.2 详细任务分解（WBS）</w:t>
-      </w:r>
-    </w:p>
-    <w:p>
-      <w:pPr>
-        <w:ind w:firstLine="720" w:firstLineChars="0"/>
-        <w:rPr>
-          <w:rFonts w:ascii="Times New Roman" w:hAnsi="Times New Roman" w:cs="Times New Roman"/>
-          <w:lang w:eastAsia="zh-CN"/>
-        </w:rPr>
-      </w:pPr>
-      <w:r>
-        <w:rPr>
-          <w:rFonts w:ascii="Times New Roman" w:hAnsi="Times New Roman" w:cs="Times New Roman"/>
-          <w:lang w:eastAsia="zh-CN"/>
-        </w:rPr>
-        <w:t>项目任务按照业务模块、技术支撑和交付文档进行分解。后端采用 Maven 多模块组织，前端和移动端通过统一 REST/SSE 接口复用后端能力，避免各客户端重复实现业务逻辑。</w:t>
-      </w:r>
-    </w:p>
-    <w:tbl>
-      <w:tblPr>
-        <w:tblW w:w="0" w:type="auto"/>
-        <w:tblCellSpacing w:w="15" w:type="dxa"/>
-        <w:tblInd w:w="0" w:type="dxa"/>
-        <w:tblBorders>
-          <w:top w:val="none" w:color="auto" w:sz="0" w:space="0"/>
-          <w:left w:val="none" w:color="auto" w:sz="0" w:space="0"/>
-          <w:bottom w:val="none" w:color="auto" w:sz="0" w:space="0"/>
-          <w:right w:val="none" w:color="auto" w:sz="0" w:space="0"/>
-          <w:insideH w:val="none" w:color="auto" w:sz="0" w:space="0"/>
-          <w:insideV w:val="none" w:color="auto" w:sz="0" w:space="0"/>
-        </w:tblBorders>
-        <w:shd w:val="clear"/>
-        <w:tblLayout w:type="autofit"/>
-        <w:tblCellMar>
-          <w:top w:w="15" w:type="dxa"/>
-          <w:left w:w="15" w:type="dxa"/>
-          <w:bottom w:w="15" w:type="dxa"/>
-          <w:right w:w="15" w:type="dxa"/>
-        </w:tblCellMar>
-      </w:tblPr>
-      <w:tblGrid>
-        <w:gridCol w:w="802"/>
-        <w:gridCol w:w="1227"/>
-        <w:gridCol w:w="4649"/>
-        <w:gridCol w:w="1075"/>
-        <w:gridCol w:w="673"/>
-      </w:tblGrid>
-      <w:tr>
-        <w:tblPrEx>
-          <w:tblBorders>
-            <w:top w:val="none" w:color="auto" w:sz="0" w:space="0"/>
-            <w:left w:val="none" w:color="auto" w:sz="0" w:space="0"/>
-            <w:bottom w:val="none" w:color="auto" w:sz="0" w:space="0"/>
-            <w:right w:val="none" w:color="auto" w:sz="0" w:space="0"/>
-            <w:insideH w:val="none" w:color="auto" w:sz="0" w:space="0"/>
-            <w:insideV w:val="none" w:color="auto" w:sz="0" w:space="0"/>
-          </w:tblBorders>
-          <w:shd w:val="clear"/>
-          <w:tblCellMar>
-            <w:top w:w="15" w:type="dxa"/>
-            <w:left w:w="15" w:type="dxa"/>
-            <w:bottom w:w="15" w:type="dxa"/>
-            <w:right w:w="15" w:type="dxa"/>
-          </w:tblCellMar>
-        </w:tblPrEx>
-        <w:trPr>
-          <w:tblHeader/>
-          <w:tblCellSpacing w:w="15" w:type="dxa"/>
-        </w:trPr>
-        <w:tc>
-          <w:tcPr>
-            <w:tcW w:w="0" w:type="auto"/>
-            <w:tcBorders>
-              <w:top w:val="single" w:color="auto" w:sz="4" w:space="0"/>
-              <w:left w:val="single" w:color="auto" w:sz="0" w:space="0"/>
-              <w:bottom w:val="single" w:color="auto" w:sz="4" w:space="0"/>
-              <w:right w:val="single" w:color="auto" w:sz="4" w:space="0"/>
-            </w:tcBorders>
-            <w:shd w:val="clear"/>
-            <w:vAlign w:val="center"/>
-          </w:tcPr>
-          <w:p>
-            <w:pPr>
-              <w:spacing w:after="0"/>
-              <w:rPr>
-                <w:rFonts w:ascii="Times New Roman" w:hAnsi="Times New Roman" w:cs="Times New Roman"/>
-                <w:sz w:val="20"/>
-                <w:lang w:val="en-US" w:eastAsia="zh-CN"/>
-              </w:rPr>
-            </w:pPr>
-            <w:r>
-              <w:rPr>
-                <w:rFonts w:ascii="Times New Roman" w:hAnsi="Times New Roman" w:cs="Times New Roman"/>
-                <w:sz w:val="20"/>
-                <w:lang w:val="en-US" w:eastAsia="zh-CN"/>
-              </w:rPr>
-              <w:t>WBS 编号</w:t>
-            </w:r>
-          </w:p>
-        </w:tc>
-        <w:tc>
-          <w:tcPr>
-            <w:tcW w:w="0" w:type="auto"/>
-            <w:tcBorders>
-              <w:top w:val="single" w:color="auto" w:sz="4" w:space="0"/>
-              <w:left w:val="single" w:color="auto" w:sz="4" w:space="0"/>
-              <w:bottom w:val="single" w:color="auto" w:sz="4" w:space="0"/>
-              <w:right w:val="single" w:color="auto" w:sz="4" w:space="0"/>
-            </w:tcBorders>
-            <w:shd w:val="clear"/>
-            <w:vAlign w:val="center"/>
-          </w:tcPr>
-          <w:p>
-            <w:pPr>
-              <w:spacing w:after="0"/>
-              <w:rPr>
-                <w:rFonts w:ascii="Times New Roman" w:hAnsi="Times New Roman" w:cs="Times New Roman"/>
-                <w:sz w:val="20"/>
-                <w:lang w:val="en-US" w:eastAsia="zh-CN"/>
-              </w:rPr>
-            </w:pPr>
-            <w:r>
-              <w:rPr>
-                <w:rFonts w:ascii="Times New Roman" w:hAnsi="Times New Roman" w:cs="Times New Roman"/>
-                <w:sz w:val="20"/>
-                <w:lang w:val="en-US" w:eastAsia="zh-CN"/>
-              </w:rPr>
-              <w:t>任务名称</w:t>
-            </w:r>
-          </w:p>
-        </w:tc>
-        <w:tc>
-          <w:tcPr>
-            <w:tcW w:w="0" w:type="auto"/>
-            <w:tcBorders>
-              <w:top w:val="single" w:color="auto" w:sz="4" w:space="0"/>
-              <w:left w:val="single" w:color="auto" w:sz="4" w:space="0"/>
-              <w:bottom w:val="single" w:color="auto" w:sz="4" w:space="0"/>
-              <w:right w:val="single" w:color="auto" w:sz="4" w:space="0"/>
-            </w:tcBorders>
-            <w:shd w:val="clear"/>
-            <w:vAlign w:val="center"/>
-          </w:tcPr>
-          <w:p>
-            <w:pPr>
-              <w:spacing w:after="0"/>
-              <w:rPr>
-                <w:rFonts w:ascii="Times New Roman" w:hAnsi="Times New Roman" w:cs="Times New Roman"/>
-                <w:sz w:val="20"/>
-                <w:lang w:val="en-US" w:eastAsia="zh-CN"/>
-              </w:rPr>
-            </w:pPr>
-            <w:r>
-              <w:rPr>
-                <w:rFonts w:ascii="Times New Roman" w:hAnsi="Times New Roman" w:cs="Times New Roman"/>
-                <w:sz w:val="20"/>
-                <w:lang w:val="en-US" w:eastAsia="zh-CN"/>
-              </w:rPr>
-              <w:t>任务内容</w:t>
-            </w:r>
-          </w:p>
-        </w:tc>
-        <w:tc>
-          <w:tcPr>
-            <w:tcW w:w="0" w:type="auto"/>
-            <w:tcBorders>
-              <w:top w:val="single" w:color="auto" w:sz="4" w:space="0"/>
-              <w:left w:val="single" w:color="auto" w:sz="4" w:space="0"/>
-              <w:bottom w:val="single" w:color="auto" w:sz="4" w:space="0"/>
-              <w:right w:val="single" w:color="auto" w:sz="4" w:space="0"/>
-            </w:tcBorders>
-            <w:shd w:val="clear"/>
-            <w:vAlign w:val="center"/>
-          </w:tcPr>
-          <w:p>
-            <w:pPr>
-              <w:spacing w:after="0"/>
-              <w:rPr>
-                <w:rFonts w:ascii="Times New Roman" w:hAnsi="Times New Roman" w:cs="Times New Roman"/>
-                <w:sz w:val="20"/>
-                <w:lang w:val="en-US" w:eastAsia="zh-CN"/>
-              </w:rPr>
-            </w:pPr>
-            <w:r>
-              <w:rPr>
-                <w:rFonts w:ascii="Times New Roman" w:hAnsi="Times New Roman" w:cs="Times New Roman"/>
-                <w:sz w:val="20"/>
-                <w:lang w:val="en-US" w:eastAsia="zh-CN"/>
-              </w:rPr>
-              <w:t>负责人/角色</w:t>
-            </w:r>
-          </w:p>
-        </w:tc>
-        <w:tc>
-          <w:tcPr>
-            <w:tcW w:w="0" w:type="auto"/>
-            <w:tcBorders>
-              <w:top w:val="single" w:color="auto" w:sz="4" w:space="0"/>
-              <w:left w:val="single" w:color="auto" w:sz="4" w:space="0"/>
-              <w:bottom w:val="single" w:color="auto" w:sz="4" w:space="0"/>
-              <w:right w:val="single" w:color="auto" w:sz="4" w:space="0"/>
-            </w:tcBorders>
-            <w:shd w:val="clear"/>
-            <w:vAlign w:val="center"/>
-          </w:tcPr>
-          <w:p>
-            <w:pPr>
-              <w:spacing w:after="0"/>
-              <w:rPr>
-                <w:rFonts w:ascii="Times New Roman" w:hAnsi="Times New Roman" w:cs="Times New Roman"/>
-                <w:sz w:val="20"/>
-                <w:lang w:val="en-US" w:eastAsia="zh-CN"/>
-              </w:rPr>
-            </w:pPr>
-            <w:r>
-              <w:rPr>
-                <w:rFonts w:ascii="Times New Roman" w:hAnsi="Times New Roman" w:cs="Times New Roman"/>
-                <w:sz w:val="20"/>
-                <w:lang w:val="en-US" w:eastAsia="zh-CN"/>
-              </w:rPr>
-              <w:t>状态</w:t>
-            </w:r>
-          </w:p>
-        </w:tc>
-      </w:tr>
-      <w:tr>
-        <w:tblPrEx>
-          <w:tblBorders>
-            <w:top w:val="none" w:color="auto" w:sz="0" w:space="0"/>
-            <w:left w:val="none" w:color="auto" w:sz="0" w:space="0"/>
-            <w:bottom w:val="none" w:color="auto" w:sz="0" w:space="0"/>
-            <w:right w:val="none" w:color="auto" w:sz="0" w:space="0"/>
-            <w:insideH w:val="none" w:color="auto" w:sz="0" w:space="0"/>
-            <w:insideV w:val="none" w:color="auto" w:sz="0" w:space="0"/>
-          </w:tblBorders>
-          <w:shd w:val="clear"/>
-          <w:tblCellMar>
-            <w:top w:w="15" w:type="dxa"/>
-            <w:left w:w="15" w:type="dxa"/>
-            <w:bottom w:w="15" w:type="dxa"/>
-            <w:right w:w="15" w:type="dxa"/>
-          </w:tblCellMar>
-        </w:tblPrEx>
-        <w:trPr>
-          <w:tblCellSpacing w:w="15" w:type="dxa"/>
-        </w:trPr>
-        <w:tc>
-          <w:tcPr>
-            <w:tcW w:w="0" w:type="auto"/>
-            <w:tcBorders>
-              <w:top w:val="single" w:color="auto" w:sz="4" w:space="0"/>
-              <w:left w:val="single" w:color="auto" w:sz="4" w:space="0"/>
-              <w:bottom w:val="single" w:color="auto" w:sz="4" w:space="0"/>
-              <w:right w:val="single" w:color="auto" w:sz="4" w:space="0"/>
-            </w:tcBorders>
-            <w:shd w:val="clear"/>
-            <w:vAlign w:val="center"/>
-          </w:tcPr>
-          <w:p>
-            <w:pPr>
-              <w:spacing w:after="0"/>
-              <w:rPr>
-                <w:rFonts w:ascii="Times New Roman" w:hAnsi="Times New Roman" w:cs="Times New Roman"/>
-                <w:sz w:val="20"/>
-                <w:lang w:val="en-US" w:eastAsia="zh-CN"/>
-              </w:rPr>
-            </w:pPr>
-            <w:r>
-              <w:rPr>
-                <w:rFonts w:ascii="Times New Roman" w:hAnsi="Times New Roman" w:cs="Times New Roman"/>
-                <w:sz w:val="20"/>
-                <w:lang w:val="en-US" w:eastAsia="zh-CN"/>
-              </w:rPr>
-              <w:t>1.1</w:t>
-            </w:r>
-          </w:p>
-        </w:tc>
-        <w:tc>
-          <w:tcPr>
-            <w:tcW w:w="0" w:type="auto"/>
-            <w:tcBorders>
-              <w:top w:val="single" w:color="auto" w:sz="4" w:space="0"/>
-              <w:left w:val="single" w:color="auto" w:sz="4" w:space="0"/>
-              <w:bottom w:val="single" w:color="auto" w:sz="4" w:space="0"/>
-              <w:right w:val="single" w:color="auto" w:sz="4" w:space="0"/>
-            </w:tcBorders>
-            <w:shd w:val="clear"/>
-            <w:vAlign w:val="center"/>
-          </w:tcPr>
-          <w:p>
-            <w:pPr>
-              <w:spacing w:after="0"/>
-              <w:rPr>
-                <w:rFonts w:ascii="Times New Roman" w:hAnsi="Times New Roman" w:cs="Times New Roman"/>
-                <w:sz w:val="20"/>
-                <w:lang w:val="en-US" w:eastAsia="zh-CN"/>
-              </w:rPr>
-            </w:pPr>
-            <w:r>
-              <w:rPr>
-                <w:rFonts w:ascii="Times New Roman" w:hAnsi="Times New Roman" w:cs="Times New Roman"/>
-                <w:sz w:val="20"/>
-                <w:lang w:val="en-US" w:eastAsia="zh-CN"/>
-              </w:rPr>
-              <w:t>需求分析</w:t>
-            </w:r>
-          </w:p>
-        </w:tc>
-        <w:tc>
-          <w:tcPr>
-            <w:tcW w:w="0" w:type="auto"/>
-            <w:tcBorders>
-              <w:top w:val="single" w:color="auto" w:sz="4" w:space="0"/>
-              <w:left w:val="single" w:color="auto" w:sz="4" w:space="0"/>
-              <w:bottom w:val="single" w:color="auto" w:sz="4" w:space="0"/>
-              <w:right w:val="single" w:color="auto" w:sz="4" w:space="0"/>
-            </w:tcBorders>
-            <w:shd w:val="clear"/>
-            <w:vAlign w:val="center"/>
-          </w:tcPr>
-          <w:p>
-            <w:pPr>
-              <w:spacing w:after="0"/>
-              <w:rPr>
-                <w:rFonts w:ascii="Times New Roman" w:hAnsi="Times New Roman" w:cs="Times New Roman"/>
-                <w:sz w:val="20"/>
-                <w:lang w:val="en-US" w:eastAsia="zh-CN"/>
-              </w:rPr>
-            </w:pPr>
-            <w:r>
-              <w:rPr>
-                <w:rFonts w:ascii="Times New Roman" w:hAnsi="Times New Roman" w:cs="Times New Roman"/>
-                <w:sz w:val="20"/>
-                <w:lang w:val="en-US" w:eastAsia="zh-CN"/>
-              </w:rPr>
-              <w:t>梳理内容运营、教育咨询、知识管理场景，确定用户角色和权限边界</w:t>
-            </w:r>
-          </w:p>
-        </w:tc>
-        <w:tc>
-          <w:tcPr>
-            <w:tcW w:w="0" w:type="auto"/>
-            <w:tcBorders>
-              <w:top w:val="single" w:color="auto" w:sz="4" w:space="0"/>
-              <w:left w:val="single" w:color="auto" w:sz="4" w:space="0"/>
-              <w:bottom w:val="single" w:color="auto" w:sz="4" w:space="0"/>
-              <w:right w:val="single" w:color="auto" w:sz="4" w:space="0"/>
-            </w:tcBorders>
-            <w:shd w:val="clear"/>
-            <w:vAlign w:val="center"/>
-          </w:tcPr>
-          <w:p>
-            <w:pPr>
-              <w:spacing w:after="0"/>
-              <w:rPr>
-                <w:rFonts w:ascii="Times New Roman" w:hAnsi="Times New Roman" w:cs="Times New Roman"/>
-                <w:sz w:val="20"/>
-                <w:lang w:val="en-US" w:eastAsia="zh-CN"/>
-              </w:rPr>
-            </w:pPr>
-            <w:r>
-              <w:rPr>
-                <w:rFonts w:ascii="Times New Roman" w:hAnsi="Times New Roman" w:cs="Times New Roman"/>
-                <w:sz w:val="20"/>
-                <w:lang w:val="en-US" w:eastAsia="zh-CN"/>
-              </w:rPr>
-              <w:t>组长/全员</w:t>
-            </w:r>
-          </w:p>
-        </w:tc>
-        <w:tc>
-          <w:tcPr>
-            <w:tcW w:w="0" w:type="auto"/>
-            <w:tcBorders>
-              <w:top w:val="single" w:color="auto" w:sz="4" w:space="0"/>
-              <w:left w:val="single" w:color="auto" w:sz="4" w:space="0"/>
-              <w:bottom w:val="single" w:color="auto" w:sz="4" w:space="0"/>
-              <w:right w:val="single" w:color="auto" w:sz="4" w:space="0"/>
-            </w:tcBorders>
-            <w:shd w:val="clear"/>
-            <w:vAlign w:val="center"/>
-          </w:tcPr>
-          <w:p>
-            <w:pPr>
-              <w:spacing w:after="0"/>
-              <w:rPr>
-                <w:rFonts w:ascii="Times New Roman" w:hAnsi="Times New Roman" w:cs="Times New Roman"/>
-                <w:sz w:val="20"/>
-                <w:lang w:val="en-US" w:eastAsia="zh-CN"/>
-              </w:rPr>
-            </w:pPr>
-            <w:r>
-              <w:rPr>
-                <w:rFonts w:ascii="Times New Roman" w:hAnsi="Times New Roman" w:cs="Times New Roman"/>
-                <w:sz w:val="20"/>
-                <w:lang w:val="en-US" w:eastAsia="zh-CN"/>
-              </w:rPr>
-              <w:t>已完成</w:t>
-            </w:r>
-          </w:p>
-        </w:tc>
-      </w:tr>
-      <w:tr>
-        <w:tblPrEx>
-          <w:tblBorders>
-            <w:top w:val="none" w:color="auto" w:sz="0" w:space="0"/>
-            <w:left w:val="none" w:color="auto" w:sz="0" w:space="0"/>
-            <w:bottom w:val="none" w:color="auto" w:sz="0" w:space="0"/>
-            <w:right w:val="none" w:color="auto" w:sz="0" w:space="0"/>
-            <w:insideH w:val="none" w:color="auto" w:sz="0" w:space="0"/>
-            <w:insideV w:val="none" w:color="auto" w:sz="0" w:space="0"/>
-          </w:tblBorders>
-          <w:shd w:val="clear"/>
-          <w:tblCellMar>
-            <w:top w:w="15" w:type="dxa"/>
-            <w:left w:w="15" w:type="dxa"/>
-            <w:bottom w:w="15" w:type="dxa"/>
-            <w:right w:w="15" w:type="dxa"/>
-          </w:tblCellMar>
-        </w:tblPrEx>
-        <w:trPr>
-          <w:tblCellSpacing w:w="15" w:type="dxa"/>
-        </w:trPr>
-        <w:tc>
-          <w:tcPr>
-            <w:tcW w:w="0" w:type="auto"/>
-            <w:tcBorders>
-              <w:top w:val="single" w:color="auto" w:sz="4" w:space="0"/>
-              <w:left w:val="single" w:color="auto" w:sz="4" w:space="0"/>
-              <w:bottom w:val="single" w:color="auto" w:sz="4" w:space="0"/>
-              <w:right w:val="single" w:color="auto" w:sz="4" w:space="0"/>
-            </w:tcBorders>
-            <w:shd w:val="clear"/>
-            <w:vAlign w:val="center"/>
-          </w:tcPr>
-          <w:p>
-            <w:pPr>
-              <w:spacing w:after="0"/>
-              <w:rPr>
-                <w:rFonts w:ascii="Times New Roman" w:hAnsi="Times New Roman" w:cs="Times New Roman"/>
-                <w:sz w:val="20"/>
-                <w:lang w:val="en-US" w:eastAsia="zh-CN"/>
-              </w:rPr>
-            </w:pPr>
-            <w:r>
-              <w:rPr>
-                <w:rFonts w:ascii="Times New Roman" w:hAnsi="Times New Roman" w:cs="Times New Roman"/>
-                <w:sz w:val="20"/>
-                <w:lang w:val="en-US" w:eastAsia="zh-CN"/>
-              </w:rPr>
-              <w:t>1.2</w:t>
-            </w:r>
-          </w:p>
-        </w:tc>
-        <w:tc>
-          <w:tcPr>
-            <w:tcW w:w="0" w:type="auto"/>
-            <w:tcBorders>
-              <w:top w:val="single" w:color="auto" w:sz="4" w:space="0"/>
-              <w:left w:val="single" w:color="auto" w:sz="4" w:space="0"/>
-              <w:bottom w:val="single" w:color="auto" w:sz="4" w:space="0"/>
-              <w:right w:val="single" w:color="auto" w:sz="4" w:space="0"/>
-            </w:tcBorders>
-            <w:shd w:val="clear"/>
-            <w:vAlign w:val="center"/>
-          </w:tcPr>
-          <w:p>
-            <w:pPr>
-              <w:spacing w:after="0"/>
-              <w:rPr>
-                <w:rFonts w:ascii="Times New Roman" w:hAnsi="Times New Roman" w:cs="Times New Roman"/>
-                <w:sz w:val="20"/>
-                <w:lang w:val="en-US" w:eastAsia="zh-CN"/>
-              </w:rPr>
-            </w:pPr>
-            <w:r>
-              <w:rPr>
-                <w:rFonts w:ascii="Times New Roman" w:hAnsi="Times New Roman" w:cs="Times New Roman"/>
-                <w:sz w:val="20"/>
-                <w:lang w:val="en-US" w:eastAsia="zh-CN"/>
-              </w:rPr>
-              <w:t>原型设计</w:t>
-            </w:r>
-          </w:p>
-        </w:tc>
-        <w:tc>
-          <w:tcPr>
-            <w:tcW w:w="0" w:type="auto"/>
-            <w:tcBorders>
-              <w:top w:val="single" w:color="auto" w:sz="4" w:space="0"/>
-              <w:left w:val="single" w:color="auto" w:sz="4" w:space="0"/>
-              <w:bottom w:val="single" w:color="auto" w:sz="4" w:space="0"/>
-              <w:right w:val="single" w:color="auto" w:sz="4" w:space="0"/>
-            </w:tcBorders>
-            <w:shd w:val="clear"/>
-            <w:vAlign w:val="center"/>
-          </w:tcPr>
-          <w:p>
-            <w:pPr>
-              <w:spacing w:after="0"/>
-              <w:rPr>
-                <w:rFonts w:ascii="Times New Roman" w:hAnsi="Times New Roman" w:cs="Times New Roman"/>
-                <w:sz w:val="20"/>
-                <w:lang w:val="en-US" w:eastAsia="zh-CN"/>
-              </w:rPr>
-            </w:pPr>
-            <w:r>
-              <w:rPr>
-                <w:rFonts w:ascii="Times New Roman" w:hAnsi="Times New Roman" w:cs="Times New Roman"/>
-                <w:sz w:val="20"/>
-                <w:lang w:val="en-US" w:eastAsia="zh-CN"/>
-              </w:rPr>
-              <w:t>设计登录页、Dashboard、AI 工作台、知识库、内容运营、院校情报等页面</w:t>
-            </w:r>
-          </w:p>
-        </w:tc>
-        <w:tc>
-          <w:tcPr>
-            <w:tcW w:w="0" w:type="auto"/>
-            <w:tcBorders>
-              <w:top w:val="single" w:color="auto" w:sz="4" w:space="0"/>
-              <w:left w:val="single" w:color="auto" w:sz="4" w:space="0"/>
-              <w:bottom w:val="single" w:color="auto" w:sz="4" w:space="0"/>
-              <w:right w:val="single" w:color="auto" w:sz="4" w:space="0"/>
-            </w:tcBorders>
-            <w:shd w:val="clear"/>
-            <w:vAlign w:val="center"/>
-          </w:tcPr>
-          <w:p>
-            <w:pPr>
-              <w:spacing w:after="0"/>
-              <w:rPr>
-                <w:rFonts w:ascii="Times New Roman" w:hAnsi="Times New Roman" w:cs="Times New Roman"/>
-                <w:sz w:val="20"/>
-                <w:lang w:val="en-US" w:eastAsia="zh-CN"/>
-              </w:rPr>
-            </w:pPr>
-            <w:r>
-              <w:rPr>
-                <w:rFonts w:ascii="Times New Roman" w:hAnsi="Times New Roman" w:cs="Times New Roman"/>
-                <w:sz w:val="20"/>
-                <w:lang w:val="en-US" w:eastAsia="zh-CN"/>
-              </w:rPr>
-              <w:t>前端负责人</w:t>
-            </w:r>
-          </w:p>
-        </w:tc>
-        <w:tc>
-          <w:tcPr>
-            <w:tcW w:w="0" w:type="auto"/>
-            <w:tcBorders>
-              <w:top w:val="single" w:color="auto" w:sz="4" w:space="0"/>
-              <w:left w:val="single" w:color="auto" w:sz="4" w:space="0"/>
-              <w:bottom w:val="single" w:color="auto" w:sz="4" w:space="0"/>
-              <w:right w:val="single" w:color="auto" w:sz="4" w:space="0"/>
-            </w:tcBorders>
-            <w:shd w:val="clear"/>
-            <w:vAlign w:val="center"/>
-          </w:tcPr>
-          <w:p>
-            <w:pPr>
-              <w:spacing w:after="0"/>
-              <w:rPr>
-                <w:rFonts w:ascii="Times New Roman" w:hAnsi="Times New Roman" w:cs="Times New Roman"/>
-                <w:sz w:val="20"/>
-                <w:lang w:val="en-US" w:eastAsia="zh-CN"/>
-              </w:rPr>
-            </w:pPr>
-            <w:r>
-              <w:rPr>
-                <w:rFonts w:ascii="Times New Roman" w:hAnsi="Times New Roman" w:cs="Times New Roman"/>
-                <w:sz w:val="20"/>
-                <w:lang w:val="en-US" w:eastAsia="zh-CN"/>
-              </w:rPr>
-              <w:t>已完成</w:t>
-            </w:r>
-          </w:p>
-        </w:tc>
-      </w:tr>
-      <w:tr>
-        <w:tblPrEx>
-          <w:tblBorders>
-            <w:top w:val="none" w:color="auto" w:sz="0" w:space="0"/>
-            <w:left w:val="none" w:color="auto" w:sz="0" w:space="0"/>
-            <w:bottom w:val="none" w:color="auto" w:sz="0" w:space="0"/>
-            <w:right w:val="none" w:color="auto" w:sz="0" w:space="0"/>
-            <w:insideH w:val="none" w:color="auto" w:sz="0" w:space="0"/>
-            <w:insideV w:val="none" w:color="auto" w:sz="0" w:space="0"/>
-          </w:tblBorders>
-          <w:shd w:val="clear"/>
-          <w:tblCellMar>
-            <w:top w:w="15" w:type="dxa"/>
-            <w:left w:w="15" w:type="dxa"/>
-            <w:bottom w:w="15" w:type="dxa"/>
-            <w:right w:w="15" w:type="dxa"/>
-          </w:tblCellMar>
-        </w:tblPrEx>
-        <w:trPr>
-          <w:tblCellSpacing w:w="15" w:type="dxa"/>
-        </w:trPr>
-        <w:tc>
-          <w:tcPr>
-            <w:tcW w:w="0" w:type="auto"/>
-            <w:tcBorders>
-              <w:top w:val="single" w:color="auto" w:sz="4" w:space="0"/>
-              <w:left w:val="single" w:color="auto" w:sz="4" w:space="0"/>
-              <w:bottom w:val="single" w:color="auto" w:sz="4" w:space="0"/>
-              <w:right w:val="single" w:color="auto" w:sz="4" w:space="0"/>
-            </w:tcBorders>
-            <w:shd w:val="clear"/>
-            <w:vAlign w:val="center"/>
-          </w:tcPr>
-          <w:p>
-            <w:pPr>
-              <w:spacing w:after="0"/>
-              <w:rPr>
-                <w:rFonts w:ascii="Times New Roman" w:hAnsi="Times New Roman" w:cs="Times New Roman"/>
-                <w:sz w:val="20"/>
-                <w:lang w:val="en-US" w:eastAsia="zh-CN"/>
-              </w:rPr>
-            </w:pPr>
-            <w:r>
-              <w:rPr>
-                <w:rFonts w:ascii="Times New Roman" w:hAnsi="Times New Roman" w:cs="Times New Roman"/>
-                <w:sz w:val="20"/>
-                <w:lang w:val="en-US" w:eastAsia="zh-CN"/>
-              </w:rPr>
-              <w:t>2.1</w:t>
-            </w:r>
-          </w:p>
-        </w:tc>
-        <w:tc>
-          <w:tcPr>
-            <w:tcW w:w="0" w:type="auto"/>
-            <w:tcBorders>
-              <w:top w:val="single" w:color="auto" w:sz="4" w:space="0"/>
-              <w:left w:val="single" w:color="auto" w:sz="4" w:space="0"/>
-              <w:bottom w:val="single" w:color="auto" w:sz="4" w:space="0"/>
-              <w:right w:val="single" w:color="auto" w:sz="4" w:space="0"/>
-            </w:tcBorders>
-            <w:shd w:val="clear"/>
-            <w:vAlign w:val="center"/>
-          </w:tcPr>
-          <w:p>
-            <w:pPr>
-              <w:spacing w:after="0"/>
-              <w:rPr>
-                <w:rFonts w:ascii="Times New Roman" w:hAnsi="Times New Roman" w:cs="Times New Roman"/>
-                <w:sz w:val="20"/>
-                <w:lang w:val="en-US" w:eastAsia="zh-CN"/>
-              </w:rPr>
-            </w:pPr>
-            <w:r>
-              <w:rPr>
-                <w:rFonts w:ascii="Times New Roman" w:hAnsi="Times New Roman" w:cs="Times New Roman"/>
-                <w:sz w:val="20"/>
-                <w:lang w:val="en-US" w:eastAsia="zh-CN"/>
-              </w:rPr>
-              <w:t>后端基础架构</w:t>
-            </w:r>
-          </w:p>
-        </w:tc>
-        <w:tc>
-          <w:tcPr>
-            <w:tcW w:w="0" w:type="auto"/>
-            <w:tcBorders>
-              <w:top w:val="single" w:color="auto" w:sz="4" w:space="0"/>
-              <w:left w:val="single" w:color="auto" w:sz="4" w:space="0"/>
-              <w:bottom w:val="single" w:color="auto" w:sz="4" w:space="0"/>
-              <w:right w:val="single" w:color="auto" w:sz="4" w:space="0"/>
-            </w:tcBorders>
-            <w:shd w:val="clear"/>
-            <w:vAlign w:val="center"/>
-          </w:tcPr>
-          <w:p>
-            <w:pPr>
-              <w:spacing w:after="0"/>
-              <w:rPr>
-                <w:rFonts w:ascii="Times New Roman" w:hAnsi="Times New Roman" w:cs="Times New Roman"/>
-                <w:sz w:val="20"/>
-                <w:lang w:val="en-US" w:eastAsia="zh-CN"/>
-              </w:rPr>
-            </w:pPr>
-            <w:r>
-              <w:rPr>
-                <w:rFonts w:ascii="Times New Roman" w:hAnsi="Times New Roman" w:cs="Times New Roman"/>
-                <w:sz w:val="20"/>
-                <w:lang w:val="en-US" w:eastAsia="zh-CN"/>
-              </w:rPr>
-              <w:t>搭建 Spring Boot 多模块工程，配置 app-service 聚合启动</w:t>
-            </w:r>
-          </w:p>
-        </w:tc>
-        <w:tc>
-          <w:tcPr>
-            <w:tcW w:w="0" w:type="auto"/>
-            <w:tcBorders>
-              <w:top w:val="single" w:color="auto" w:sz="4" w:space="0"/>
-              <w:left w:val="single" w:color="auto" w:sz="4" w:space="0"/>
-              <w:bottom w:val="single" w:color="auto" w:sz="4" w:space="0"/>
-              <w:right w:val="single" w:color="auto" w:sz="4" w:space="0"/>
-            </w:tcBorders>
-            <w:shd w:val="clear"/>
-            <w:vAlign w:val="center"/>
-          </w:tcPr>
-          <w:p>
-            <w:pPr>
-              <w:spacing w:after="0"/>
-              <w:rPr>
-                <w:rFonts w:ascii="Times New Roman" w:hAnsi="Times New Roman" w:cs="Times New Roman"/>
-                <w:sz w:val="20"/>
-                <w:lang w:val="en-US" w:eastAsia="zh-CN"/>
-              </w:rPr>
-            </w:pPr>
-            <w:r>
-              <w:rPr>
-                <w:rFonts w:ascii="Times New Roman" w:hAnsi="Times New Roman" w:cs="Times New Roman"/>
-                <w:sz w:val="20"/>
-                <w:lang w:val="en-US" w:eastAsia="zh-CN"/>
-              </w:rPr>
-              <w:t>后端负责人</w:t>
-            </w:r>
-          </w:p>
-        </w:tc>
-        <w:tc>
-          <w:tcPr>
-            <w:tcW w:w="0" w:type="auto"/>
-            <w:tcBorders>
-              <w:top w:val="single" w:color="auto" w:sz="4" w:space="0"/>
-              <w:left w:val="single" w:color="auto" w:sz="4" w:space="0"/>
-              <w:bottom w:val="single" w:color="auto" w:sz="4" w:space="0"/>
-              <w:right w:val="single" w:color="auto" w:sz="4" w:space="0"/>
-            </w:tcBorders>
-            <w:shd w:val="clear"/>
-            <w:vAlign w:val="center"/>
-          </w:tcPr>
-          <w:p>
-            <w:pPr>
-              <w:spacing w:after="0"/>
-              <w:rPr>
-                <w:rFonts w:ascii="Times New Roman" w:hAnsi="Times New Roman" w:cs="Times New Roman"/>
-                <w:sz w:val="20"/>
-                <w:lang w:val="en-US" w:eastAsia="zh-CN"/>
-              </w:rPr>
-            </w:pPr>
-            <w:r>
-              <w:rPr>
-                <w:rFonts w:ascii="Times New Roman" w:hAnsi="Times New Roman" w:cs="Times New Roman"/>
-                <w:sz w:val="20"/>
-                <w:lang w:val="en-US" w:eastAsia="zh-CN"/>
-              </w:rPr>
-              <w:t>已完成</w:t>
-            </w:r>
-          </w:p>
-        </w:tc>
-      </w:tr>
-      <w:tr>
-        <w:tblPrEx>
-          <w:tblBorders>
-            <w:top w:val="none" w:color="auto" w:sz="0" w:space="0"/>
-            <w:left w:val="none" w:color="auto" w:sz="0" w:space="0"/>
-            <w:bottom w:val="none" w:color="auto" w:sz="0" w:space="0"/>
-            <w:right w:val="none" w:color="auto" w:sz="0" w:space="0"/>
-            <w:insideH w:val="none" w:color="auto" w:sz="0" w:space="0"/>
-            <w:insideV w:val="none" w:color="auto" w:sz="0" w:space="0"/>
-          </w:tblBorders>
-          <w:shd w:val="clear"/>
-          <w:tblCellMar>
-            <w:top w:w="15" w:type="dxa"/>
-            <w:left w:w="15" w:type="dxa"/>
-            <w:bottom w:w="15" w:type="dxa"/>
-            <w:right w:w="15" w:type="dxa"/>
-          </w:tblCellMar>
-        </w:tblPrEx>
-        <w:trPr>
-          <w:tblCellSpacing w:w="15" w:type="dxa"/>
-        </w:trPr>
-        <w:tc>
-          <w:tcPr>
-            <w:tcW w:w="0" w:type="auto"/>
-            <w:tcBorders>
-              <w:top w:val="single" w:color="auto" w:sz="4" w:space="0"/>
-              <w:left w:val="single" w:color="auto" w:sz="4" w:space="0"/>
-              <w:bottom w:val="single" w:color="auto" w:sz="4" w:space="0"/>
-              <w:right w:val="single" w:color="auto" w:sz="4" w:space="0"/>
-            </w:tcBorders>
-            <w:shd w:val="clear"/>
-            <w:vAlign w:val="center"/>
-          </w:tcPr>
-          <w:p>
-            <w:pPr>
-              <w:spacing w:after="0"/>
-              <w:rPr>
-                <w:rFonts w:ascii="Times New Roman" w:hAnsi="Times New Roman" w:cs="Times New Roman"/>
-                <w:sz w:val="20"/>
-                <w:lang w:val="en-US" w:eastAsia="zh-CN"/>
-              </w:rPr>
-            </w:pPr>
-            <w:r>
-              <w:rPr>
-                <w:rFonts w:ascii="Times New Roman" w:hAnsi="Times New Roman" w:cs="Times New Roman"/>
-                <w:sz w:val="20"/>
-                <w:lang w:val="en-US" w:eastAsia="zh-CN"/>
-              </w:rPr>
-              <w:t>2.2</w:t>
-            </w:r>
-          </w:p>
-        </w:tc>
-        <w:tc>
-          <w:tcPr>
-            <w:tcW w:w="0" w:type="auto"/>
-            <w:tcBorders>
-              <w:top w:val="single" w:color="auto" w:sz="4" w:space="0"/>
-              <w:left w:val="single" w:color="auto" w:sz="4" w:space="0"/>
-              <w:bottom w:val="single" w:color="auto" w:sz="4" w:space="0"/>
-              <w:right w:val="single" w:color="auto" w:sz="4" w:space="0"/>
-            </w:tcBorders>
-            <w:shd w:val="clear"/>
-            <w:vAlign w:val="center"/>
-          </w:tcPr>
-          <w:p>
-            <w:pPr>
-              <w:spacing w:after="0"/>
-              <w:rPr>
-                <w:rFonts w:ascii="Times New Roman" w:hAnsi="Times New Roman" w:cs="Times New Roman"/>
-                <w:sz w:val="20"/>
-                <w:lang w:val="en-US" w:eastAsia="zh-CN"/>
-              </w:rPr>
-            </w:pPr>
-            <w:r>
-              <w:rPr>
-                <w:rFonts w:ascii="Times New Roman" w:hAnsi="Times New Roman" w:cs="Times New Roman"/>
-                <w:sz w:val="20"/>
-                <w:lang w:val="en-US" w:eastAsia="zh-CN"/>
-              </w:rPr>
-              <w:t>用户与权限</w:t>
-            </w:r>
-          </w:p>
-        </w:tc>
-        <w:tc>
-          <w:tcPr>
-            <w:tcW w:w="0" w:type="auto"/>
-            <w:tcBorders>
-              <w:top w:val="single" w:color="auto" w:sz="4" w:space="0"/>
-              <w:left w:val="single" w:color="auto" w:sz="4" w:space="0"/>
-              <w:bottom w:val="single" w:color="auto" w:sz="4" w:space="0"/>
-              <w:right w:val="single" w:color="auto" w:sz="4" w:space="0"/>
-            </w:tcBorders>
-            <w:shd w:val="clear"/>
-            <w:vAlign w:val="center"/>
-          </w:tcPr>
-          <w:p>
-            <w:pPr>
-              <w:spacing w:after="0"/>
-              <w:rPr>
-                <w:rFonts w:ascii="Times New Roman" w:hAnsi="Times New Roman" w:cs="Times New Roman"/>
-                <w:sz w:val="20"/>
-                <w:lang w:val="en-US" w:eastAsia="zh-CN"/>
-              </w:rPr>
-            </w:pPr>
-            <w:r>
-              <w:rPr>
-                <w:rFonts w:ascii="Times New Roman" w:hAnsi="Times New Roman" w:cs="Times New Roman"/>
-                <w:sz w:val="20"/>
-                <w:lang w:val="en-US" w:eastAsia="zh-CN"/>
-              </w:rPr>
-              <w:t>实现登录、角色、权限表和接口访问控制，提供五类测试账号</w:t>
-            </w:r>
-          </w:p>
-        </w:tc>
-        <w:tc>
-          <w:tcPr>
-            <w:tcW w:w="0" w:type="auto"/>
-            <w:tcBorders>
-              <w:top w:val="single" w:color="auto" w:sz="4" w:space="0"/>
-              <w:left w:val="single" w:color="auto" w:sz="4" w:space="0"/>
-              <w:bottom w:val="single" w:color="auto" w:sz="4" w:space="0"/>
-              <w:right w:val="single" w:color="auto" w:sz="4" w:space="0"/>
-            </w:tcBorders>
-            <w:shd w:val="clear"/>
-            <w:vAlign w:val="center"/>
-          </w:tcPr>
-          <w:p>
-            <w:pPr>
-              <w:spacing w:after="0"/>
-              <w:rPr>
-                <w:rFonts w:ascii="Times New Roman" w:hAnsi="Times New Roman" w:cs="Times New Roman"/>
-                <w:sz w:val="20"/>
-                <w:lang w:val="en-US" w:eastAsia="zh-CN"/>
-              </w:rPr>
-            </w:pPr>
-            <w:r>
-              <w:rPr>
-                <w:rFonts w:ascii="Times New Roman" w:hAnsi="Times New Roman" w:cs="Times New Roman"/>
-                <w:sz w:val="20"/>
-                <w:lang w:val="en-US" w:eastAsia="zh-CN"/>
-              </w:rPr>
-              <w:t>后端负责人</w:t>
-            </w:r>
-          </w:p>
-        </w:tc>
-        <w:tc>
-          <w:tcPr>
-            <w:tcW w:w="0" w:type="auto"/>
-            <w:tcBorders>
-              <w:top w:val="single" w:color="auto" w:sz="4" w:space="0"/>
-              <w:left w:val="single" w:color="auto" w:sz="4" w:space="0"/>
-              <w:bottom w:val="single" w:color="auto" w:sz="4" w:space="0"/>
-              <w:right w:val="single" w:color="auto" w:sz="4" w:space="0"/>
-            </w:tcBorders>
-            <w:shd w:val="clear"/>
-            <w:vAlign w:val="center"/>
-          </w:tcPr>
-          <w:p>
-            <w:pPr>
-              <w:spacing w:after="0"/>
-              <w:rPr>
-                <w:rFonts w:ascii="Times New Roman" w:hAnsi="Times New Roman" w:cs="Times New Roman"/>
-                <w:sz w:val="20"/>
-                <w:lang w:val="en-US" w:eastAsia="zh-CN"/>
-              </w:rPr>
-            </w:pPr>
-            <w:r>
-              <w:rPr>
-                <w:rFonts w:ascii="Times New Roman" w:hAnsi="Times New Roman" w:cs="Times New Roman"/>
-                <w:sz w:val="20"/>
-                <w:lang w:val="en-US" w:eastAsia="zh-CN"/>
-              </w:rPr>
-              <w:t>已完成</w:t>
-            </w:r>
-          </w:p>
-        </w:tc>
-      </w:tr>
-      <w:tr>
-        <w:tblPrEx>
-          <w:tblBorders>
-            <w:top w:val="none" w:color="auto" w:sz="0" w:space="0"/>
-            <w:left w:val="none" w:color="auto" w:sz="0" w:space="0"/>
-            <w:bottom w:val="none" w:color="auto" w:sz="0" w:space="0"/>
-            <w:right w:val="none" w:color="auto" w:sz="0" w:space="0"/>
-            <w:insideH w:val="none" w:color="auto" w:sz="0" w:space="0"/>
-            <w:insideV w:val="none" w:color="auto" w:sz="0" w:space="0"/>
-          </w:tblBorders>
-          <w:shd w:val="clear"/>
-          <w:tblCellMar>
-            <w:top w:w="15" w:type="dxa"/>
-            <w:left w:w="15" w:type="dxa"/>
-            <w:bottom w:w="15" w:type="dxa"/>
-            <w:right w:w="15" w:type="dxa"/>
-          </w:tblCellMar>
-        </w:tblPrEx>
-        <w:trPr>
-          <w:tblCellSpacing w:w="15" w:type="dxa"/>
-        </w:trPr>
-        <w:tc>
-          <w:tcPr>
-            <w:tcW w:w="0" w:type="auto"/>
-            <w:tcBorders>
-              <w:top w:val="single" w:color="auto" w:sz="4" w:space="0"/>
-              <w:left w:val="single" w:color="auto" w:sz="4" w:space="0"/>
-              <w:bottom w:val="single" w:color="auto" w:sz="4" w:space="0"/>
-              <w:right w:val="single" w:color="auto" w:sz="4" w:space="0"/>
-            </w:tcBorders>
-            <w:shd w:val="clear"/>
-            <w:vAlign w:val="center"/>
-          </w:tcPr>
-          <w:p>
-            <w:pPr>
-              <w:spacing w:after="0"/>
-              <w:rPr>
-                <w:rFonts w:ascii="Times New Roman" w:hAnsi="Times New Roman" w:cs="Times New Roman"/>
-                <w:sz w:val="20"/>
-                <w:lang w:val="en-US" w:eastAsia="zh-CN"/>
-              </w:rPr>
-            </w:pPr>
-            <w:r>
-              <w:rPr>
-                <w:rFonts w:ascii="Times New Roman" w:hAnsi="Times New Roman" w:cs="Times New Roman"/>
-                <w:sz w:val="20"/>
-                <w:lang w:val="en-US" w:eastAsia="zh-CN"/>
-              </w:rPr>
-              <w:t>2.3</w:t>
-            </w:r>
-          </w:p>
-        </w:tc>
-        <w:tc>
-          <w:tcPr>
-            <w:tcW w:w="0" w:type="auto"/>
-            <w:tcBorders>
-              <w:top w:val="single" w:color="auto" w:sz="4" w:space="0"/>
-              <w:left w:val="single" w:color="auto" w:sz="4" w:space="0"/>
-              <w:bottom w:val="single" w:color="auto" w:sz="4" w:space="0"/>
-              <w:right w:val="single" w:color="auto" w:sz="4" w:space="0"/>
-            </w:tcBorders>
-            <w:shd w:val="clear"/>
-            <w:vAlign w:val="center"/>
-          </w:tcPr>
-          <w:p>
-            <w:pPr>
-              <w:spacing w:after="0"/>
-              <w:rPr>
-                <w:rFonts w:ascii="Times New Roman" w:hAnsi="Times New Roman" w:cs="Times New Roman"/>
-                <w:sz w:val="20"/>
-                <w:lang w:val="en-US" w:eastAsia="zh-CN"/>
-              </w:rPr>
-            </w:pPr>
-            <w:r>
-              <w:rPr>
-                <w:rFonts w:ascii="Times New Roman" w:hAnsi="Times New Roman" w:cs="Times New Roman"/>
-                <w:sz w:val="20"/>
-                <w:lang w:val="en-US" w:eastAsia="zh-CN"/>
-              </w:rPr>
-              <w:t>AI 工作台</w:t>
-            </w:r>
-          </w:p>
-        </w:tc>
-        <w:tc>
-          <w:tcPr>
-            <w:tcW w:w="0" w:type="auto"/>
-            <w:tcBorders>
-              <w:top w:val="single" w:color="auto" w:sz="4" w:space="0"/>
-              <w:left w:val="single" w:color="auto" w:sz="4" w:space="0"/>
-              <w:bottom w:val="single" w:color="auto" w:sz="4" w:space="0"/>
-              <w:right w:val="single" w:color="auto" w:sz="4" w:space="0"/>
-            </w:tcBorders>
-            <w:shd w:val="clear"/>
-            <w:vAlign w:val="center"/>
-          </w:tcPr>
-          <w:p>
-            <w:pPr>
-              <w:spacing w:after="0"/>
-              <w:rPr>
-                <w:rFonts w:ascii="Times New Roman" w:hAnsi="Times New Roman" w:cs="Times New Roman"/>
-                <w:sz w:val="20"/>
-                <w:lang w:val="en-US" w:eastAsia="zh-CN"/>
-              </w:rPr>
-            </w:pPr>
-            <w:r>
-              <w:rPr>
-                <w:rFonts w:ascii="Times New Roman" w:hAnsi="Times New Roman" w:cs="Times New Roman"/>
-                <w:sz w:val="20"/>
-                <w:lang w:val="en-US" w:eastAsia="zh-CN"/>
-              </w:rPr>
-              <w:t>实现 AgentRouter、会话保存、SSE 流式输出、工具调用过程展示</w:t>
-            </w:r>
-          </w:p>
-        </w:tc>
-        <w:tc>
-          <w:tcPr>
-            <w:tcW w:w="0" w:type="auto"/>
-            <w:tcBorders>
-              <w:top w:val="single" w:color="auto" w:sz="4" w:space="0"/>
-              <w:left w:val="single" w:color="auto" w:sz="4" w:space="0"/>
-              <w:bottom w:val="single" w:color="auto" w:sz="4" w:space="0"/>
-              <w:right w:val="single" w:color="auto" w:sz="4" w:space="0"/>
-            </w:tcBorders>
-            <w:shd w:val="clear"/>
-            <w:vAlign w:val="center"/>
-          </w:tcPr>
-          <w:p>
-            <w:pPr>
-              <w:spacing w:after="0"/>
-              <w:rPr>
-                <w:rFonts w:ascii="Times New Roman" w:hAnsi="Times New Roman" w:cs="Times New Roman"/>
-                <w:sz w:val="20"/>
-                <w:lang w:val="en-US" w:eastAsia="zh-CN"/>
-              </w:rPr>
-            </w:pPr>
-            <w:r>
-              <w:rPr>
-                <w:rFonts w:ascii="Times New Roman" w:hAnsi="Times New Roman" w:cs="Times New Roman"/>
-                <w:sz w:val="20"/>
-                <w:lang w:val="en-US" w:eastAsia="zh-CN"/>
-              </w:rPr>
-              <w:t>AI 模块负责人</w:t>
-            </w:r>
-          </w:p>
-        </w:tc>
-        <w:tc>
-          <w:tcPr>
-            <w:tcW w:w="0" w:type="auto"/>
-            <w:tcBorders>
-              <w:top w:val="single" w:color="auto" w:sz="4" w:space="0"/>
-              <w:left w:val="single" w:color="auto" w:sz="4" w:space="0"/>
-              <w:bottom w:val="single" w:color="auto" w:sz="4" w:space="0"/>
-              <w:right w:val="single" w:color="auto" w:sz="4" w:space="0"/>
-            </w:tcBorders>
-            <w:shd w:val="clear"/>
-            <w:vAlign w:val="center"/>
-          </w:tcPr>
-          <w:p>
-            <w:pPr>
-              <w:spacing w:after="0"/>
-              <w:rPr>
-                <w:rFonts w:ascii="Times New Roman" w:hAnsi="Times New Roman" w:cs="Times New Roman"/>
-                <w:sz w:val="20"/>
-                <w:lang w:val="en-US" w:eastAsia="zh-CN"/>
-              </w:rPr>
-            </w:pPr>
-            <w:r>
-              <w:rPr>
-                <w:rFonts w:ascii="Times New Roman" w:hAnsi="Times New Roman" w:cs="Times New Roman"/>
-                <w:sz w:val="20"/>
-                <w:lang w:val="en-US" w:eastAsia="zh-CN"/>
-              </w:rPr>
-              <w:t>已完成</w:t>
-            </w:r>
-          </w:p>
-        </w:tc>
-      </w:tr>
-      <w:tr>
-        <w:tblPrEx>
-          <w:tblBorders>
-            <w:top w:val="none" w:color="auto" w:sz="0" w:space="0"/>
-            <w:left w:val="none" w:color="auto" w:sz="0" w:space="0"/>
-            <w:bottom w:val="none" w:color="auto" w:sz="0" w:space="0"/>
-            <w:right w:val="none" w:color="auto" w:sz="0" w:space="0"/>
-            <w:insideH w:val="none" w:color="auto" w:sz="0" w:space="0"/>
-            <w:insideV w:val="none" w:color="auto" w:sz="0" w:space="0"/>
-          </w:tblBorders>
-          <w:shd w:val="clear"/>
-          <w:tblCellMar>
-            <w:top w:w="15" w:type="dxa"/>
-            <w:left w:w="15" w:type="dxa"/>
-            <w:bottom w:w="15" w:type="dxa"/>
-            <w:right w:w="15" w:type="dxa"/>
-          </w:tblCellMar>
-        </w:tblPrEx>
-        <w:trPr>
-          <w:tblCellSpacing w:w="15" w:type="dxa"/>
-        </w:trPr>
-        <w:tc>
-          <w:tcPr>
-            <w:tcW w:w="0" w:type="auto"/>
-            <w:tcBorders>
-              <w:top w:val="single" w:color="auto" w:sz="4" w:space="0"/>
-              <w:left w:val="single" w:color="auto" w:sz="4" w:space="0"/>
-              <w:bottom w:val="single" w:color="auto" w:sz="4" w:space="0"/>
-              <w:right w:val="single" w:color="auto" w:sz="4" w:space="0"/>
-            </w:tcBorders>
-            <w:shd w:val="clear"/>
-            <w:vAlign w:val="center"/>
-          </w:tcPr>
-          <w:p>
-            <w:pPr>
-              <w:spacing w:after="0"/>
-              <w:rPr>
-                <w:rFonts w:ascii="Times New Roman" w:hAnsi="Times New Roman" w:cs="Times New Roman"/>
-                <w:sz w:val="20"/>
-                <w:lang w:val="en-US" w:eastAsia="zh-CN"/>
-              </w:rPr>
-            </w:pPr>
-            <w:r>
-              <w:rPr>
-                <w:rFonts w:ascii="Times New Roman" w:hAnsi="Times New Roman" w:cs="Times New Roman"/>
-                <w:sz w:val="20"/>
-                <w:lang w:val="en-US" w:eastAsia="zh-CN"/>
-              </w:rPr>
-              <w:t>2.4</w:t>
-            </w:r>
-          </w:p>
-        </w:tc>
-        <w:tc>
-          <w:tcPr>
-            <w:tcW w:w="0" w:type="auto"/>
-            <w:tcBorders>
-              <w:top w:val="single" w:color="auto" w:sz="4" w:space="0"/>
-              <w:left w:val="single" w:color="auto" w:sz="4" w:space="0"/>
-              <w:bottom w:val="single" w:color="auto" w:sz="4" w:space="0"/>
-              <w:right w:val="single" w:color="auto" w:sz="4" w:space="0"/>
-            </w:tcBorders>
-            <w:shd w:val="clear"/>
-            <w:vAlign w:val="center"/>
-          </w:tcPr>
-          <w:p>
-            <w:pPr>
-              <w:spacing w:after="0"/>
-              <w:rPr>
-                <w:rFonts w:ascii="Times New Roman" w:hAnsi="Times New Roman" w:cs="Times New Roman"/>
-                <w:sz w:val="20"/>
-                <w:lang w:val="en-US" w:eastAsia="zh-CN"/>
-              </w:rPr>
-            </w:pPr>
-            <w:r>
-              <w:rPr>
-                <w:rFonts w:ascii="Times New Roman" w:hAnsi="Times New Roman" w:cs="Times New Roman"/>
-                <w:sz w:val="20"/>
-                <w:lang w:val="en-US" w:eastAsia="zh-CN"/>
-              </w:rPr>
-              <w:t>大模型接入</w:t>
-            </w:r>
-          </w:p>
-        </w:tc>
-        <w:tc>
-          <w:tcPr>
-            <w:tcW w:w="0" w:type="auto"/>
-            <w:tcBorders>
-              <w:top w:val="single" w:color="auto" w:sz="4" w:space="0"/>
-              <w:left w:val="single" w:color="auto" w:sz="4" w:space="0"/>
-              <w:bottom w:val="single" w:color="auto" w:sz="4" w:space="0"/>
-              <w:right w:val="single" w:color="auto" w:sz="4" w:space="0"/>
-            </w:tcBorders>
-            <w:shd w:val="clear"/>
-            <w:vAlign w:val="center"/>
-          </w:tcPr>
-          <w:p>
-            <w:pPr>
-              <w:spacing w:after="0"/>
-              <w:rPr>
-                <w:rFonts w:ascii="Times New Roman" w:hAnsi="Times New Roman" w:cs="Times New Roman"/>
-                <w:sz w:val="20"/>
-                <w:lang w:val="en-US" w:eastAsia="zh-CN"/>
-              </w:rPr>
-            </w:pPr>
-            <w:r>
-              <w:rPr>
-                <w:rFonts w:ascii="Times New Roman" w:hAnsi="Times New Roman" w:cs="Times New Roman"/>
-                <w:sz w:val="20"/>
-                <w:lang w:val="en-US" w:eastAsia="zh-CN"/>
-              </w:rPr>
-              <w:t>通过 OpenAI-compatible 客户端接入 DeepSeek，缺少 Key 时回退 MockLLM</w:t>
-            </w:r>
-          </w:p>
-        </w:tc>
-        <w:tc>
-          <w:tcPr>
-            <w:tcW w:w="0" w:type="auto"/>
-            <w:tcBorders>
-              <w:top w:val="single" w:color="auto" w:sz="4" w:space="0"/>
-              <w:left w:val="single" w:color="auto" w:sz="4" w:space="0"/>
-              <w:bottom w:val="single" w:color="auto" w:sz="4" w:space="0"/>
-              <w:right w:val="single" w:color="auto" w:sz="4" w:space="0"/>
-            </w:tcBorders>
-            <w:shd w:val="clear"/>
-            <w:vAlign w:val="center"/>
-          </w:tcPr>
-          <w:p>
-            <w:pPr>
-              <w:spacing w:after="0"/>
-              <w:rPr>
-                <w:rFonts w:ascii="Times New Roman" w:hAnsi="Times New Roman" w:cs="Times New Roman"/>
-                <w:sz w:val="20"/>
-                <w:lang w:val="en-US" w:eastAsia="zh-CN"/>
-              </w:rPr>
-            </w:pPr>
-            <w:r>
-              <w:rPr>
-                <w:rFonts w:ascii="Times New Roman" w:hAnsi="Times New Roman" w:cs="Times New Roman"/>
-                <w:sz w:val="20"/>
-                <w:lang w:val="en-US" w:eastAsia="zh-CN"/>
-              </w:rPr>
-              <w:t>AI 模块负责人</w:t>
-            </w:r>
-          </w:p>
-        </w:tc>
-        <w:tc>
-          <w:tcPr>
-            <w:tcW w:w="0" w:type="auto"/>
-            <w:tcBorders>
-              <w:top w:val="single" w:color="auto" w:sz="4" w:space="0"/>
-              <w:left w:val="single" w:color="auto" w:sz="4" w:space="0"/>
-              <w:bottom w:val="single" w:color="auto" w:sz="4" w:space="0"/>
-              <w:right w:val="single" w:color="auto" w:sz="4" w:space="0"/>
-            </w:tcBorders>
-            <w:shd w:val="clear"/>
-            <w:vAlign w:val="center"/>
-          </w:tcPr>
-          <w:p>
-            <w:pPr>
-              <w:spacing w:after="0"/>
-              <w:rPr>
-                <w:rFonts w:ascii="Times New Roman" w:hAnsi="Times New Roman" w:cs="Times New Roman"/>
-                <w:sz w:val="20"/>
-                <w:lang w:val="en-US" w:eastAsia="zh-CN"/>
-              </w:rPr>
-            </w:pPr>
-            <w:r>
-              <w:rPr>
-                <w:rFonts w:ascii="Times New Roman" w:hAnsi="Times New Roman" w:cs="Times New Roman"/>
-                <w:sz w:val="20"/>
-                <w:lang w:val="en-US" w:eastAsia="zh-CN"/>
-              </w:rPr>
-              <w:t>已完成</w:t>
             </w:r>
           </w:p>
         </w:tc>
@@ -11595,14 +10057,14 @@
         </w:trPr>
         <w:tc>
           <w:tcPr>
-            <w:tcW w:w="0" w:type="auto"/>
+            <w:tcW w:w="713" w:type="pct"/>
             <w:tcBorders>
               <w:top w:val="single" w:color="auto" w:sz="4" w:space="0"/>
               <w:left w:val="single" w:color="auto" w:sz="4" w:space="0"/>
               <w:bottom w:val="single" w:color="auto" w:sz="4" w:space="0"/>
               <w:right w:val="single" w:color="auto" w:sz="4" w:space="0"/>
             </w:tcBorders>
-            <w:shd w:val="clear"/>
+            <w:shd w:val="clear" w:color="auto" w:fill="auto"/>
             <w:vAlign w:val="center"/>
           </w:tcPr>
           <w:p>
@@ -11611,29 +10073,29 @@
               <w:rPr>
                 <w:rFonts w:ascii="Times New Roman" w:hAnsi="Times New Roman" w:cs="Times New Roman"/>
                 <w:sz w:val="20"/>
+                <w:lang w:eastAsia="zh-CN"/>
+              </w:rPr>
+            </w:pPr>
+            <w:r>
+              <w:rPr>
+                <w:rFonts w:ascii="Times New Roman" w:hAnsi="Times New Roman" w:cs="Times New Roman"/>
+                <w:sz w:val="20"/>
                 <w:lang w:val="en-US" w:eastAsia="zh-CN"/>
               </w:rPr>
-            </w:pPr>
-            <w:r>
-              <w:rPr>
-                <w:rFonts w:ascii="Times New Roman" w:hAnsi="Times New Roman" w:cs="Times New Roman"/>
-                <w:sz w:val="20"/>
-                <w:lang w:val="en-US" w:eastAsia="zh-CN"/>
-              </w:rPr>
-              <w:t>2.5</w:t>
-            </w:r>
-          </w:p>
-        </w:tc>
-        <w:tc>
-          <w:tcPr>
-            <w:tcW w:w="0" w:type="auto"/>
+              <w:t>核心开发阶段</w:t>
+            </w:r>
+          </w:p>
+        </w:tc>
+        <w:tc>
+          <w:tcPr>
+            <w:tcW w:w="411" w:type="pct"/>
             <w:tcBorders>
               <w:top w:val="single" w:color="auto" w:sz="4" w:space="0"/>
               <w:left w:val="single" w:color="auto" w:sz="4" w:space="0"/>
               <w:bottom w:val="single" w:color="auto" w:sz="4" w:space="0"/>
               <w:right w:val="single" w:color="auto" w:sz="4" w:space="0"/>
             </w:tcBorders>
-            <w:shd w:val="clear"/>
+            <w:shd w:val="clear" w:color="auto" w:fill="auto"/>
             <w:vAlign w:val="center"/>
           </w:tcPr>
           <w:p>
@@ -11642,29 +10104,29 @@
               <w:rPr>
                 <w:rFonts w:ascii="Times New Roman" w:hAnsi="Times New Roman" w:cs="Times New Roman"/>
                 <w:sz w:val="20"/>
+                <w:lang w:eastAsia="zh-CN"/>
+              </w:rPr>
+            </w:pPr>
+            <w:r>
+              <w:rPr>
+                <w:rFonts w:ascii="Times New Roman" w:hAnsi="Times New Roman" w:cs="Times New Roman"/>
+                <w:sz w:val="20"/>
                 <w:lang w:val="en-US" w:eastAsia="zh-CN"/>
               </w:rPr>
-            </w:pPr>
-            <w:r>
-              <w:rPr>
-                <w:rFonts w:ascii="Times New Roman" w:hAnsi="Times New Roman" w:cs="Times New Roman"/>
-                <w:sz w:val="20"/>
-                <w:lang w:val="en-US" w:eastAsia="zh-CN"/>
-              </w:rPr>
-              <w:t>知识库与向量检索</w:t>
-            </w:r>
-          </w:p>
-        </w:tc>
-        <w:tc>
-          <w:tcPr>
-            <w:tcW w:w="0" w:type="auto"/>
+              <w:t>6.04-6.13</w:t>
+            </w:r>
+          </w:p>
+        </w:tc>
+        <w:tc>
+          <w:tcPr>
+            <w:tcW w:w="1941" w:type="pct"/>
             <w:tcBorders>
               <w:top w:val="single" w:color="auto" w:sz="4" w:space="0"/>
               <w:left w:val="single" w:color="auto" w:sz="4" w:space="0"/>
               <w:bottom w:val="single" w:color="auto" w:sz="4" w:space="0"/>
               <w:right w:val="single" w:color="auto" w:sz="4" w:space="0"/>
             </w:tcBorders>
-            <w:shd w:val="clear"/>
+            <w:shd w:val="clear" w:color="auto" w:fill="auto"/>
             <w:vAlign w:val="center"/>
           </w:tcPr>
           <w:p>
@@ -11673,29 +10135,29 @@
               <w:rPr>
                 <w:rFonts w:ascii="Times New Roman" w:hAnsi="Times New Roman" w:cs="Times New Roman"/>
                 <w:sz w:val="20"/>
+                <w:lang w:eastAsia="zh-CN"/>
+              </w:rPr>
+            </w:pPr>
+            <w:r>
+              <w:rPr>
+                <w:rFonts w:ascii="Times New Roman" w:hAnsi="Times New Roman" w:cs="Times New Roman"/>
+                <w:sz w:val="20"/>
                 <w:lang w:val="en-US" w:eastAsia="zh-CN"/>
               </w:rPr>
-            </w:pPr>
-            <w:r>
-              <w:rPr>
-                <w:rFonts w:ascii="Times New Roman" w:hAnsi="Times New Roman" w:cs="Times New Roman"/>
-                <w:sz w:val="20"/>
-                <w:lang w:val="en-US" w:eastAsia="zh-CN"/>
-              </w:rPr>
-              <w:t>实现飞书文档同步、MySQL 存储、Weaviate 向量索引和语义检索</w:t>
-            </w:r>
-          </w:p>
-        </w:tc>
-        <w:tc>
-          <w:tcPr>
-            <w:tcW w:w="0" w:type="auto"/>
+              <w:t>实现 AI 工作台、内容运营、知识库、学员和院校基础功能</w:t>
+            </w:r>
+          </w:p>
+        </w:tc>
+        <w:tc>
+          <w:tcPr>
+            <w:tcW w:w="1844" w:type="pct"/>
             <w:tcBorders>
               <w:top w:val="single" w:color="auto" w:sz="4" w:space="0"/>
               <w:left w:val="single" w:color="auto" w:sz="4" w:space="0"/>
               <w:bottom w:val="single" w:color="auto" w:sz="4" w:space="0"/>
               <w:right w:val="single" w:color="auto" w:sz="4" w:space="0"/>
             </w:tcBorders>
-            <w:shd w:val="clear"/>
+            <w:shd w:val="clear" w:color="auto" w:fill="auto"/>
             <w:vAlign w:val="center"/>
           </w:tcPr>
           <w:p>
@@ -11704,47 +10166,16 @@
               <w:rPr>
                 <w:rFonts w:ascii="Times New Roman" w:hAnsi="Times New Roman" w:cs="Times New Roman"/>
                 <w:sz w:val="20"/>
+                <w:lang w:eastAsia="zh-CN"/>
+              </w:rPr>
+            </w:pPr>
+            <w:r>
+              <w:rPr>
+                <w:rFonts w:ascii="Times New Roman" w:hAnsi="Times New Roman" w:cs="Times New Roman"/>
+                <w:sz w:val="20"/>
                 <w:lang w:val="en-US" w:eastAsia="zh-CN"/>
               </w:rPr>
-            </w:pPr>
-            <w:r>
-              <w:rPr>
-                <w:rFonts w:ascii="Times New Roman" w:hAnsi="Times New Roman" w:cs="Times New Roman"/>
-                <w:sz w:val="20"/>
-                <w:lang w:val="en-US" w:eastAsia="zh-CN"/>
-              </w:rPr>
-              <w:t>知识库负责人</w:t>
-            </w:r>
-          </w:p>
-        </w:tc>
-        <w:tc>
-          <w:tcPr>
-            <w:tcW w:w="0" w:type="auto"/>
-            <w:tcBorders>
-              <w:top w:val="single" w:color="auto" w:sz="4" w:space="0"/>
-              <w:left w:val="single" w:color="auto" w:sz="4" w:space="0"/>
-              <w:bottom w:val="single" w:color="auto" w:sz="4" w:space="0"/>
-              <w:right w:val="single" w:color="auto" w:sz="4" w:space="0"/>
-            </w:tcBorders>
-            <w:shd w:val="clear"/>
-            <w:vAlign w:val="center"/>
-          </w:tcPr>
-          <w:p>
-            <w:pPr>
-              <w:spacing w:after="0"/>
-              <w:rPr>
-                <w:rFonts w:ascii="Times New Roman" w:hAnsi="Times New Roman" w:cs="Times New Roman"/>
-                <w:sz w:val="20"/>
-                <w:lang w:val="en-US" w:eastAsia="zh-CN"/>
-              </w:rPr>
-            </w:pPr>
-            <w:r>
-              <w:rPr>
-                <w:rFonts w:ascii="Times New Roman" w:hAnsi="Times New Roman" w:cs="Times New Roman"/>
-                <w:sz w:val="20"/>
-                <w:lang w:val="en-US" w:eastAsia="zh-CN"/>
-              </w:rPr>
-              <w:t>已完成</w:t>
+              <w:t>Spring Boot 多模块后端、Vue Web 前端、MySQL 数据表</w:t>
             </w:r>
           </w:p>
         </w:tc>
@@ -11759,7 +10190,7 @@
             <w:insideH w:val="none" w:color="auto" w:sz="0" w:space="0"/>
             <w:insideV w:val="none" w:color="auto" w:sz="0" w:space="0"/>
           </w:tblBorders>
-          <w:shd w:val="clear"/>
+          <w:shd w:val="clear" w:color="auto" w:fill="auto"/>
           <w:tblCellMar>
             <w:top w:w="15" w:type="dxa"/>
             <w:left w:w="15" w:type="dxa"/>
@@ -11772,14 +10203,14 @@
         </w:trPr>
         <w:tc>
           <w:tcPr>
-            <w:tcW w:w="0" w:type="auto"/>
+            <w:tcW w:w="713" w:type="pct"/>
             <w:tcBorders>
               <w:top w:val="single" w:color="auto" w:sz="4" w:space="0"/>
               <w:left w:val="single" w:color="auto" w:sz="4" w:space="0"/>
               <w:bottom w:val="single" w:color="auto" w:sz="4" w:space="0"/>
               <w:right w:val="single" w:color="auto" w:sz="4" w:space="0"/>
             </w:tcBorders>
-            <w:shd w:val="clear"/>
+            <w:shd w:val="clear" w:color="auto" w:fill="auto"/>
             <w:vAlign w:val="center"/>
           </w:tcPr>
           <w:p>
@@ -11788,29 +10219,29 @@
               <w:rPr>
                 <w:rFonts w:ascii="Times New Roman" w:hAnsi="Times New Roman" w:cs="Times New Roman"/>
                 <w:sz w:val="20"/>
+                <w:lang w:eastAsia="zh-CN"/>
+              </w:rPr>
+            </w:pPr>
+            <w:r>
+              <w:rPr>
+                <w:rFonts w:ascii="Times New Roman" w:hAnsi="Times New Roman" w:cs="Times New Roman"/>
+                <w:sz w:val="20"/>
                 <w:lang w:val="en-US" w:eastAsia="zh-CN"/>
               </w:rPr>
-            </w:pPr>
-            <w:r>
-              <w:rPr>
-                <w:rFonts w:ascii="Times New Roman" w:hAnsi="Times New Roman" w:cs="Times New Roman"/>
-                <w:sz w:val="20"/>
-                <w:lang w:val="en-US" w:eastAsia="zh-CN"/>
-              </w:rPr>
-              <w:t>2.6</w:t>
-            </w:r>
-          </w:p>
-        </w:tc>
-        <w:tc>
-          <w:tcPr>
-            <w:tcW w:w="0" w:type="auto"/>
+              <w:t>智能体与外部能力集成阶段</w:t>
+            </w:r>
+          </w:p>
+        </w:tc>
+        <w:tc>
+          <w:tcPr>
+            <w:tcW w:w="411" w:type="pct"/>
             <w:tcBorders>
               <w:top w:val="single" w:color="auto" w:sz="4" w:space="0"/>
               <w:left w:val="single" w:color="auto" w:sz="4" w:space="0"/>
               <w:bottom w:val="single" w:color="auto" w:sz="4" w:space="0"/>
               <w:right w:val="single" w:color="auto" w:sz="4" w:space="0"/>
             </w:tcBorders>
-            <w:shd w:val="clear"/>
+            <w:shd w:val="clear" w:color="auto" w:fill="auto"/>
             <w:vAlign w:val="center"/>
           </w:tcPr>
           <w:p>
@@ -11819,29 +10250,29 @@
               <w:rPr>
                 <w:rFonts w:ascii="Times New Roman" w:hAnsi="Times New Roman" w:cs="Times New Roman"/>
                 <w:sz w:val="20"/>
+                <w:lang w:eastAsia="zh-CN"/>
+              </w:rPr>
+            </w:pPr>
+            <w:r>
+              <w:rPr>
+                <w:rFonts w:ascii="Times New Roman" w:hAnsi="Times New Roman" w:cs="Times New Roman"/>
+                <w:sz w:val="20"/>
                 <w:lang w:val="en-US" w:eastAsia="zh-CN"/>
               </w:rPr>
-            </w:pPr>
-            <w:r>
-              <w:rPr>
-                <w:rFonts w:ascii="Times New Roman" w:hAnsi="Times New Roman" w:cs="Times New Roman"/>
-                <w:sz w:val="20"/>
-                <w:lang w:val="en-US" w:eastAsia="zh-CN"/>
-              </w:rPr>
-              <w:t>内容运营模块</w:t>
-            </w:r>
-          </w:p>
-        </w:tc>
-        <w:tc>
-          <w:tcPr>
-            <w:tcW w:w="0" w:type="auto"/>
+              <w:t>6.14-6.18</w:t>
+            </w:r>
+          </w:p>
+        </w:tc>
+        <w:tc>
+          <w:tcPr>
+            <w:tcW w:w="1941" w:type="pct"/>
             <w:tcBorders>
               <w:top w:val="single" w:color="auto" w:sz="4" w:space="0"/>
               <w:left w:val="single" w:color="auto" w:sz="4" w:space="0"/>
               <w:bottom w:val="single" w:color="auto" w:sz="4" w:space="0"/>
               <w:right w:val="single" w:color="auto" w:sz="4" w:space="0"/>
             </w:tcBorders>
-            <w:shd w:val="clear"/>
+            <w:shd w:val="clear" w:color="auto" w:fill="auto"/>
             <w:vAlign w:val="center"/>
           </w:tcPr>
           <w:p>
@@ -11850,29 +10281,29 @@
               <w:rPr>
                 <w:rFonts w:ascii="Times New Roman" w:hAnsi="Times New Roman" w:cs="Times New Roman"/>
                 <w:sz w:val="20"/>
+                <w:lang w:eastAsia="zh-CN"/>
+              </w:rPr>
+            </w:pPr>
+            <w:r>
+              <w:rPr>
+                <w:rFonts w:ascii="Times New Roman" w:hAnsi="Times New Roman" w:cs="Times New Roman"/>
+                <w:sz w:val="20"/>
                 <w:lang w:val="en-US" w:eastAsia="zh-CN"/>
               </w:rPr>
-            </w:pPr>
-            <w:r>
-              <w:rPr>
-                <w:rFonts w:ascii="Times New Roman" w:hAnsi="Times New Roman" w:cs="Times New Roman"/>
-                <w:sz w:val="20"/>
-                <w:lang w:val="en-US" w:eastAsia="zh-CN"/>
-              </w:rPr>
-              <w:t>实现选题库、文案库、内容日历、评分和 SOP 生成</w:t>
-            </w:r>
-          </w:p>
-        </w:tc>
-        <w:tc>
-          <w:tcPr>
-            <w:tcW w:w="0" w:type="auto"/>
+              <w:t>接入 DeepSeek API、飞书 CLI、Weaviate、向量检索和工具调用链路</w:t>
+            </w:r>
+          </w:p>
+        </w:tc>
+        <w:tc>
+          <w:tcPr>
+            <w:tcW w:w="1844" w:type="pct"/>
             <w:tcBorders>
               <w:top w:val="single" w:color="auto" w:sz="4" w:space="0"/>
               <w:left w:val="single" w:color="auto" w:sz="4" w:space="0"/>
               <w:bottom w:val="single" w:color="auto" w:sz="4" w:space="0"/>
               <w:right w:val="single" w:color="auto" w:sz="4" w:space="0"/>
             </w:tcBorders>
-            <w:shd w:val="clear"/>
+            <w:shd w:val="clear" w:color="auto" w:fill="auto"/>
             <w:vAlign w:val="center"/>
           </w:tcPr>
           <w:p>
@@ -11881,224 +10312,16 @@
               <w:rPr>
                 <w:rFonts w:ascii="Times New Roman" w:hAnsi="Times New Roman" w:cs="Times New Roman"/>
                 <w:sz w:val="20"/>
+                <w:lang w:eastAsia="zh-CN"/>
+              </w:rPr>
+            </w:pPr>
+            <w:r>
+              <w:rPr>
+                <w:rFonts w:ascii="Times New Roman" w:hAnsi="Times New Roman" w:cs="Times New Roman"/>
+                <w:sz w:val="20"/>
                 <w:lang w:val="en-US" w:eastAsia="zh-CN"/>
               </w:rPr>
-            </w:pPr>
-            <w:r>
-              <w:rPr>
-                <w:rFonts w:ascii="Times New Roman" w:hAnsi="Times New Roman" w:cs="Times New Roman"/>
-                <w:sz w:val="20"/>
-                <w:lang w:val="en-US" w:eastAsia="zh-CN"/>
-              </w:rPr>
-              <w:t>内容模块负责人</w:t>
-            </w:r>
-          </w:p>
-        </w:tc>
-        <w:tc>
-          <w:tcPr>
-            <w:tcW w:w="0" w:type="auto"/>
-            <w:tcBorders>
-              <w:top w:val="single" w:color="auto" w:sz="4" w:space="0"/>
-              <w:left w:val="single" w:color="auto" w:sz="4" w:space="0"/>
-              <w:bottom w:val="single" w:color="auto" w:sz="4" w:space="0"/>
-              <w:right w:val="single" w:color="auto" w:sz="4" w:space="0"/>
-            </w:tcBorders>
-            <w:shd w:val="clear"/>
-            <w:vAlign w:val="center"/>
-          </w:tcPr>
-          <w:p>
-            <w:pPr>
-              <w:spacing w:after="0"/>
-              <w:rPr>
-                <w:rFonts w:ascii="Times New Roman" w:hAnsi="Times New Roman" w:cs="Times New Roman"/>
-                <w:sz w:val="20"/>
-                <w:lang w:val="en-US" w:eastAsia="zh-CN"/>
-              </w:rPr>
-            </w:pPr>
-            <w:r>
-              <w:rPr>
-                <w:rFonts w:ascii="Times New Roman" w:hAnsi="Times New Roman" w:cs="Times New Roman"/>
-                <w:sz w:val="20"/>
-                <w:lang w:val="en-US" w:eastAsia="zh-CN"/>
-              </w:rPr>
-              <w:t>已完成</w:t>
-            </w:r>
-          </w:p>
-        </w:tc>
-      </w:tr>
-      <w:tr>
-        <w:tblPrEx>
-          <w:tblBorders>
-            <w:top w:val="none" w:color="auto" w:sz="0" w:space="0"/>
-            <w:left w:val="none" w:color="auto" w:sz="0" w:space="0"/>
-            <w:bottom w:val="none" w:color="auto" w:sz="0" w:space="0"/>
-            <w:right w:val="none" w:color="auto" w:sz="0" w:space="0"/>
-            <w:insideH w:val="none" w:color="auto" w:sz="0" w:space="0"/>
-            <w:insideV w:val="none" w:color="auto" w:sz="0" w:space="0"/>
-          </w:tblBorders>
-          <w:shd w:val="clear"/>
-          <w:tblCellMar>
-            <w:top w:w="15" w:type="dxa"/>
-            <w:left w:w="15" w:type="dxa"/>
-            <w:bottom w:w="15" w:type="dxa"/>
-            <w:right w:w="15" w:type="dxa"/>
-          </w:tblCellMar>
-        </w:tblPrEx>
-        <w:trPr>
-          <w:tblCellSpacing w:w="15" w:type="dxa"/>
-        </w:trPr>
-        <w:tc>
-          <w:tcPr>
-            <w:tcW w:w="0" w:type="auto"/>
-            <w:tcBorders>
-              <w:top w:val="single" w:color="auto" w:sz="4" w:space="0"/>
-              <w:left w:val="single" w:color="auto" w:sz="4" w:space="0"/>
-              <w:bottom w:val="single" w:color="auto" w:sz="4" w:space="0"/>
-              <w:right w:val="single" w:color="auto" w:sz="4" w:space="0"/>
-            </w:tcBorders>
-            <w:shd w:val="clear"/>
-            <w:vAlign w:val="center"/>
-          </w:tcPr>
-          <w:p>
-            <w:pPr>
-              <w:spacing w:after="0"/>
-              <w:rPr>
-                <w:rFonts w:ascii="Times New Roman" w:hAnsi="Times New Roman" w:cs="Times New Roman"/>
-                <w:sz w:val="20"/>
-                <w:lang w:val="en-US" w:eastAsia="zh-CN"/>
-              </w:rPr>
-            </w:pPr>
-            <w:r>
-              <w:rPr>
-                <w:rFonts w:ascii="Times New Roman" w:hAnsi="Times New Roman" w:cs="Times New Roman"/>
-                <w:sz w:val="20"/>
-                <w:lang w:val="en-US" w:eastAsia="zh-CN"/>
-              </w:rPr>
-              <w:t>2.7</w:t>
-            </w:r>
-          </w:p>
-        </w:tc>
-        <w:tc>
-          <w:tcPr>
-            <w:tcW w:w="0" w:type="auto"/>
-            <w:tcBorders>
-              <w:top w:val="single" w:color="auto" w:sz="4" w:space="0"/>
-              <w:left w:val="single" w:color="auto" w:sz="4" w:space="0"/>
-              <w:bottom w:val="single" w:color="auto" w:sz="4" w:space="0"/>
-              <w:right w:val="single" w:color="auto" w:sz="4" w:space="0"/>
-            </w:tcBorders>
-            <w:shd w:val="clear"/>
-            <w:vAlign w:val="center"/>
-          </w:tcPr>
-          <w:p>
-            <w:pPr>
-              <w:spacing w:after="0"/>
-              <w:rPr>
-                <w:rFonts w:ascii="Times New Roman" w:hAnsi="Times New Roman" w:cs="Times New Roman"/>
-                <w:sz w:val="20"/>
-                <w:lang w:val="en-US" w:eastAsia="zh-CN"/>
-              </w:rPr>
-            </w:pPr>
-            <w:r>
-              <w:rPr>
-                <w:rFonts w:ascii="Times New Roman" w:hAnsi="Times New Roman" w:cs="Times New Roman"/>
-                <w:sz w:val="20"/>
-                <w:lang w:val="en-US" w:eastAsia="zh-CN"/>
-              </w:rPr>
-              <w:t>飞书能力</w:t>
-            </w:r>
-          </w:p>
-        </w:tc>
-        <w:tc>
-          <w:tcPr>
-            <w:tcW w:w="0" w:type="auto"/>
-            <w:tcBorders>
-              <w:top w:val="single" w:color="auto" w:sz="4" w:space="0"/>
-              <w:left w:val="single" w:color="auto" w:sz="4" w:space="0"/>
-              <w:bottom w:val="single" w:color="auto" w:sz="4" w:space="0"/>
-              <w:right w:val="single" w:color="auto" w:sz="4" w:space="0"/>
-            </w:tcBorders>
-            <w:shd w:val="clear"/>
-            <w:vAlign w:val="center"/>
-          </w:tcPr>
-          <w:p>
-            <w:pPr>
-              <w:spacing w:after="0"/>
-              <w:rPr>
-                <w:rFonts w:ascii="Times New Roman" w:hAnsi="Times New Roman" w:cs="Times New Roman"/>
-                <w:sz w:val="20"/>
-                <w:lang w:val="en-US" w:eastAsia="zh-CN"/>
-              </w:rPr>
-            </w:pPr>
-            <w:r>
-              <w:rPr>
-                <w:rFonts w:ascii="Times New Roman" w:hAnsi="Times New Roman" w:cs="Times New Roman"/>
-                <w:sz w:val="20"/>
-                <w:lang w:val="en-US" w:eastAsia="zh-CN"/>
-              </w:rPr>
-              <w:t>封装 lark-cli 白名单能力，支持读取文件夹、创建和读取文档</w:t>
-            </w:r>
-          </w:p>
-        </w:tc>
-        <w:tc>
-          <w:tcPr>
-            <w:tcW w:w="0" w:type="auto"/>
-            <w:tcBorders>
-              <w:top w:val="single" w:color="auto" w:sz="4" w:space="0"/>
-              <w:left w:val="single" w:color="auto" w:sz="4" w:space="0"/>
-              <w:bottom w:val="single" w:color="auto" w:sz="4" w:space="0"/>
-              <w:right w:val="single" w:color="auto" w:sz="4" w:space="0"/>
-            </w:tcBorders>
-            <w:shd w:val="clear"/>
-            <w:vAlign w:val="center"/>
-          </w:tcPr>
-          <w:p>
-            <w:pPr>
-              <w:spacing w:after="0"/>
-              <w:rPr>
-                <w:rFonts w:ascii="Times New Roman" w:hAnsi="Times New Roman" w:cs="Times New Roman"/>
-                <w:sz w:val="20"/>
-                <w:lang w:val="en-US" w:eastAsia="zh-CN"/>
-              </w:rPr>
-            </w:pPr>
-            <w:r>
-              <w:rPr>
-                <w:rFonts w:ascii="Times New Roman" w:hAnsi="Times New Roman" w:cs="Times New Roman"/>
-                <w:sz w:val="20"/>
-                <w:lang w:val="en-US" w:eastAsia="zh-CN"/>
-              </w:rPr>
-              <w:t>工具集成负责人</w:t>
-            </w:r>
-          </w:p>
-        </w:tc>
-        <w:tc>
-          <w:tcPr>
-            <w:tcW w:w="0" w:type="auto"/>
-            <w:tcBorders>
-              <w:top w:val="single" w:color="auto" w:sz="4" w:space="0"/>
-              <w:left w:val="single" w:color="auto" w:sz="4" w:space="0"/>
-              <w:bottom w:val="single" w:color="auto" w:sz="4" w:space="0"/>
-              <w:right w:val="single" w:color="auto" w:sz="4" w:space="0"/>
-            </w:tcBorders>
-            <w:shd w:val="clear"/>
-            <w:vAlign w:val="center"/>
-          </w:tcPr>
-          <w:p>
-            <w:pPr>
-              <w:spacing w:after="0"/>
-              <w:rPr>
-                <w:rFonts w:ascii="Times New Roman" w:hAnsi="Times New Roman" w:cs="Times New Roman"/>
-                <w:sz w:val="20"/>
-                <w:lang w:val="en-US" w:eastAsia="zh-CN"/>
-              </w:rPr>
-            </w:pPr>
-            <w:r>
-              <w:rPr>
-                <w:rFonts w:ascii="Times New Roman" w:hAnsi="Times New Roman" w:cs="Times New Roman"/>
-                <w:sz w:val="20"/>
-                <w:lang w:val="en-US" w:eastAsia="zh-CN"/>
-              </w:rPr>
-              <w:t>已完成</w:t>
+              <w:t>LLMClient、AgentRouter、飞书同步、向量数据库检索</w:t>
             </w:r>
           </w:p>
         </w:tc>
@@ -12125,14 +10348,14 @@
         </w:trPr>
         <w:tc>
           <w:tcPr>
-            <w:tcW w:w="0" w:type="auto"/>
+            <w:tcW w:w="713" w:type="pct"/>
             <w:tcBorders>
               <w:top w:val="single" w:color="auto" w:sz="4" w:space="0"/>
               <w:left w:val="single" w:color="auto" w:sz="4" w:space="0"/>
               <w:bottom w:val="single" w:color="auto" w:sz="4" w:space="0"/>
               <w:right w:val="single" w:color="auto" w:sz="4" w:space="0"/>
             </w:tcBorders>
-            <w:shd w:val="clear"/>
+            <w:shd w:val="clear" w:color="auto" w:fill="auto"/>
             <w:vAlign w:val="center"/>
           </w:tcPr>
           <w:p>
@@ -12141,29 +10364,29 @@
               <w:rPr>
                 <w:rFonts w:ascii="Times New Roman" w:hAnsi="Times New Roman" w:cs="Times New Roman"/>
                 <w:sz w:val="20"/>
+                <w:lang w:eastAsia="zh-CN"/>
+              </w:rPr>
+            </w:pPr>
+            <w:r>
+              <w:rPr>
+                <w:rFonts w:ascii="Times New Roman" w:hAnsi="Times New Roman" w:cs="Times New Roman"/>
+                <w:sz w:val="20"/>
                 <w:lang w:val="en-US" w:eastAsia="zh-CN"/>
               </w:rPr>
-            </w:pPr>
-            <w:r>
-              <w:rPr>
-                <w:rFonts w:ascii="Times New Roman" w:hAnsi="Times New Roman" w:cs="Times New Roman"/>
-                <w:sz w:val="20"/>
-                <w:lang w:val="en-US" w:eastAsia="zh-CN"/>
-              </w:rPr>
-              <w:t>2.8</w:t>
-            </w:r>
-          </w:p>
-        </w:tc>
-        <w:tc>
-          <w:tcPr>
-            <w:tcW w:w="0" w:type="auto"/>
+              <w:t>多端与权限完善阶段</w:t>
+            </w:r>
+          </w:p>
+        </w:tc>
+        <w:tc>
+          <w:tcPr>
+            <w:tcW w:w="411" w:type="pct"/>
             <w:tcBorders>
               <w:top w:val="single" w:color="auto" w:sz="4" w:space="0"/>
               <w:left w:val="single" w:color="auto" w:sz="4" w:space="0"/>
               <w:bottom w:val="single" w:color="auto" w:sz="4" w:space="0"/>
               <w:right w:val="single" w:color="auto" w:sz="4" w:space="0"/>
             </w:tcBorders>
-            <w:shd w:val="clear"/>
+            <w:shd w:val="clear" w:color="auto" w:fill="auto"/>
             <w:vAlign w:val="center"/>
           </w:tcPr>
           <w:p>
@@ -12172,29 +10395,29 @@
               <w:rPr>
                 <w:rFonts w:ascii="Times New Roman" w:hAnsi="Times New Roman" w:cs="Times New Roman"/>
                 <w:sz w:val="20"/>
+                <w:lang w:eastAsia="zh-CN"/>
+              </w:rPr>
+            </w:pPr>
+            <w:r>
+              <w:rPr>
+                <w:rFonts w:ascii="Times New Roman" w:hAnsi="Times New Roman" w:cs="Times New Roman"/>
+                <w:sz w:val="20"/>
                 <w:lang w:val="en-US" w:eastAsia="zh-CN"/>
               </w:rPr>
-            </w:pPr>
-            <w:r>
-              <w:rPr>
-                <w:rFonts w:ascii="Times New Roman" w:hAnsi="Times New Roman" w:cs="Times New Roman"/>
-                <w:sz w:val="20"/>
-                <w:lang w:val="en-US" w:eastAsia="zh-CN"/>
-              </w:rPr>
-              <w:t>小红书 SOP Skill</w:t>
-            </w:r>
-          </w:p>
-        </w:tc>
-        <w:tc>
-          <w:tcPr>
-            <w:tcW w:w="0" w:type="auto"/>
+              <w:t>6.18-6.19</w:t>
+            </w:r>
+          </w:p>
+        </w:tc>
+        <w:tc>
+          <w:tcPr>
+            <w:tcW w:w="1941" w:type="pct"/>
             <w:tcBorders>
               <w:top w:val="single" w:color="auto" w:sz="4" w:space="0"/>
               <w:left w:val="single" w:color="auto" w:sz="4" w:space="0"/>
               <w:bottom w:val="single" w:color="auto" w:sz="4" w:space="0"/>
               <w:right w:val="single" w:color="auto" w:sz="4" w:space="0"/>
             </w:tcBorders>
-            <w:shd w:val="clear"/>
+            <w:shd w:val="clear" w:color="auto" w:fill="auto"/>
             <w:vAlign w:val="center"/>
           </w:tcPr>
           <w:p>
@@ -12203,29 +10426,29 @@
               <w:rPr>
                 <w:rFonts w:ascii="Times New Roman" w:hAnsi="Times New Roman" w:cs="Times New Roman"/>
                 <w:sz w:val="20"/>
+                <w:lang w:eastAsia="zh-CN"/>
+              </w:rPr>
+            </w:pPr>
+            <w:r>
+              <w:rPr>
+                <w:rFonts w:ascii="Times New Roman" w:hAnsi="Times New Roman" w:cs="Times New Roman"/>
+                <w:sz w:val="20"/>
                 <w:lang w:val="en-US" w:eastAsia="zh-CN"/>
               </w:rPr>
-            </w:pPr>
-            <w:r>
-              <w:rPr>
-                <w:rFonts w:ascii="Times New Roman" w:hAnsi="Times New Roman" w:cs="Times New Roman"/>
-                <w:sz w:val="20"/>
-                <w:lang w:val="en-US" w:eastAsia="zh-CN"/>
-              </w:rPr>
-              <w:t>集成小红书 MCP 适配层，保留搜索、详情等低风险能力</w:t>
-            </w:r>
-          </w:p>
-        </w:tc>
-        <w:tc>
-          <w:tcPr>
-            <w:tcW w:w="0" w:type="auto"/>
+              <w:t>增加 RBAC 权限、桌面客户端、Android 移动端和防呆交互</w:t>
+            </w:r>
+          </w:p>
+        </w:tc>
+        <w:tc>
+          <w:tcPr>
+            <w:tcW w:w="1844" w:type="pct"/>
             <w:tcBorders>
               <w:top w:val="single" w:color="auto" w:sz="4" w:space="0"/>
               <w:left w:val="single" w:color="auto" w:sz="4" w:space="0"/>
               <w:bottom w:val="single" w:color="auto" w:sz="4" w:space="0"/>
               <w:right w:val="single" w:color="auto" w:sz="4" w:space="0"/>
             </w:tcBorders>
-            <w:shd w:val="clear"/>
+            <w:shd w:val="clear" w:color="auto" w:fill="auto"/>
             <w:vAlign w:val="center"/>
           </w:tcPr>
           <w:p>
@@ -12234,47 +10457,16 @@
               <w:rPr>
                 <w:rFonts w:ascii="Times New Roman" w:hAnsi="Times New Roman" w:cs="Times New Roman"/>
                 <w:sz w:val="20"/>
+                <w:lang w:eastAsia="zh-CN"/>
+              </w:rPr>
+            </w:pPr>
+            <w:r>
+              <w:rPr>
+                <w:rFonts w:ascii="Times New Roman" w:hAnsi="Times New Roman" w:cs="Times New Roman"/>
+                <w:sz w:val="20"/>
                 <w:lang w:val="en-US" w:eastAsia="zh-CN"/>
               </w:rPr>
-            </w:pPr>
-            <w:r>
-              <w:rPr>
-                <w:rFonts w:ascii="Times New Roman" w:hAnsi="Times New Roman" w:cs="Times New Roman"/>
-                <w:sz w:val="20"/>
-                <w:lang w:val="en-US" w:eastAsia="zh-CN"/>
-              </w:rPr>
-              <w:t>工具集成负责人</w:t>
-            </w:r>
-          </w:p>
-        </w:tc>
-        <w:tc>
-          <w:tcPr>
-            <w:tcW w:w="0" w:type="auto"/>
-            <w:tcBorders>
-              <w:top w:val="single" w:color="auto" w:sz="4" w:space="0"/>
-              <w:left w:val="single" w:color="auto" w:sz="4" w:space="0"/>
-              <w:bottom w:val="single" w:color="auto" w:sz="4" w:space="0"/>
-              <w:right w:val="single" w:color="auto" w:sz="4" w:space="0"/>
-            </w:tcBorders>
-            <w:shd w:val="clear"/>
-            <w:vAlign w:val="center"/>
-          </w:tcPr>
-          <w:p>
-            <w:pPr>
-              <w:spacing w:after="0"/>
-              <w:rPr>
-                <w:rFonts w:ascii="Times New Roman" w:hAnsi="Times New Roman" w:cs="Times New Roman"/>
-                <w:sz w:val="20"/>
-                <w:lang w:val="en-US" w:eastAsia="zh-CN"/>
-              </w:rPr>
-            </w:pPr>
-            <w:r>
-              <w:rPr>
-                <w:rFonts w:ascii="Times New Roman" w:hAnsi="Times New Roman" w:cs="Times New Roman"/>
-                <w:sz w:val="20"/>
-                <w:lang w:val="en-US" w:eastAsia="zh-CN"/>
-              </w:rPr>
-              <w:t>基本完成</w:t>
+              <w:t>用户角色权限表、桌面端、移动端 APK、接口文档</w:t>
             </w:r>
           </w:p>
         </w:tc>
@@ -12301,6 +10493,248 @@
         </w:trPr>
         <w:tc>
           <w:tcPr>
+            <w:tcW w:w="713" w:type="pct"/>
+            <w:tcBorders>
+              <w:top w:val="single" w:color="auto" w:sz="4" w:space="0"/>
+              <w:left w:val="single" w:color="auto" w:sz="4" w:space="0"/>
+              <w:bottom w:val="single" w:color="auto" w:sz="4" w:space="0"/>
+              <w:right w:val="single" w:color="auto" w:sz="4" w:space="0"/>
+            </w:tcBorders>
+            <w:shd w:val="clear" w:color="auto" w:fill="auto"/>
+            <w:vAlign w:val="center"/>
+          </w:tcPr>
+          <w:p>
+            <w:pPr>
+              <w:spacing w:after="0"/>
+              <w:rPr>
+                <w:rFonts w:ascii="Times New Roman" w:hAnsi="Times New Roman" w:cs="Times New Roman"/>
+                <w:sz w:val="20"/>
+                <w:lang w:eastAsia="zh-CN"/>
+              </w:rPr>
+            </w:pPr>
+            <w:r>
+              <w:rPr>
+                <w:rFonts w:ascii="Times New Roman" w:hAnsi="Times New Roman" w:cs="Times New Roman"/>
+                <w:sz w:val="20"/>
+                <w:lang w:val="en-US" w:eastAsia="zh-CN"/>
+              </w:rPr>
+              <w:t>收尾与文档阶段</w:t>
+            </w:r>
+          </w:p>
+        </w:tc>
+        <w:tc>
+          <w:tcPr>
+            <w:tcW w:w="411" w:type="pct"/>
+            <w:tcBorders>
+              <w:top w:val="single" w:color="auto" w:sz="4" w:space="0"/>
+              <w:left w:val="single" w:color="auto" w:sz="4" w:space="0"/>
+              <w:bottom w:val="single" w:color="auto" w:sz="4" w:space="0"/>
+              <w:right w:val="single" w:color="auto" w:sz="4" w:space="0"/>
+            </w:tcBorders>
+            <w:shd w:val="clear" w:color="auto" w:fill="auto"/>
+            <w:vAlign w:val="center"/>
+          </w:tcPr>
+          <w:p>
+            <w:pPr>
+              <w:spacing w:after="0"/>
+              <w:rPr>
+                <w:rFonts w:ascii="Times New Roman" w:hAnsi="Times New Roman" w:cs="Times New Roman"/>
+                <w:sz w:val="20"/>
+                <w:lang w:eastAsia="zh-CN"/>
+              </w:rPr>
+            </w:pPr>
+            <w:r>
+              <w:rPr>
+                <w:rFonts w:ascii="Times New Roman" w:hAnsi="Times New Roman" w:cs="Times New Roman"/>
+                <w:sz w:val="20"/>
+                <w:lang w:val="en-US" w:eastAsia="zh-CN"/>
+              </w:rPr>
+              <w:t>6.20</w:t>
+            </w:r>
+          </w:p>
+        </w:tc>
+        <w:tc>
+          <w:tcPr>
+            <w:tcW w:w="1941" w:type="pct"/>
+            <w:tcBorders>
+              <w:top w:val="single" w:color="auto" w:sz="4" w:space="0"/>
+              <w:left w:val="single" w:color="auto" w:sz="4" w:space="0"/>
+              <w:bottom w:val="single" w:color="auto" w:sz="4" w:space="0"/>
+              <w:right w:val="single" w:color="auto" w:sz="4" w:space="0"/>
+            </w:tcBorders>
+            <w:shd w:val="clear" w:color="auto" w:fill="auto"/>
+            <w:vAlign w:val="center"/>
+          </w:tcPr>
+          <w:p>
+            <w:pPr>
+              <w:spacing w:after="0"/>
+              <w:rPr>
+                <w:rFonts w:ascii="Times New Roman" w:hAnsi="Times New Roman" w:cs="Times New Roman"/>
+                <w:sz w:val="20"/>
+                <w:lang w:eastAsia="zh-CN"/>
+              </w:rPr>
+            </w:pPr>
+            <w:r>
+              <w:rPr>
+                <w:rFonts w:ascii="Times New Roman" w:hAnsi="Times New Roman" w:cs="Times New Roman"/>
+                <w:sz w:val="20"/>
+                <w:lang w:val="en-US" w:eastAsia="zh-CN"/>
+              </w:rPr>
+              <w:t>补充小红书 SOP Skill、运行截图、系统文档与提交材料</w:t>
+            </w:r>
+          </w:p>
+        </w:tc>
+        <w:tc>
+          <w:tcPr>
+            <w:tcW w:w="1844" w:type="pct"/>
+            <w:tcBorders>
+              <w:top w:val="single" w:color="auto" w:sz="4" w:space="0"/>
+              <w:left w:val="single" w:color="auto" w:sz="4" w:space="0"/>
+              <w:bottom w:val="single" w:color="auto" w:sz="4" w:space="0"/>
+              <w:right w:val="single" w:color="auto" w:sz="4" w:space="0"/>
+            </w:tcBorders>
+            <w:shd w:val="clear" w:color="auto" w:fill="auto"/>
+            <w:vAlign w:val="center"/>
+          </w:tcPr>
+          <w:p>
+            <w:pPr>
+              <w:spacing w:after="0"/>
+              <w:rPr>
+                <w:rFonts w:ascii="Times New Roman" w:hAnsi="Times New Roman" w:cs="Times New Roman"/>
+                <w:sz w:val="20"/>
+                <w:lang w:eastAsia="zh-CN"/>
+              </w:rPr>
+            </w:pPr>
+            <w:r>
+              <w:rPr>
+                <w:rFonts w:ascii="Times New Roman" w:hAnsi="Times New Roman" w:cs="Times New Roman"/>
+                <w:sz w:val="20"/>
+                <w:lang w:val="en-US" w:eastAsia="zh-CN"/>
+              </w:rPr>
+              <w:t>系统需求文档、系统设计文档、项目管理文档、README</w:t>
+            </w:r>
+          </w:p>
+        </w:tc>
+      </w:tr>
+    </w:tbl>
+    <w:p>
+      <w:pPr>
+        <w:pStyle w:val="4"/>
+        <w:spacing w:before="0"/>
+        <w:rPr>
+          <w:rFonts w:ascii="Times New Roman" w:hAnsi="Times New Roman" w:eastAsia="黑体" w:cs="Times New Roman"/>
+          <w:lang w:eastAsia="zh-CN"/>
+        </w:rPr>
+      </w:pPr>
+      <w:r>
+        <w:rPr>
+          <w:rFonts w:ascii="Times New Roman" w:hAnsi="Times New Roman" w:eastAsia="黑体" w:cs="Times New Roman"/>
+          <w:lang w:eastAsia="zh-CN"/>
+        </w:rPr>
+        <w:t>4.2 详细任务分解（WBS）</w:t>
+      </w:r>
+    </w:p>
+    <w:p>
+      <w:pPr>
+        <w:ind w:firstLine="720" w:firstLineChars="0"/>
+        <w:rPr>
+          <w:rFonts w:ascii="Times New Roman" w:hAnsi="Times New Roman" w:cs="Times New Roman"/>
+          <w:lang w:eastAsia="zh-CN"/>
+        </w:rPr>
+      </w:pPr>
+      <w:r>
+        <w:rPr>
+          <w:rFonts w:ascii="Times New Roman" w:hAnsi="Times New Roman" w:cs="Times New Roman"/>
+          <w:lang w:eastAsia="zh-CN"/>
+        </w:rPr>
+        <w:t>项目任务按照业务模块、技术支撑和交付文档进行分解。后端采用 Maven 多模块组织，前端和移动端通过统一 REST/SSE 接口复用后端能力，避免各客户端重复实现业务逻辑。</w:t>
+      </w:r>
+    </w:p>
+    <w:tbl>
+      <w:tblPr>
+        <w:tblStyle w:val="37"/>
+        <w:tblW w:w="0" w:type="auto"/>
+        <w:tblCellSpacing w:w="15" w:type="dxa"/>
+        <w:tblInd w:w="0" w:type="dxa"/>
+        <w:tblBorders>
+          <w:top w:val="none" w:color="auto" w:sz="0" w:space="0"/>
+          <w:left w:val="none" w:color="auto" w:sz="0" w:space="0"/>
+          <w:bottom w:val="none" w:color="auto" w:sz="0" w:space="0"/>
+          <w:right w:val="none" w:color="auto" w:sz="0" w:space="0"/>
+          <w:insideH w:val="none" w:color="auto" w:sz="0" w:space="0"/>
+          <w:insideV w:val="none" w:color="auto" w:sz="0" w:space="0"/>
+        </w:tblBorders>
+        <w:shd w:val="clear" w:color="auto" w:fill="auto"/>
+        <w:tblLayout w:type="autofit"/>
+        <w:tblCellMar>
+          <w:top w:w="15" w:type="dxa"/>
+          <w:left w:w="15" w:type="dxa"/>
+          <w:bottom w:w="15" w:type="dxa"/>
+          <w:right w:w="15" w:type="dxa"/>
+        </w:tblCellMar>
+      </w:tblPr>
+      <w:tblGrid>
+        <w:gridCol w:w="801"/>
+        <w:gridCol w:w="1224"/>
+        <w:gridCol w:w="4637"/>
+        <w:gridCol w:w="1072"/>
+        <w:gridCol w:w="672"/>
+      </w:tblGrid>
+      <w:tr>
+        <w:tblPrEx>
+          <w:tblBorders>
+            <w:top w:val="none" w:color="auto" w:sz="0" w:space="0"/>
+            <w:left w:val="none" w:color="auto" w:sz="0" w:space="0"/>
+            <w:bottom w:val="none" w:color="auto" w:sz="0" w:space="0"/>
+            <w:right w:val="none" w:color="auto" w:sz="0" w:space="0"/>
+            <w:insideH w:val="none" w:color="auto" w:sz="0" w:space="0"/>
+            <w:insideV w:val="none" w:color="auto" w:sz="0" w:space="0"/>
+          </w:tblBorders>
+          <w:shd w:val="clear" w:color="auto" w:fill="auto"/>
+          <w:tblCellMar>
+            <w:top w:w="15" w:type="dxa"/>
+            <w:left w:w="15" w:type="dxa"/>
+            <w:bottom w:w="15" w:type="dxa"/>
+            <w:right w:w="15" w:type="dxa"/>
+          </w:tblCellMar>
+        </w:tblPrEx>
+        <w:trPr>
+          <w:tblHeader/>
+          <w:tblCellSpacing w:w="15" w:type="dxa"/>
+        </w:trPr>
+        <w:tc>
+          <w:tcPr>
+            <w:tcW w:w="0" w:type="auto"/>
+            <w:tcBorders>
+              <w:top w:val="single" w:color="auto" w:sz="4" w:space="0"/>
+              <w:left w:val="single" w:color="auto" w:sz="0" w:space="0"/>
+              <w:bottom w:val="single" w:color="auto" w:sz="4" w:space="0"/>
+              <w:right w:val="single" w:color="auto" w:sz="4" w:space="0"/>
+            </w:tcBorders>
+            <w:shd w:val="clear" w:color="auto" w:fill="auto"/>
+            <w:vAlign w:val="center"/>
+          </w:tcPr>
+          <w:p>
+            <w:pPr>
+              <w:spacing w:after="0"/>
+              <w:rPr>
+                <w:rFonts w:ascii="Times New Roman" w:hAnsi="Times New Roman" w:cs="Times New Roman"/>
+                <w:sz w:val="20"/>
+                <w:lang w:val="en-US" w:eastAsia="zh-CN"/>
+              </w:rPr>
+            </w:pPr>
+            <w:r>
+              <w:rPr>
+                <w:rFonts w:ascii="Times New Roman" w:hAnsi="Times New Roman" w:cs="Times New Roman"/>
+                <w:sz w:val="20"/>
+                <w:lang w:val="en-US" w:eastAsia="zh-CN"/>
+              </w:rPr>
+              <w:t>WBS 编号</w:t>
+            </w:r>
+          </w:p>
+        </w:tc>
+        <w:tc>
+          <w:tcPr>
             <w:tcW w:w="0" w:type="auto"/>
             <w:tcBorders>
               <w:top w:val="single" w:color="auto" w:sz="4" w:space="0"/>
@@ -12308,7 +10742,7 @@
               <w:bottom w:val="single" w:color="auto" w:sz="4" w:space="0"/>
               <w:right w:val="single" w:color="auto" w:sz="4" w:space="0"/>
             </w:tcBorders>
-            <w:shd w:val="clear"/>
+            <w:shd w:val="clear" w:color="auto" w:fill="auto"/>
             <w:vAlign w:val="center"/>
           </w:tcPr>
           <w:p>
@@ -12326,7 +10760,7 @@
                 <w:sz w:val="20"/>
                 <w:lang w:val="en-US" w:eastAsia="zh-CN"/>
               </w:rPr>
-              <w:t>2.9</w:t>
+              <w:t>任务名称</w:t>
             </w:r>
           </w:p>
         </w:tc>
@@ -12339,7 +10773,7 @@
               <w:bottom w:val="single" w:color="auto" w:sz="4" w:space="0"/>
               <w:right w:val="single" w:color="auto" w:sz="4" w:space="0"/>
             </w:tcBorders>
-            <w:shd w:val="clear"/>
+            <w:shd w:val="clear" w:color="auto" w:fill="auto"/>
             <w:vAlign w:val="center"/>
           </w:tcPr>
           <w:p>
@@ -12357,7 +10791,7 @@
                 <w:sz w:val="20"/>
                 <w:lang w:val="en-US" w:eastAsia="zh-CN"/>
               </w:rPr>
-              <w:t>多端客户端</w:t>
+              <w:t>任务内容</w:t>
             </w:r>
           </w:p>
         </w:tc>
@@ -12370,7 +10804,7 @@
               <w:bottom w:val="single" w:color="auto" w:sz="4" w:space="0"/>
               <w:right w:val="single" w:color="auto" w:sz="4" w:space="0"/>
             </w:tcBorders>
-            <w:shd w:val="clear"/>
+            <w:shd w:val="clear" w:color="auto" w:fill="auto"/>
             <w:vAlign w:val="center"/>
           </w:tcPr>
           <w:p>
@@ -12388,7 +10822,7 @@
                 <w:sz w:val="20"/>
                 <w:lang w:val="en-US" w:eastAsia="zh-CN"/>
               </w:rPr>
-              <w:t>完成 Vue Web 前端、Python 桌面端、Android 移动端基础功能</w:t>
+              <w:t>负责人/角色</w:t>
             </w:r>
           </w:p>
         </w:tc>
@@ -12401,7 +10835,7 @@
               <w:bottom w:val="single" w:color="auto" w:sz="4" w:space="0"/>
               <w:right w:val="single" w:color="auto" w:sz="4" w:space="0"/>
             </w:tcBorders>
-            <w:shd w:val="clear"/>
+            <w:shd w:val="clear" w:color="auto" w:fill="auto"/>
             <w:vAlign w:val="center"/>
           </w:tcPr>
           <w:p>
@@ -12419,10 +10853,32 @@
                 <w:sz w:val="20"/>
                 <w:lang w:val="en-US" w:eastAsia="zh-CN"/>
               </w:rPr>
-              <w:t>客户端负责人</w:t>
-            </w:r>
-          </w:p>
-        </w:tc>
+              <w:t>状态</w:t>
+            </w:r>
+          </w:p>
+        </w:tc>
+      </w:tr>
+      <w:tr>
+        <w:tblPrEx>
+          <w:tblBorders>
+            <w:top w:val="none" w:color="auto" w:sz="0" w:space="0"/>
+            <w:left w:val="none" w:color="auto" w:sz="0" w:space="0"/>
+            <w:bottom w:val="none" w:color="auto" w:sz="0" w:space="0"/>
+            <w:right w:val="none" w:color="auto" w:sz="0" w:space="0"/>
+            <w:insideH w:val="none" w:color="auto" w:sz="0" w:space="0"/>
+            <w:insideV w:val="none" w:color="auto" w:sz="0" w:space="0"/>
+          </w:tblBorders>
+          <w:shd w:val="clear" w:color="auto" w:fill="auto"/>
+          <w:tblCellMar>
+            <w:top w:w="15" w:type="dxa"/>
+            <w:left w:w="15" w:type="dxa"/>
+            <w:bottom w:w="15" w:type="dxa"/>
+            <w:right w:w="15" w:type="dxa"/>
+          </w:tblCellMar>
+        </w:tblPrEx>
+        <w:trPr>
+          <w:tblCellSpacing w:w="15" w:type="dxa"/>
+        </w:trPr>
         <w:tc>
           <w:tcPr>
             <w:tcW w:w="0" w:type="auto"/>
@@ -12432,7 +10888,308 @@
               <w:bottom w:val="single" w:color="auto" w:sz="4" w:space="0"/>
               <w:right w:val="single" w:color="auto" w:sz="4" w:space="0"/>
             </w:tcBorders>
-            <w:shd w:val="clear"/>
+            <w:shd w:val="clear" w:color="auto" w:fill="auto"/>
+            <w:vAlign w:val="center"/>
+          </w:tcPr>
+          <w:p>
+            <w:pPr>
+              <w:spacing w:after="0"/>
+              <w:rPr>
+                <w:rFonts w:ascii="Times New Roman" w:hAnsi="Times New Roman" w:cs="Times New Roman"/>
+                <w:sz w:val="20"/>
+                <w:lang w:val="en-US" w:eastAsia="zh-CN"/>
+              </w:rPr>
+            </w:pPr>
+            <w:r>
+              <w:rPr>
+                <w:rFonts w:ascii="Times New Roman" w:hAnsi="Times New Roman" w:cs="Times New Roman"/>
+                <w:sz w:val="20"/>
+                <w:lang w:val="en-US" w:eastAsia="zh-CN"/>
+              </w:rPr>
+              <w:t>1.1</w:t>
+            </w:r>
+          </w:p>
+        </w:tc>
+        <w:tc>
+          <w:tcPr>
+            <w:tcW w:w="0" w:type="auto"/>
+            <w:tcBorders>
+              <w:top w:val="single" w:color="auto" w:sz="4" w:space="0"/>
+              <w:left w:val="single" w:color="auto" w:sz="4" w:space="0"/>
+              <w:bottom w:val="single" w:color="auto" w:sz="4" w:space="0"/>
+              <w:right w:val="single" w:color="auto" w:sz="4" w:space="0"/>
+            </w:tcBorders>
+            <w:shd w:val="clear" w:color="auto" w:fill="auto"/>
+            <w:vAlign w:val="center"/>
+          </w:tcPr>
+          <w:p>
+            <w:pPr>
+              <w:spacing w:after="0"/>
+              <w:rPr>
+                <w:rFonts w:ascii="Times New Roman" w:hAnsi="Times New Roman" w:cs="Times New Roman"/>
+                <w:sz w:val="20"/>
+                <w:lang w:val="en-US" w:eastAsia="zh-CN"/>
+              </w:rPr>
+            </w:pPr>
+            <w:r>
+              <w:rPr>
+                <w:rFonts w:ascii="Times New Roman" w:hAnsi="Times New Roman" w:cs="Times New Roman"/>
+                <w:sz w:val="20"/>
+                <w:lang w:val="en-US" w:eastAsia="zh-CN"/>
+              </w:rPr>
+              <w:t>需求分析</w:t>
+            </w:r>
+          </w:p>
+        </w:tc>
+        <w:tc>
+          <w:tcPr>
+            <w:tcW w:w="0" w:type="auto"/>
+            <w:tcBorders>
+              <w:top w:val="single" w:color="auto" w:sz="4" w:space="0"/>
+              <w:left w:val="single" w:color="auto" w:sz="4" w:space="0"/>
+              <w:bottom w:val="single" w:color="auto" w:sz="4" w:space="0"/>
+              <w:right w:val="single" w:color="auto" w:sz="4" w:space="0"/>
+            </w:tcBorders>
+            <w:shd w:val="clear" w:color="auto" w:fill="auto"/>
+            <w:vAlign w:val="center"/>
+          </w:tcPr>
+          <w:p>
+            <w:pPr>
+              <w:spacing w:after="0"/>
+              <w:rPr>
+                <w:rFonts w:ascii="Times New Roman" w:hAnsi="Times New Roman" w:cs="Times New Roman"/>
+                <w:sz w:val="20"/>
+                <w:lang w:val="en-US" w:eastAsia="zh-CN"/>
+              </w:rPr>
+            </w:pPr>
+            <w:r>
+              <w:rPr>
+                <w:rFonts w:ascii="Times New Roman" w:hAnsi="Times New Roman" w:cs="Times New Roman"/>
+                <w:sz w:val="20"/>
+                <w:lang w:val="en-US" w:eastAsia="zh-CN"/>
+              </w:rPr>
+              <w:t>梳理内容运营、教育咨询、知识管理场景，确定用户角色和权限边界</w:t>
+            </w:r>
+          </w:p>
+        </w:tc>
+        <w:tc>
+          <w:tcPr>
+            <w:tcW w:w="0" w:type="auto"/>
+            <w:tcBorders>
+              <w:top w:val="single" w:color="auto" w:sz="4" w:space="0"/>
+              <w:left w:val="single" w:color="auto" w:sz="4" w:space="0"/>
+              <w:bottom w:val="single" w:color="auto" w:sz="4" w:space="0"/>
+              <w:right w:val="single" w:color="auto" w:sz="4" w:space="0"/>
+            </w:tcBorders>
+            <w:shd w:val="clear" w:color="auto" w:fill="auto"/>
+            <w:vAlign w:val="center"/>
+          </w:tcPr>
+          <w:p>
+            <w:pPr>
+              <w:spacing w:after="0"/>
+              <w:rPr>
+                <w:rFonts w:ascii="Times New Roman" w:hAnsi="Times New Roman" w:cs="Times New Roman"/>
+                <w:sz w:val="20"/>
+                <w:lang w:val="en-US" w:eastAsia="zh-CN"/>
+              </w:rPr>
+            </w:pPr>
+            <w:r>
+              <w:rPr>
+                <w:rFonts w:ascii="Times New Roman" w:hAnsi="Times New Roman" w:cs="Times New Roman"/>
+                <w:sz w:val="20"/>
+                <w:lang w:val="en-US" w:eastAsia="zh-CN"/>
+              </w:rPr>
+              <w:t>组长/全员</w:t>
+            </w:r>
+          </w:p>
+        </w:tc>
+        <w:tc>
+          <w:tcPr>
+            <w:tcW w:w="0" w:type="auto"/>
+            <w:tcBorders>
+              <w:top w:val="single" w:color="auto" w:sz="4" w:space="0"/>
+              <w:left w:val="single" w:color="auto" w:sz="4" w:space="0"/>
+              <w:bottom w:val="single" w:color="auto" w:sz="4" w:space="0"/>
+              <w:right w:val="single" w:color="auto" w:sz="4" w:space="0"/>
+            </w:tcBorders>
+            <w:shd w:val="clear" w:color="auto" w:fill="auto"/>
+            <w:vAlign w:val="center"/>
+          </w:tcPr>
+          <w:p>
+            <w:pPr>
+              <w:spacing w:after="0"/>
+              <w:rPr>
+                <w:rFonts w:ascii="Times New Roman" w:hAnsi="Times New Roman" w:cs="Times New Roman"/>
+                <w:sz w:val="20"/>
+                <w:lang w:val="en-US" w:eastAsia="zh-CN"/>
+              </w:rPr>
+            </w:pPr>
+            <w:r>
+              <w:rPr>
+                <w:rFonts w:ascii="Times New Roman" w:hAnsi="Times New Roman" w:cs="Times New Roman"/>
+                <w:sz w:val="20"/>
+                <w:lang w:val="en-US" w:eastAsia="zh-CN"/>
+              </w:rPr>
+              <w:t>已完成</w:t>
+            </w:r>
+          </w:p>
+        </w:tc>
+      </w:tr>
+      <w:tr>
+        <w:tblPrEx>
+          <w:tblBorders>
+            <w:top w:val="none" w:color="auto" w:sz="0" w:space="0"/>
+            <w:left w:val="none" w:color="auto" w:sz="0" w:space="0"/>
+            <w:bottom w:val="none" w:color="auto" w:sz="0" w:space="0"/>
+            <w:right w:val="none" w:color="auto" w:sz="0" w:space="0"/>
+            <w:insideH w:val="none" w:color="auto" w:sz="0" w:space="0"/>
+            <w:insideV w:val="none" w:color="auto" w:sz="0" w:space="0"/>
+          </w:tblBorders>
+          <w:shd w:val="clear" w:color="auto" w:fill="auto"/>
+          <w:tblCellMar>
+            <w:top w:w="15" w:type="dxa"/>
+            <w:left w:w="15" w:type="dxa"/>
+            <w:bottom w:w="15" w:type="dxa"/>
+            <w:right w:w="15" w:type="dxa"/>
+          </w:tblCellMar>
+        </w:tblPrEx>
+        <w:trPr>
+          <w:tblCellSpacing w:w="15" w:type="dxa"/>
+        </w:trPr>
+        <w:tc>
+          <w:tcPr>
+            <w:tcW w:w="0" w:type="auto"/>
+            <w:tcBorders>
+              <w:top w:val="single" w:color="auto" w:sz="4" w:space="0"/>
+              <w:left w:val="single" w:color="auto" w:sz="4" w:space="0"/>
+              <w:bottom w:val="single" w:color="auto" w:sz="4" w:space="0"/>
+              <w:right w:val="single" w:color="auto" w:sz="4" w:space="0"/>
+            </w:tcBorders>
+            <w:shd w:val="clear" w:color="auto" w:fill="auto"/>
+            <w:vAlign w:val="center"/>
+          </w:tcPr>
+          <w:p>
+            <w:pPr>
+              <w:spacing w:after="0"/>
+              <w:rPr>
+                <w:rFonts w:ascii="Times New Roman" w:hAnsi="Times New Roman" w:cs="Times New Roman"/>
+                <w:sz w:val="20"/>
+                <w:lang w:val="en-US" w:eastAsia="zh-CN"/>
+              </w:rPr>
+            </w:pPr>
+            <w:r>
+              <w:rPr>
+                <w:rFonts w:ascii="Times New Roman" w:hAnsi="Times New Roman" w:cs="Times New Roman"/>
+                <w:sz w:val="20"/>
+                <w:lang w:val="en-US" w:eastAsia="zh-CN"/>
+              </w:rPr>
+              <w:t>1.2</w:t>
+            </w:r>
+          </w:p>
+        </w:tc>
+        <w:tc>
+          <w:tcPr>
+            <w:tcW w:w="0" w:type="auto"/>
+            <w:tcBorders>
+              <w:top w:val="single" w:color="auto" w:sz="4" w:space="0"/>
+              <w:left w:val="single" w:color="auto" w:sz="4" w:space="0"/>
+              <w:bottom w:val="single" w:color="auto" w:sz="4" w:space="0"/>
+              <w:right w:val="single" w:color="auto" w:sz="4" w:space="0"/>
+            </w:tcBorders>
+            <w:shd w:val="clear" w:color="auto" w:fill="auto"/>
+            <w:vAlign w:val="center"/>
+          </w:tcPr>
+          <w:p>
+            <w:pPr>
+              <w:spacing w:after="0"/>
+              <w:rPr>
+                <w:rFonts w:ascii="Times New Roman" w:hAnsi="Times New Roman" w:cs="Times New Roman"/>
+                <w:sz w:val="20"/>
+                <w:lang w:val="en-US" w:eastAsia="zh-CN"/>
+              </w:rPr>
+            </w:pPr>
+            <w:r>
+              <w:rPr>
+                <w:rFonts w:ascii="Times New Roman" w:hAnsi="Times New Roman" w:cs="Times New Roman"/>
+                <w:sz w:val="20"/>
+                <w:lang w:val="en-US" w:eastAsia="zh-CN"/>
+              </w:rPr>
+              <w:t>原型设计</w:t>
+            </w:r>
+          </w:p>
+        </w:tc>
+        <w:tc>
+          <w:tcPr>
+            <w:tcW w:w="0" w:type="auto"/>
+            <w:tcBorders>
+              <w:top w:val="single" w:color="auto" w:sz="4" w:space="0"/>
+              <w:left w:val="single" w:color="auto" w:sz="4" w:space="0"/>
+              <w:bottom w:val="single" w:color="auto" w:sz="4" w:space="0"/>
+              <w:right w:val="single" w:color="auto" w:sz="4" w:space="0"/>
+            </w:tcBorders>
+            <w:shd w:val="clear" w:color="auto" w:fill="auto"/>
+            <w:vAlign w:val="center"/>
+          </w:tcPr>
+          <w:p>
+            <w:pPr>
+              <w:spacing w:after="0"/>
+              <w:rPr>
+                <w:rFonts w:ascii="Times New Roman" w:hAnsi="Times New Roman" w:cs="Times New Roman"/>
+                <w:sz w:val="20"/>
+                <w:lang w:val="en-US" w:eastAsia="zh-CN"/>
+              </w:rPr>
+            </w:pPr>
+            <w:r>
+              <w:rPr>
+                <w:rFonts w:ascii="Times New Roman" w:hAnsi="Times New Roman" w:cs="Times New Roman"/>
+                <w:sz w:val="20"/>
+                <w:lang w:val="en-US" w:eastAsia="zh-CN"/>
+              </w:rPr>
+              <w:t>设计登录页、Dashboard、AI 工作台、知识库、内容运营、院校情报等页面</w:t>
+            </w:r>
+          </w:p>
+        </w:tc>
+        <w:tc>
+          <w:tcPr>
+            <w:tcW w:w="0" w:type="auto"/>
+            <w:tcBorders>
+              <w:top w:val="single" w:color="auto" w:sz="4" w:space="0"/>
+              <w:left w:val="single" w:color="auto" w:sz="4" w:space="0"/>
+              <w:bottom w:val="single" w:color="auto" w:sz="4" w:space="0"/>
+              <w:right w:val="single" w:color="auto" w:sz="4" w:space="0"/>
+            </w:tcBorders>
+            <w:shd w:val="clear" w:color="auto" w:fill="auto"/>
+            <w:vAlign w:val="center"/>
+          </w:tcPr>
+          <w:p>
+            <w:pPr>
+              <w:spacing w:after="0"/>
+              <w:rPr>
+                <w:rFonts w:ascii="Times New Roman" w:hAnsi="Times New Roman" w:cs="Times New Roman"/>
+                <w:sz w:val="20"/>
+                <w:lang w:val="en-US" w:eastAsia="zh-CN"/>
+              </w:rPr>
+            </w:pPr>
+            <w:r>
+              <w:rPr>
+                <w:rFonts w:ascii="Times New Roman" w:hAnsi="Times New Roman" w:cs="Times New Roman"/>
+                <w:sz w:val="20"/>
+                <w:lang w:val="en-US" w:eastAsia="zh-CN"/>
+              </w:rPr>
+              <w:t>前端负责人</w:t>
+            </w:r>
+          </w:p>
+        </w:tc>
+        <w:tc>
+          <w:tcPr>
+            <w:tcW w:w="0" w:type="auto"/>
+            <w:tcBorders>
+              <w:top w:val="single" w:color="auto" w:sz="4" w:space="0"/>
+              <w:left w:val="single" w:color="auto" w:sz="4" w:space="0"/>
+              <w:bottom w:val="single" w:color="auto" w:sz="4" w:space="0"/>
+              <w:right w:val="single" w:color="auto" w:sz="4" w:space="0"/>
+            </w:tcBorders>
+            <w:shd w:val="clear" w:color="auto" w:fill="auto"/>
             <w:vAlign w:val="center"/>
           </w:tcPr>
           <w:p>
@@ -12484,7 +11241,7 @@
               <w:bottom w:val="single" w:color="auto" w:sz="4" w:space="0"/>
               <w:right w:val="single" w:color="auto" w:sz="4" w:space="0"/>
             </w:tcBorders>
-            <w:shd w:val="clear"/>
+            <w:shd w:val="clear" w:color="auto" w:fill="auto"/>
             <w:vAlign w:val="center"/>
           </w:tcPr>
           <w:p>
@@ -12502,7 +11259,7 @@
                 <w:sz w:val="20"/>
                 <w:lang w:val="en-US" w:eastAsia="zh-CN"/>
               </w:rPr>
-              <w:t>3.1</w:t>
+              <w:t>2.1</w:t>
             </w:r>
           </w:p>
         </w:tc>
@@ -12515,7 +11272,7 @@
               <w:bottom w:val="single" w:color="auto" w:sz="4" w:space="0"/>
               <w:right w:val="single" w:color="auto" w:sz="4" w:space="0"/>
             </w:tcBorders>
-            <w:shd w:val="clear"/>
+            <w:shd w:val="clear" w:color="auto" w:fill="auto"/>
             <w:vAlign w:val="center"/>
           </w:tcPr>
           <w:p>
@@ -12533,7 +11290,7 @@
                 <w:sz w:val="20"/>
                 <w:lang w:val="en-US" w:eastAsia="zh-CN"/>
               </w:rPr>
-              <w:t>测试与验证</w:t>
+              <w:t>后端基础架构</w:t>
             </w:r>
           </w:p>
         </w:tc>
@@ -12546,7 +11303,7 @@
               <w:bottom w:val="single" w:color="auto" w:sz="4" w:space="0"/>
               <w:right w:val="single" w:color="auto" w:sz="4" w:space="0"/>
             </w:tcBorders>
-            <w:shd w:val="clear"/>
+            <w:shd w:val="clear" w:color="auto" w:fill="auto"/>
             <w:vAlign w:val="center"/>
           </w:tcPr>
           <w:p>
@@ -12564,7 +11321,7 @@
                 <w:sz w:val="20"/>
                 <w:lang w:val="en-US" w:eastAsia="zh-CN"/>
               </w:rPr>
-              <w:t>通过 Swagger、前端页面、脚本和真实运行截图验证核心流程</w:t>
+              <w:t>搭建 Spring Boot 多模块工程，配置 app-service 聚合启动</w:t>
             </w:r>
           </w:p>
         </w:tc>
@@ -12577,7 +11334,7 @@
               <w:bottom w:val="single" w:color="auto" w:sz="4" w:space="0"/>
               <w:right w:val="single" w:color="auto" w:sz="4" w:space="0"/>
             </w:tcBorders>
-            <w:shd w:val="clear"/>
+            <w:shd w:val="clear" w:color="auto" w:fill="auto"/>
             <w:vAlign w:val="center"/>
           </w:tcPr>
           <w:p>
@@ -12595,7 +11352,7 @@
                 <w:sz w:val="20"/>
                 <w:lang w:val="en-US" w:eastAsia="zh-CN"/>
               </w:rPr>
-              <w:t>全员</w:t>
+              <w:t>后端负责人</w:t>
             </w:r>
           </w:p>
         </w:tc>
@@ -12608,7 +11365,7 @@
               <w:bottom w:val="single" w:color="auto" w:sz="4" w:space="0"/>
               <w:right w:val="single" w:color="auto" w:sz="4" w:space="0"/>
             </w:tcBorders>
-            <w:shd w:val="clear"/>
+            <w:shd w:val="clear" w:color="auto" w:fill="auto"/>
             <w:vAlign w:val="center"/>
           </w:tcPr>
           <w:p>
@@ -12641,7 +11398,7 @@
             <w:insideH w:val="none" w:color="auto" w:sz="0" w:space="0"/>
             <w:insideV w:val="none" w:color="auto" w:sz="0" w:space="0"/>
           </w:tblBorders>
-          <w:shd w:val="clear"/>
+          <w:shd w:val="clear" w:color="auto" w:fill="auto"/>
           <w:tblCellMar>
             <w:top w:w="15" w:type="dxa"/>
             <w:left w:w="15" w:type="dxa"/>
@@ -12661,7 +11418,7 @@
               <w:bottom w:val="single" w:color="auto" w:sz="4" w:space="0"/>
               <w:right w:val="single" w:color="auto" w:sz="4" w:space="0"/>
             </w:tcBorders>
-            <w:shd w:val="clear"/>
+            <w:shd w:val="clear" w:color="auto" w:fill="auto"/>
             <w:vAlign w:val="center"/>
           </w:tcPr>
           <w:p>
@@ -12679,7 +11436,7 @@
                 <w:sz w:val="20"/>
                 <w:lang w:val="en-US" w:eastAsia="zh-CN"/>
               </w:rPr>
-              <w:t>3.2</w:t>
+              <w:t>2.2</w:t>
             </w:r>
           </w:p>
         </w:tc>
@@ -12692,7 +11449,7 @@
               <w:bottom w:val="single" w:color="auto" w:sz="4" w:space="0"/>
               <w:right w:val="single" w:color="auto" w:sz="4" w:space="0"/>
             </w:tcBorders>
-            <w:shd w:val="clear"/>
+            <w:shd w:val="clear" w:color="auto" w:fill="auto"/>
             <w:vAlign w:val="center"/>
           </w:tcPr>
           <w:p>
@@ -12710,7 +11467,7 @@
                 <w:sz w:val="20"/>
                 <w:lang w:val="en-US" w:eastAsia="zh-CN"/>
               </w:rPr>
-              <w:t>文档交付</w:t>
+              <w:t>用户与权限</w:t>
             </w:r>
           </w:p>
         </w:tc>
@@ -12723,7 +11480,7 @@
               <w:bottom w:val="single" w:color="auto" w:sz="4" w:space="0"/>
               <w:right w:val="single" w:color="auto" w:sz="4" w:space="0"/>
             </w:tcBorders>
-            <w:shd w:val="clear"/>
+            <w:shd w:val="clear" w:color="auto" w:fill="auto"/>
             <w:vAlign w:val="center"/>
           </w:tcPr>
           <w:p>
@@ -12741,7 +11498,7 @@
                 <w:sz w:val="20"/>
                 <w:lang w:val="en-US" w:eastAsia="zh-CN"/>
               </w:rPr>
-              <w:t>编写需求文档、设计文档、项目管理文档、接口文档和 README</w:t>
+              <w:t>实现登录、角色、权限表和接口访问控制，提供五类测试账号</w:t>
             </w:r>
           </w:p>
         </w:tc>
@@ -12754,7 +11511,7 @@
               <w:bottom w:val="single" w:color="auto" w:sz="4" w:space="0"/>
               <w:right w:val="single" w:color="auto" w:sz="4" w:space="0"/>
             </w:tcBorders>
-            <w:shd w:val="clear"/>
+            <w:shd w:val="clear" w:color="auto" w:fill="auto"/>
             <w:vAlign w:val="center"/>
           </w:tcPr>
           <w:p>
@@ -12772,7 +11529,7 @@
                 <w:sz w:val="20"/>
                 <w:lang w:val="en-US" w:eastAsia="zh-CN"/>
               </w:rPr>
-              <w:t>组长/文档负责人</w:t>
+              <w:t>后端负责人</w:t>
             </w:r>
           </w:p>
         </w:tc>
@@ -12785,7 +11542,1597 @@
               <w:bottom w:val="single" w:color="auto" w:sz="4" w:space="0"/>
               <w:right w:val="single" w:color="auto" w:sz="4" w:space="0"/>
             </w:tcBorders>
-            <w:shd w:val="clear"/>
+            <w:shd w:val="clear" w:color="auto" w:fill="auto"/>
+            <w:vAlign w:val="center"/>
+          </w:tcPr>
+          <w:p>
+            <w:pPr>
+              <w:spacing w:after="0"/>
+              <w:rPr>
+                <w:rFonts w:ascii="Times New Roman" w:hAnsi="Times New Roman" w:cs="Times New Roman"/>
+                <w:sz w:val="20"/>
+                <w:lang w:val="en-US" w:eastAsia="zh-CN"/>
+              </w:rPr>
+            </w:pPr>
+            <w:r>
+              <w:rPr>
+                <w:rFonts w:ascii="Times New Roman" w:hAnsi="Times New Roman" w:cs="Times New Roman"/>
+                <w:sz w:val="20"/>
+                <w:lang w:val="en-US" w:eastAsia="zh-CN"/>
+              </w:rPr>
+              <w:t>已完成</w:t>
+            </w:r>
+          </w:p>
+        </w:tc>
+      </w:tr>
+      <w:tr>
+        <w:tblPrEx>
+          <w:tblBorders>
+            <w:top w:val="none" w:color="auto" w:sz="0" w:space="0"/>
+            <w:left w:val="none" w:color="auto" w:sz="0" w:space="0"/>
+            <w:bottom w:val="none" w:color="auto" w:sz="0" w:space="0"/>
+            <w:right w:val="none" w:color="auto" w:sz="0" w:space="0"/>
+            <w:insideH w:val="none" w:color="auto" w:sz="0" w:space="0"/>
+            <w:insideV w:val="none" w:color="auto" w:sz="0" w:space="0"/>
+          </w:tblBorders>
+          <w:shd w:val="clear" w:color="auto" w:fill="auto"/>
+          <w:tblCellMar>
+            <w:top w:w="15" w:type="dxa"/>
+            <w:left w:w="15" w:type="dxa"/>
+            <w:bottom w:w="15" w:type="dxa"/>
+            <w:right w:w="15" w:type="dxa"/>
+          </w:tblCellMar>
+        </w:tblPrEx>
+        <w:trPr>
+          <w:tblCellSpacing w:w="15" w:type="dxa"/>
+        </w:trPr>
+        <w:tc>
+          <w:tcPr>
+            <w:tcW w:w="0" w:type="auto"/>
+            <w:tcBorders>
+              <w:top w:val="single" w:color="auto" w:sz="4" w:space="0"/>
+              <w:left w:val="single" w:color="auto" w:sz="4" w:space="0"/>
+              <w:bottom w:val="single" w:color="auto" w:sz="4" w:space="0"/>
+              <w:right w:val="single" w:color="auto" w:sz="4" w:space="0"/>
+            </w:tcBorders>
+            <w:shd w:val="clear" w:color="auto" w:fill="auto"/>
+            <w:vAlign w:val="center"/>
+          </w:tcPr>
+          <w:p>
+            <w:pPr>
+              <w:spacing w:after="0"/>
+              <w:rPr>
+                <w:rFonts w:ascii="Times New Roman" w:hAnsi="Times New Roman" w:cs="Times New Roman"/>
+                <w:sz w:val="20"/>
+                <w:lang w:val="en-US" w:eastAsia="zh-CN"/>
+              </w:rPr>
+            </w:pPr>
+            <w:r>
+              <w:rPr>
+                <w:rFonts w:ascii="Times New Roman" w:hAnsi="Times New Roman" w:cs="Times New Roman"/>
+                <w:sz w:val="20"/>
+                <w:lang w:val="en-US" w:eastAsia="zh-CN"/>
+              </w:rPr>
+              <w:t>2.3</w:t>
+            </w:r>
+          </w:p>
+        </w:tc>
+        <w:tc>
+          <w:tcPr>
+            <w:tcW w:w="0" w:type="auto"/>
+            <w:tcBorders>
+              <w:top w:val="single" w:color="auto" w:sz="4" w:space="0"/>
+              <w:left w:val="single" w:color="auto" w:sz="4" w:space="0"/>
+              <w:bottom w:val="single" w:color="auto" w:sz="4" w:space="0"/>
+              <w:right w:val="single" w:color="auto" w:sz="4" w:space="0"/>
+            </w:tcBorders>
+            <w:shd w:val="clear" w:color="auto" w:fill="auto"/>
+            <w:vAlign w:val="center"/>
+          </w:tcPr>
+          <w:p>
+            <w:pPr>
+              <w:spacing w:after="0"/>
+              <w:rPr>
+                <w:rFonts w:ascii="Times New Roman" w:hAnsi="Times New Roman" w:cs="Times New Roman"/>
+                <w:sz w:val="20"/>
+                <w:lang w:val="en-US" w:eastAsia="zh-CN"/>
+              </w:rPr>
+            </w:pPr>
+            <w:r>
+              <w:rPr>
+                <w:rFonts w:ascii="Times New Roman" w:hAnsi="Times New Roman" w:cs="Times New Roman"/>
+                <w:sz w:val="20"/>
+                <w:lang w:val="en-US" w:eastAsia="zh-CN"/>
+              </w:rPr>
+              <w:t>AI 工作台</w:t>
+            </w:r>
+          </w:p>
+        </w:tc>
+        <w:tc>
+          <w:tcPr>
+            <w:tcW w:w="0" w:type="auto"/>
+            <w:tcBorders>
+              <w:top w:val="single" w:color="auto" w:sz="4" w:space="0"/>
+              <w:left w:val="single" w:color="auto" w:sz="4" w:space="0"/>
+              <w:bottom w:val="single" w:color="auto" w:sz="4" w:space="0"/>
+              <w:right w:val="single" w:color="auto" w:sz="4" w:space="0"/>
+            </w:tcBorders>
+            <w:shd w:val="clear" w:color="auto" w:fill="auto"/>
+            <w:vAlign w:val="center"/>
+          </w:tcPr>
+          <w:p>
+            <w:pPr>
+              <w:spacing w:after="0"/>
+              <w:rPr>
+                <w:rFonts w:ascii="Times New Roman" w:hAnsi="Times New Roman" w:cs="Times New Roman"/>
+                <w:sz w:val="20"/>
+                <w:lang w:val="en-US" w:eastAsia="zh-CN"/>
+              </w:rPr>
+            </w:pPr>
+            <w:r>
+              <w:rPr>
+                <w:rFonts w:ascii="Times New Roman" w:hAnsi="Times New Roman" w:cs="Times New Roman"/>
+                <w:sz w:val="20"/>
+                <w:lang w:val="en-US" w:eastAsia="zh-CN"/>
+              </w:rPr>
+              <w:t>实现 AgentRouter、会话保存、SSE 流式输出、工具调用过程展示</w:t>
+            </w:r>
+          </w:p>
+        </w:tc>
+        <w:tc>
+          <w:tcPr>
+            <w:tcW w:w="0" w:type="auto"/>
+            <w:tcBorders>
+              <w:top w:val="single" w:color="auto" w:sz="4" w:space="0"/>
+              <w:left w:val="single" w:color="auto" w:sz="4" w:space="0"/>
+              <w:bottom w:val="single" w:color="auto" w:sz="4" w:space="0"/>
+              <w:right w:val="single" w:color="auto" w:sz="4" w:space="0"/>
+            </w:tcBorders>
+            <w:shd w:val="clear" w:color="auto" w:fill="auto"/>
+            <w:vAlign w:val="center"/>
+          </w:tcPr>
+          <w:p>
+            <w:pPr>
+              <w:spacing w:after="0"/>
+              <w:rPr>
+                <w:rFonts w:ascii="Times New Roman" w:hAnsi="Times New Roman" w:cs="Times New Roman"/>
+                <w:sz w:val="20"/>
+                <w:lang w:val="en-US" w:eastAsia="zh-CN"/>
+              </w:rPr>
+            </w:pPr>
+            <w:r>
+              <w:rPr>
+                <w:rFonts w:ascii="Times New Roman" w:hAnsi="Times New Roman" w:cs="Times New Roman"/>
+                <w:sz w:val="20"/>
+                <w:lang w:val="en-US" w:eastAsia="zh-CN"/>
+              </w:rPr>
+              <w:t>AI 模块负责人</w:t>
+            </w:r>
+          </w:p>
+        </w:tc>
+        <w:tc>
+          <w:tcPr>
+            <w:tcW w:w="0" w:type="auto"/>
+            <w:tcBorders>
+              <w:top w:val="single" w:color="auto" w:sz="4" w:space="0"/>
+              <w:left w:val="single" w:color="auto" w:sz="4" w:space="0"/>
+              <w:bottom w:val="single" w:color="auto" w:sz="4" w:space="0"/>
+              <w:right w:val="single" w:color="auto" w:sz="4" w:space="0"/>
+            </w:tcBorders>
+            <w:shd w:val="clear" w:color="auto" w:fill="auto"/>
+            <w:vAlign w:val="center"/>
+          </w:tcPr>
+          <w:p>
+            <w:pPr>
+              <w:spacing w:after="0"/>
+              <w:rPr>
+                <w:rFonts w:ascii="Times New Roman" w:hAnsi="Times New Roman" w:cs="Times New Roman"/>
+                <w:sz w:val="20"/>
+                <w:lang w:val="en-US" w:eastAsia="zh-CN"/>
+              </w:rPr>
+            </w:pPr>
+            <w:r>
+              <w:rPr>
+                <w:rFonts w:ascii="Times New Roman" w:hAnsi="Times New Roman" w:cs="Times New Roman"/>
+                <w:sz w:val="20"/>
+                <w:lang w:val="en-US" w:eastAsia="zh-CN"/>
+              </w:rPr>
+              <w:t>已完成</w:t>
+            </w:r>
+          </w:p>
+        </w:tc>
+      </w:tr>
+      <w:tr>
+        <w:tblPrEx>
+          <w:tblBorders>
+            <w:top w:val="none" w:color="auto" w:sz="0" w:space="0"/>
+            <w:left w:val="none" w:color="auto" w:sz="0" w:space="0"/>
+            <w:bottom w:val="none" w:color="auto" w:sz="0" w:space="0"/>
+            <w:right w:val="none" w:color="auto" w:sz="0" w:space="0"/>
+            <w:insideH w:val="none" w:color="auto" w:sz="0" w:space="0"/>
+            <w:insideV w:val="none" w:color="auto" w:sz="0" w:space="0"/>
+          </w:tblBorders>
+          <w:shd w:val="clear" w:color="auto" w:fill="auto"/>
+          <w:tblCellMar>
+            <w:top w:w="15" w:type="dxa"/>
+            <w:left w:w="15" w:type="dxa"/>
+            <w:bottom w:w="15" w:type="dxa"/>
+            <w:right w:w="15" w:type="dxa"/>
+          </w:tblCellMar>
+        </w:tblPrEx>
+        <w:trPr>
+          <w:tblCellSpacing w:w="15" w:type="dxa"/>
+        </w:trPr>
+        <w:tc>
+          <w:tcPr>
+            <w:tcW w:w="0" w:type="auto"/>
+            <w:tcBorders>
+              <w:top w:val="single" w:color="auto" w:sz="4" w:space="0"/>
+              <w:left w:val="single" w:color="auto" w:sz="4" w:space="0"/>
+              <w:bottom w:val="single" w:color="auto" w:sz="4" w:space="0"/>
+              <w:right w:val="single" w:color="auto" w:sz="4" w:space="0"/>
+            </w:tcBorders>
+            <w:shd w:val="clear" w:color="auto" w:fill="auto"/>
+            <w:vAlign w:val="center"/>
+          </w:tcPr>
+          <w:p>
+            <w:pPr>
+              <w:spacing w:after="0"/>
+              <w:rPr>
+                <w:rFonts w:ascii="Times New Roman" w:hAnsi="Times New Roman" w:cs="Times New Roman"/>
+                <w:sz w:val="20"/>
+                <w:lang w:val="en-US" w:eastAsia="zh-CN"/>
+              </w:rPr>
+            </w:pPr>
+            <w:r>
+              <w:rPr>
+                <w:rFonts w:ascii="Times New Roman" w:hAnsi="Times New Roman" w:cs="Times New Roman"/>
+                <w:sz w:val="20"/>
+                <w:lang w:val="en-US" w:eastAsia="zh-CN"/>
+              </w:rPr>
+              <w:t>2.4</w:t>
+            </w:r>
+          </w:p>
+        </w:tc>
+        <w:tc>
+          <w:tcPr>
+            <w:tcW w:w="0" w:type="auto"/>
+            <w:tcBorders>
+              <w:top w:val="single" w:color="auto" w:sz="4" w:space="0"/>
+              <w:left w:val="single" w:color="auto" w:sz="4" w:space="0"/>
+              <w:bottom w:val="single" w:color="auto" w:sz="4" w:space="0"/>
+              <w:right w:val="single" w:color="auto" w:sz="4" w:space="0"/>
+            </w:tcBorders>
+            <w:shd w:val="clear" w:color="auto" w:fill="auto"/>
+            <w:vAlign w:val="center"/>
+          </w:tcPr>
+          <w:p>
+            <w:pPr>
+              <w:spacing w:after="0"/>
+              <w:rPr>
+                <w:rFonts w:ascii="Times New Roman" w:hAnsi="Times New Roman" w:cs="Times New Roman"/>
+                <w:sz w:val="20"/>
+                <w:lang w:val="en-US" w:eastAsia="zh-CN"/>
+              </w:rPr>
+            </w:pPr>
+            <w:r>
+              <w:rPr>
+                <w:rFonts w:ascii="Times New Roman" w:hAnsi="Times New Roman" w:cs="Times New Roman"/>
+                <w:sz w:val="20"/>
+                <w:lang w:val="en-US" w:eastAsia="zh-CN"/>
+              </w:rPr>
+              <w:t>大模型接入</w:t>
+            </w:r>
+          </w:p>
+        </w:tc>
+        <w:tc>
+          <w:tcPr>
+            <w:tcW w:w="0" w:type="auto"/>
+            <w:tcBorders>
+              <w:top w:val="single" w:color="auto" w:sz="4" w:space="0"/>
+              <w:left w:val="single" w:color="auto" w:sz="4" w:space="0"/>
+              <w:bottom w:val="single" w:color="auto" w:sz="4" w:space="0"/>
+              <w:right w:val="single" w:color="auto" w:sz="4" w:space="0"/>
+            </w:tcBorders>
+            <w:shd w:val="clear" w:color="auto" w:fill="auto"/>
+            <w:vAlign w:val="center"/>
+          </w:tcPr>
+          <w:p>
+            <w:pPr>
+              <w:spacing w:after="0"/>
+              <w:rPr>
+                <w:rFonts w:ascii="Times New Roman" w:hAnsi="Times New Roman" w:cs="Times New Roman"/>
+                <w:sz w:val="20"/>
+                <w:lang w:val="en-US" w:eastAsia="zh-CN"/>
+              </w:rPr>
+            </w:pPr>
+            <w:r>
+              <w:rPr>
+                <w:rFonts w:ascii="Times New Roman" w:hAnsi="Times New Roman" w:cs="Times New Roman"/>
+                <w:sz w:val="20"/>
+                <w:lang w:val="en-US" w:eastAsia="zh-CN"/>
+              </w:rPr>
+              <w:t>通过 OpenAI-compatible 客户端接入 DeepSeek，缺少 Key 时回退 MockLLM</w:t>
+            </w:r>
+          </w:p>
+        </w:tc>
+        <w:tc>
+          <w:tcPr>
+            <w:tcW w:w="0" w:type="auto"/>
+            <w:tcBorders>
+              <w:top w:val="single" w:color="auto" w:sz="4" w:space="0"/>
+              <w:left w:val="single" w:color="auto" w:sz="4" w:space="0"/>
+              <w:bottom w:val="single" w:color="auto" w:sz="4" w:space="0"/>
+              <w:right w:val="single" w:color="auto" w:sz="4" w:space="0"/>
+            </w:tcBorders>
+            <w:shd w:val="clear" w:color="auto" w:fill="auto"/>
+            <w:vAlign w:val="center"/>
+          </w:tcPr>
+          <w:p>
+            <w:pPr>
+              <w:spacing w:after="0"/>
+              <w:rPr>
+                <w:rFonts w:ascii="Times New Roman" w:hAnsi="Times New Roman" w:cs="Times New Roman"/>
+                <w:sz w:val="20"/>
+                <w:lang w:val="en-US" w:eastAsia="zh-CN"/>
+              </w:rPr>
+            </w:pPr>
+            <w:r>
+              <w:rPr>
+                <w:rFonts w:ascii="Times New Roman" w:hAnsi="Times New Roman" w:cs="Times New Roman"/>
+                <w:sz w:val="20"/>
+                <w:lang w:val="en-US" w:eastAsia="zh-CN"/>
+              </w:rPr>
+              <w:t>AI 模块负责人</w:t>
+            </w:r>
+          </w:p>
+        </w:tc>
+        <w:tc>
+          <w:tcPr>
+            <w:tcW w:w="0" w:type="auto"/>
+            <w:tcBorders>
+              <w:top w:val="single" w:color="auto" w:sz="4" w:space="0"/>
+              <w:left w:val="single" w:color="auto" w:sz="4" w:space="0"/>
+              <w:bottom w:val="single" w:color="auto" w:sz="4" w:space="0"/>
+              <w:right w:val="single" w:color="auto" w:sz="4" w:space="0"/>
+            </w:tcBorders>
+            <w:shd w:val="clear" w:color="auto" w:fill="auto"/>
+            <w:vAlign w:val="center"/>
+          </w:tcPr>
+          <w:p>
+            <w:pPr>
+              <w:spacing w:after="0"/>
+              <w:rPr>
+                <w:rFonts w:ascii="Times New Roman" w:hAnsi="Times New Roman" w:cs="Times New Roman"/>
+                <w:sz w:val="20"/>
+                <w:lang w:val="en-US" w:eastAsia="zh-CN"/>
+              </w:rPr>
+            </w:pPr>
+            <w:r>
+              <w:rPr>
+                <w:rFonts w:ascii="Times New Roman" w:hAnsi="Times New Roman" w:cs="Times New Roman"/>
+                <w:sz w:val="20"/>
+                <w:lang w:val="en-US" w:eastAsia="zh-CN"/>
+              </w:rPr>
+              <w:t>已完成</w:t>
+            </w:r>
+          </w:p>
+        </w:tc>
+      </w:tr>
+      <w:tr>
+        <w:tblPrEx>
+          <w:tblBorders>
+            <w:top w:val="none" w:color="auto" w:sz="0" w:space="0"/>
+            <w:left w:val="none" w:color="auto" w:sz="0" w:space="0"/>
+            <w:bottom w:val="none" w:color="auto" w:sz="0" w:space="0"/>
+            <w:right w:val="none" w:color="auto" w:sz="0" w:space="0"/>
+            <w:insideH w:val="none" w:color="auto" w:sz="0" w:space="0"/>
+            <w:insideV w:val="none" w:color="auto" w:sz="0" w:space="0"/>
+          </w:tblBorders>
+          <w:shd w:val="clear" w:color="auto" w:fill="auto"/>
+          <w:tblCellMar>
+            <w:top w:w="15" w:type="dxa"/>
+            <w:left w:w="15" w:type="dxa"/>
+            <w:bottom w:w="15" w:type="dxa"/>
+            <w:right w:w="15" w:type="dxa"/>
+          </w:tblCellMar>
+        </w:tblPrEx>
+        <w:trPr>
+          <w:tblCellSpacing w:w="15" w:type="dxa"/>
+        </w:trPr>
+        <w:tc>
+          <w:tcPr>
+            <w:tcW w:w="0" w:type="auto"/>
+            <w:tcBorders>
+              <w:top w:val="single" w:color="auto" w:sz="4" w:space="0"/>
+              <w:left w:val="single" w:color="auto" w:sz="4" w:space="0"/>
+              <w:bottom w:val="single" w:color="auto" w:sz="4" w:space="0"/>
+              <w:right w:val="single" w:color="auto" w:sz="4" w:space="0"/>
+            </w:tcBorders>
+            <w:shd w:val="clear" w:color="auto" w:fill="auto"/>
+            <w:vAlign w:val="center"/>
+          </w:tcPr>
+          <w:p>
+            <w:pPr>
+              <w:spacing w:after="0"/>
+              <w:rPr>
+                <w:rFonts w:ascii="Times New Roman" w:hAnsi="Times New Roman" w:cs="Times New Roman"/>
+                <w:sz w:val="20"/>
+                <w:lang w:val="en-US" w:eastAsia="zh-CN"/>
+              </w:rPr>
+            </w:pPr>
+            <w:r>
+              <w:rPr>
+                <w:rFonts w:ascii="Times New Roman" w:hAnsi="Times New Roman" w:cs="Times New Roman"/>
+                <w:sz w:val="20"/>
+                <w:lang w:val="en-US" w:eastAsia="zh-CN"/>
+              </w:rPr>
+              <w:t>2.5</w:t>
+            </w:r>
+          </w:p>
+        </w:tc>
+        <w:tc>
+          <w:tcPr>
+            <w:tcW w:w="0" w:type="auto"/>
+            <w:tcBorders>
+              <w:top w:val="single" w:color="auto" w:sz="4" w:space="0"/>
+              <w:left w:val="single" w:color="auto" w:sz="4" w:space="0"/>
+              <w:bottom w:val="single" w:color="auto" w:sz="4" w:space="0"/>
+              <w:right w:val="single" w:color="auto" w:sz="4" w:space="0"/>
+            </w:tcBorders>
+            <w:shd w:val="clear" w:color="auto" w:fill="auto"/>
+            <w:vAlign w:val="center"/>
+          </w:tcPr>
+          <w:p>
+            <w:pPr>
+              <w:spacing w:after="0"/>
+              <w:rPr>
+                <w:rFonts w:ascii="Times New Roman" w:hAnsi="Times New Roman" w:cs="Times New Roman"/>
+                <w:sz w:val="20"/>
+                <w:lang w:val="en-US" w:eastAsia="zh-CN"/>
+              </w:rPr>
+            </w:pPr>
+            <w:r>
+              <w:rPr>
+                <w:rFonts w:ascii="Times New Roman" w:hAnsi="Times New Roman" w:cs="Times New Roman"/>
+                <w:sz w:val="20"/>
+                <w:lang w:val="en-US" w:eastAsia="zh-CN"/>
+              </w:rPr>
+              <w:t>知识库与向量检索</w:t>
+            </w:r>
+          </w:p>
+        </w:tc>
+        <w:tc>
+          <w:tcPr>
+            <w:tcW w:w="0" w:type="auto"/>
+            <w:tcBorders>
+              <w:top w:val="single" w:color="auto" w:sz="4" w:space="0"/>
+              <w:left w:val="single" w:color="auto" w:sz="4" w:space="0"/>
+              <w:bottom w:val="single" w:color="auto" w:sz="4" w:space="0"/>
+              <w:right w:val="single" w:color="auto" w:sz="4" w:space="0"/>
+            </w:tcBorders>
+            <w:shd w:val="clear" w:color="auto" w:fill="auto"/>
+            <w:vAlign w:val="center"/>
+          </w:tcPr>
+          <w:p>
+            <w:pPr>
+              <w:spacing w:after="0"/>
+              <w:rPr>
+                <w:rFonts w:ascii="Times New Roman" w:hAnsi="Times New Roman" w:cs="Times New Roman"/>
+                <w:sz w:val="20"/>
+                <w:lang w:val="en-US" w:eastAsia="zh-CN"/>
+              </w:rPr>
+            </w:pPr>
+            <w:r>
+              <w:rPr>
+                <w:rFonts w:ascii="Times New Roman" w:hAnsi="Times New Roman" w:cs="Times New Roman"/>
+                <w:sz w:val="20"/>
+                <w:lang w:val="en-US" w:eastAsia="zh-CN"/>
+              </w:rPr>
+              <w:t>实现飞书文档同步、MySQL 存储、Weaviate 向量索引和语义检索</w:t>
+            </w:r>
+          </w:p>
+        </w:tc>
+        <w:tc>
+          <w:tcPr>
+            <w:tcW w:w="0" w:type="auto"/>
+            <w:tcBorders>
+              <w:top w:val="single" w:color="auto" w:sz="4" w:space="0"/>
+              <w:left w:val="single" w:color="auto" w:sz="4" w:space="0"/>
+              <w:bottom w:val="single" w:color="auto" w:sz="4" w:space="0"/>
+              <w:right w:val="single" w:color="auto" w:sz="4" w:space="0"/>
+            </w:tcBorders>
+            <w:shd w:val="clear" w:color="auto" w:fill="auto"/>
+            <w:vAlign w:val="center"/>
+          </w:tcPr>
+          <w:p>
+            <w:pPr>
+              <w:spacing w:after="0"/>
+              <w:rPr>
+                <w:rFonts w:ascii="Times New Roman" w:hAnsi="Times New Roman" w:cs="Times New Roman"/>
+                <w:sz w:val="20"/>
+                <w:lang w:val="en-US" w:eastAsia="zh-CN"/>
+              </w:rPr>
+            </w:pPr>
+            <w:r>
+              <w:rPr>
+                <w:rFonts w:ascii="Times New Roman" w:hAnsi="Times New Roman" w:cs="Times New Roman"/>
+                <w:sz w:val="20"/>
+                <w:lang w:val="en-US" w:eastAsia="zh-CN"/>
+              </w:rPr>
+              <w:t>知识库负责人</w:t>
+            </w:r>
+          </w:p>
+        </w:tc>
+        <w:tc>
+          <w:tcPr>
+            <w:tcW w:w="0" w:type="auto"/>
+            <w:tcBorders>
+              <w:top w:val="single" w:color="auto" w:sz="4" w:space="0"/>
+              <w:left w:val="single" w:color="auto" w:sz="4" w:space="0"/>
+              <w:bottom w:val="single" w:color="auto" w:sz="4" w:space="0"/>
+              <w:right w:val="single" w:color="auto" w:sz="4" w:space="0"/>
+            </w:tcBorders>
+            <w:shd w:val="clear" w:color="auto" w:fill="auto"/>
+            <w:vAlign w:val="center"/>
+          </w:tcPr>
+          <w:p>
+            <w:pPr>
+              <w:spacing w:after="0"/>
+              <w:rPr>
+                <w:rFonts w:ascii="Times New Roman" w:hAnsi="Times New Roman" w:cs="Times New Roman"/>
+                <w:sz w:val="20"/>
+                <w:lang w:val="en-US" w:eastAsia="zh-CN"/>
+              </w:rPr>
+            </w:pPr>
+            <w:r>
+              <w:rPr>
+                <w:rFonts w:ascii="Times New Roman" w:hAnsi="Times New Roman" w:cs="Times New Roman"/>
+                <w:sz w:val="20"/>
+                <w:lang w:val="en-US" w:eastAsia="zh-CN"/>
+              </w:rPr>
+              <w:t>已完成</w:t>
+            </w:r>
+          </w:p>
+        </w:tc>
+      </w:tr>
+      <w:tr>
+        <w:tblPrEx>
+          <w:tblBorders>
+            <w:top w:val="none" w:color="auto" w:sz="0" w:space="0"/>
+            <w:left w:val="none" w:color="auto" w:sz="0" w:space="0"/>
+            <w:bottom w:val="none" w:color="auto" w:sz="0" w:space="0"/>
+            <w:right w:val="none" w:color="auto" w:sz="0" w:space="0"/>
+            <w:insideH w:val="none" w:color="auto" w:sz="0" w:space="0"/>
+            <w:insideV w:val="none" w:color="auto" w:sz="0" w:space="0"/>
+          </w:tblBorders>
+          <w:shd w:val="clear" w:color="auto" w:fill="auto"/>
+          <w:tblCellMar>
+            <w:top w:w="15" w:type="dxa"/>
+            <w:left w:w="15" w:type="dxa"/>
+            <w:bottom w:w="15" w:type="dxa"/>
+            <w:right w:w="15" w:type="dxa"/>
+          </w:tblCellMar>
+        </w:tblPrEx>
+        <w:trPr>
+          <w:tblCellSpacing w:w="15" w:type="dxa"/>
+        </w:trPr>
+        <w:tc>
+          <w:tcPr>
+            <w:tcW w:w="0" w:type="auto"/>
+            <w:tcBorders>
+              <w:top w:val="single" w:color="auto" w:sz="4" w:space="0"/>
+              <w:left w:val="single" w:color="auto" w:sz="4" w:space="0"/>
+              <w:bottom w:val="single" w:color="auto" w:sz="4" w:space="0"/>
+              <w:right w:val="single" w:color="auto" w:sz="4" w:space="0"/>
+            </w:tcBorders>
+            <w:shd w:val="clear" w:color="auto" w:fill="auto"/>
+            <w:vAlign w:val="center"/>
+          </w:tcPr>
+          <w:p>
+            <w:pPr>
+              <w:spacing w:after="0"/>
+              <w:rPr>
+                <w:rFonts w:ascii="Times New Roman" w:hAnsi="Times New Roman" w:cs="Times New Roman"/>
+                <w:sz w:val="20"/>
+                <w:lang w:val="en-US" w:eastAsia="zh-CN"/>
+              </w:rPr>
+            </w:pPr>
+            <w:r>
+              <w:rPr>
+                <w:rFonts w:ascii="Times New Roman" w:hAnsi="Times New Roman" w:cs="Times New Roman"/>
+                <w:sz w:val="20"/>
+                <w:lang w:val="en-US" w:eastAsia="zh-CN"/>
+              </w:rPr>
+              <w:t>2.6</w:t>
+            </w:r>
+          </w:p>
+        </w:tc>
+        <w:tc>
+          <w:tcPr>
+            <w:tcW w:w="0" w:type="auto"/>
+            <w:tcBorders>
+              <w:top w:val="single" w:color="auto" w:sz="4" w:space="0"/>
+              <w:left w:val="single" w:color="auto" w:sz="4" w:space="0"/>
+              <w:bottom w:val="single" w:color="auto" w:sz="4" w:space="0"/>
+              <w:right w:val="single" w:color="auto" w:sz="4" w:space="0"/>
+            </w:tcBorders>
+            <w:shd w:val="clear" w:color="auto" w:fill="auto"/>
+            <w:vAlign w:val="center"/>
+          </w:tcPr>
+          <w:p>
+            <w:pPr>
+              <w:spacing w:after="0"/>
+              <w:rPr>
+                <w:rFonts w:ascii="Times New Roman" w:hAnsi="Times New Roman" w:cs="Times New Roman"/>
+                <w:sz w:val="20"/>
+                <w:lang w:val="en-US" w:eastAsia="zh-CN"/>
+              </w:rPr>
+            </w:pPr>
+            <w:r>
+              <w:rPr>
+                <w:rFonts w:ascii="Times New Roman" w:hAnsi="Times New Roman" w:cs="Times New Roman"/>
+                <w:sz w:val="20"/>
+                <w:lang w:val="en-US" w:eastAsia="zh-CN"/>
+              </w:rPr>
+              <w:t>内容运营模块</w:t>
+            </w:r>
+          </w:p>
+        </w:tc>
+        <w:tc>
+          <w:tcPr>
+            <w:tcW w:w="0" w:type="auto"/>
+            <w:tcBorders>
+              <w:top w:val="single" w:color="auto" w:sz="4" w:space="0"/>
+              <w:left w:val="single" w:color="auto" w:sz="4" w:space="0"/>
+              <w:bottom w:val="single" w:color="auto" w:sz="4" w:space="0"/>
+              <w:right w:val="single" w:color="auto" w:sz="4" w:space="0"/>
+            </w:tcBorders>
+            <w:shd w:val="clear" w:color="auto" w:fill="auto"/>
+            <w:vAlign w:val="center"/>
+          </w:tcPr>
+          <w:p>
+            <w:pPr>
+              <w:spacing w:after="0"/>
+              <w:rPr>
+                <w:rFonts w:ascii="Times New Roman" w:hAnsi="Times New Roman" w:cs="Times New Roman"/>
+                <w:sz w:val="20"/>
+                <w:lang w:val="en-US" w:eastAsia="zh-CN"/>
+              </w:rPr>
+            </w:pPr>
+            <w:r>
+              <w:rPr>
+                <w:rFonts w:ascii="Times New Roman" w:hAnsi="Times New Roman" w:cs="Times New Roman"/>
+                <w:sz w:val="20"/>
+                <w:lang w:val="en-US" w:eastAsia="zh-CN"/>
+              </w:rPr>
+              <w:t>实现选题库、文案库、内容日历、评分和 SOP 生成</w:t>
+            </w:r>
+          </w:p>
+        </w:tc>
+        <w:tc>
+          <w:tcPr>
+            <w:tcW w:w="0" w:type="auto"/>
+            <w:tcBorders>
+              <w:top w:val="single" w:color="auto" w:sz="4" w:space="0"/>
+              <w:left w:val="single" w:color="auto" w:sz="4" w:space="0"/>
+              <w:bottom w:val="single" w:color="auto" w:sz="4" w:space="0"/>
+              <w:right w:val="single" w:color="auto" w:sz="4" w:space="0"/>
+            </w:tcBorders>
+            <w:shd w:val="clear" w:color="auto" w:fill="auto"/>
+            <w:vAlign w:val="center"/>
+          </w:tcPr>
+          <w:p>
+            <w:pPr>
+              <w:spacing w:after="0"/>
+              <w:rPr>
+                <w:rFonts w:ascii="Times New Roman" w:hAnsi="Times New Roman" w:cs="Times New Roman"/>
+                <w:sz w:val="20"/>
+                <w:lang w:val="en-US" w:eastAsia="zh-CN"/>
+              </w:rPr>
+            </w:pPr>
+            <w:r>
+              <w:rPr>
+                <w:rFonts w:ascii="Times New Roman" w:hAnsi="Times New Roman" w:cs="Times New Roman"/>
+                <w:sz w:val="20"/>
+                <w:lang w:val="en-US" w:eastAsia="zh-CN"/>
+              </w:rPr>
+              <w:t>内容模块负责人</w:t>
+            </w:r>
+          </w:p>
+        </w:tc>
+        <w:tc>
+          <w:tcPr>
+            <w:tcW w:w="0" w:type="auto"/>
+            <w:tcBorders>
+              <w:top w:val="single" w:color="auto" w:sz="4" w:space="0"/>
+              <w:left w:val="single" w:color="auto" w:sz="4" w:space="0"/>
+              <w:bottom w:val="single" w:color="auto" w:sz="4" w:space="0"/>
+              <w:right w:val="single" w:color="auto" w:sz="4" w:space="0"/>
+            </w:tcBorders>
+            <w:shd w:val="clear" w:color="auto" w:fill="auto"/>
+            <w:vAlign w:val="center"/>
+          </w:tcPr>
+          <w:p>
+            <w:pPr>
+              <w:spacing w:after="0"/>
+              <w:rPr>
+                <w:rFonts w:ascii="Times New Roman" w:hAnsi="Times New Roman" w:cs="Times New Roman"/>
+                <w:sz w:val="20"/>
+                <w:lang w:val="en-US" w:eastAsia="zh-CN"/>
+              </w:rPr>
+            </w:pPr>
+            <w:r>
+              <w:rPr>
+                <w:rFonts w:ascii="Times New Roman" w:hAnsi="Times New Roman" w:cs="Times New Roman"/>
+                <w:sz w:val="20"/>
+                <w:lang w:val="en-US" w:eastAsia="zh-CN"/>
+              </w:rPr>
+              <w:t>已完成</w:t>
+            </w:r>
+          </w:p>
+        </w:tc>
+      </w:tr>
+      <w:tr>
+        <w:tblPrEx>
+          <w:tblBorders>
+            <w:top w:val="none" w:color="auto" w:sz="0" w:space="0"/>
+            <w:left w:val="none" w:color="auto" w:sz="0" w:space="0"/>
+            <w:bottom w:val="none" w:color="auto" w:sz="0" w:space="0"/>
+            <w:right w:val="none" w:color="auto" w:sz="0" w:space="0"/>
+            <w:insideH w:val="none" w:color="auto" w:sz="0" w:space="0"/>
+            <w:insideV w:val="none" w:color="auto" w:sz="0" w:space="0"/>
+          </w:tblBorders>
+          <w:tblCellMar>
+            <w:top w:w="15" w:type="dxa"/>
+            <w:left w:w="15" w:type="dxa"/>
+            <w:bottom w:w="15" w:type="dxa"/>
+            <w:right w:w="15" w:type="dxa"/>
+          </w:tblCellMar>
+        </w:tblPrEx>
+        <w:trPr>
+          <w:tblCellSpacing w:w="15" w:type="dxa"/>
+        </w:trPr>
+        <w:tc>
+          <w:tcPr>
+            <w:tcW w:w="0" w:type="auto"/>
+            <w:tcBorders>
+              <w:top w:val="single" w:color="auto" w:sz="4" w:space="0"/>
+              <w:left w:val="single" w:color="auto" w:sz="4" w:space="0"/>
+              <w:bottom w:val="single" w:color="auto" w:sz="4" w:space="0"/>
+              <w:right w:val="single" w:color="auto" w:sz="4" w:space="0"/>
+            </w:tcBorders>
+            <w:shd w:val="clear" w:color="auto" w:fill="auto"/>
+            <w:vAlign w:val="center"/>
+          </w:tcPr>
+          <w:p>
+            <w:pPr>
+              <w:spacing w:after="0"/>
+              <w:rPr>
+                <w:rFonts w:ascii="Times New Roman" w:hAnsi="Times New Roman" w:cs="Times New Roman"/>
+                <w:sz w:val="20"/>
+                <w:lang w:val="en-US" w:eastAsia="zh-CN"/>
+              </w:rPr>
+            </w:pPr>
+            <w:r>
+              <w:rPr>
+                <w:rFonts w:ascii="Times New Roman" w:hAnsi="Times New Roman" w:cs="Times New Roman"/>
+                <w:sz w:val="20"/>
+                <w:lang w:val="en-US" w:eastAsia="zh-CN"/>
+              </w:rPr>
+              <w:t>2.7</w:t>
+            </w:r>
+          </w:p>
+        </w:tc>
+        <w:tc>
+          <w:tcPr>
+            <w:tcW w:w="0" w:type="auto"/>
+            <w:tcBorders>
+              <w:top w:val="single" w:color="auto" w:sz="4" w:space="0"/>
+              <w:left w:val="single" w:color="auto" w:sz="4" w:space="0"/>
+              <w:bottom w:val="single" w:color="auto" w:sz="4" w:space="0"/>
+              <w:right w:val="single" w:color="auto" w:sz="4" w:space="0"/>
+            </w:tcBorders>
+            <w:shd w:val="clear" w:color="auto" w:fill="auto"/>
+            <w:vAlign w:val="center"/>
+          </w:tcPr>
+          <w:p>
+            <w:pPr>
+              <w:spacing w:after="0"/>
+              <w:rPr>
+                <w:rFonts w:ascii="Times New Roman" w:hAnsi="Times New Roman" w:cs="Times New Roman"/>
+                <w:sz w:val="20"/>
+                <w:lang w:val="en-US" w:eastAsia="zh-CN"/>
+              </w:rPr>
+            </w:pPr>
+            <w:r>
+              <w:rPr>
+                <w:rFonts w:ascii="Times New Roman" w:hAnsi="Times New Roman" w:cs="Times New Roman"/>
+                <w:sz w:val="20"/>
+                <w:lang w:val="en-US" w:eastAsia="zh-CN"/>
+              </w:rPr>
+              <w:t>飞书能力</w:t>
+            </w:r>
+          </w:p>
+        </w:tc>
+        <w:tc>
+          <w:tcPr>
+            <w:tcW w:w="0" w:type="auto"/>
+            <w:tcBorders>
+              <w:top w:val="single" w:color="auto" w:sz="4" w:space="0"/>
+              <w:left w:val="single" w:color="auto" w:sz="4" w:space="0"/>
+              <w:bottom w:val="single" w:color="auto" w:sz="4" w:space="0"/>
+              <w:right w:val="single" w:color="auto" w:sz="4" w:space="0"/>
+            </w:tcBorders>
+            <w:shd w:val="clear" w:color="auto" w:fill="auto"/>
+            <w:vAlign w:val="center"/>
+          </w:tcPr>
+          <w:p>
+            <w:pPr>
+              <w:spacing w:after="0"/>
+              <w:rPr>
+                <w:rFonts w:ascii="Times New Roman" w:hAnsi="Times New Roman" w:cs="Times New Roman"/>
+                <w:sz w:val="20"/>
+                <w:lang w:val="en-US" w:eastAsia="zh-CN"/>
+              </w:rPr>
+            </w:pPr>
+            <w:r>
+              <w:rPr>
+                <w:rFonts w:ascii="Times New Roman" w:hAnsi="Times New Roman" w:cs="Times New Roman"/>
+                <w:sz w:val="20"/>
+                <w:lang w:val="en-US" w:eastAsia="zh-CN"/>
+              </w:rPr>
+              <w:t>封装 lark-cli 白名单能力，支持读取文件夹、创建和读取文档</w:t>
+            </w:r>
+          </w:p>
+        </w:tc>
+        <w:tc>
+          <w:tcPr>
+            <w:tcW w:w="0" w:type="auto"/>
+            <w:tcBorders>
+              <w:top w:val="single" w:color="auto" w:sz="4" w:space="0"/>
+              <w:left w:val="single" w:color="auto" w:sz="4" w:space="0"/>
+              <w:bottom w:val="single" w:color="auto" w:sz="4" w:space="0"/>
+              <w:right w:val="single" w:color="auto" w:sz="4" w:space="0"/>
+            </w:tcBorders>
+            <w:shd w:val="clear" w:color="auto" w:fill="auto"/>
+            <w:vAlign w:val="center"/>
+          </w:tcPr>
+          <w:p>
+            <w:pPr>
+              <w:spacing w:after="0"/>
+              <w:rPr>
+                <w:rFonts w:ascii="Times New Roman" w:hAnsi="Times New Roman" w:cs="Times New Roman"/>
+                <w:sz w:val="20"/>
+                <w:lang w:val="en-US" w:eastAsia="zh-CN"/>
+              </w:rPr>
+            </w:pPr>
+            <w:r>
+              <w:rPr>
+                <w:rFonts w:ascii="Times New Roman" w:hAnsi="Times New Roman" w:cs="Times New Roman"/>
+                <w:sz w:val="20"/>
+                <w:lang w:val="en-US" w:eastAsia="zh-CN"/>
+              </w:rPr>
+              <w:t>工具集成负责人</w:t>
+            </w:r>
+          </w:p>
+        </w:tc>
+        <w:tc>
+          <w:tcPr>
+            <w:tcW w:w="0" w:type="auto"/>
+            <w:tcBorders>
+              <w:top w:val="single" w:color="auto" w:sz="4" w:space="0"/>
+              <w:left w:val="single" w:color="auto" w:sz="4" w:space="0"/>
+              <w:bottom w:val="single" w:color="auto" w:sz="4" w:space="0"/>
+              <w:right w:val="single" w:color="auto" w:sz="4" w:space="0"/>
+            </w:tcBorders>
+            <w:shd w:val="clear" w:color="auto" w:fill="auto"/>
+            <w:vAlign w:val="center"/>
+          </w:tcPr>
+          <w:p>
+            <w:pPr>
+              <w:spacing w:after="0"/>
+              <w:rPr>
+                <w:rFonts w:ascii="Times New Roman" w:hAnsi="Times New Roman" w:cs="Times New Roman"/>
+                <w:sz w:val="20"/>
+                <w:lang w:val="en-US" w:eastAsia="zh-CN"/>
+              </w:rPr>
+            </w:pPr>
+            <w:r>
+              <w:rPr>
+                <w:rFonts w:ascii="Times New Roman" w:hAnsi="Times New Roman" w:cs="Times New Roman"/>
+                <w:sz w:val="20"/>
+                <w:lang w:val="en-US" w:eastAsia="zh-CN"/>
+              </w:rPr>
+              <w:t>已完成</w:t>
+            </w:r>
+          </w:p>
+        </w:tc>
+      </w:tr>
+      <w:tr>
+        <w:tblPrEx>
+          <w:tblBorders>
+            <w:top w:val="none" w:color="auto" w:sz="0" w:space="0"/>
+            <w:left w:val="none" w:color="auto" w:sz="0" w:space="0"/>
+            <w:bottom w:val="none" w:color="auto" w:sz="0" w:space="0"/>
+            <w:right w:val="none" w:color="auto" w:sz="0" w:space="0"/>
+            <w:insideH w:val="none" w:color="auto" w:sz="0" w:space="0"/>
+            <w:insideV w:val="none" w:color="auto" w:sz="0" w:space="0"/>
+          </w:tblBorders>
+          <w:tblCellMar>
+            <w:top w:w="15" w:type="dxa"/>
+            <w:left w:w="15" w:type="dxa"/>
+            <w:bottom w:w="15" w:type="dxa"/>
+            <w:right w:w="15" w:type="dxa"/>
+          </w:tblCellMar>
+        </w:tblPrEx>
+        <w:trPr>
+          <w:tblCellSpacing w:w="15" w:type="dxa"/>
+        </w:trPr>
+        <w:tc>
+          <w:tcPr>
+            <w:tcW w:w="0" w:type="auto"/>
+            <w:tcBorders>
+              <w:top w:val="single" w:color="auto" w:sz="4" w:space="0"/>
+              <w:left w:val="single" w:color="auto" w:sz="4" w:space="0"/>
+              <w:bottom w:val="single" w:color="auto" w:sz="4" w:space="0"/>
+              <w:right w:val="single" w:color="auto" w:sz="4" w:space="0"/>
+            </w:tcBorders>
+            <w:shd w:val="clear" w:color="auto" w:fill="auto"/>
+            <w:vAlign w:val="center"/>
+          </w:tcPr>
+          <w:p>
+            <w:pPr>
+              <w:spacing w:after="0"/>
+              <w:rPr>
+                <w:rFonts w:ascii="Times New Roman" w:hAnsi="Times New Roman" w:cs="Times New Roman"/>
+                <w:sz w:val="20"/>
+                <w:lang w:val="en-US" w:eastAsia="zh-CN"/>
+              </w:rPr>
+            </w:pPr>
+            <w:r>
+              <w:rPr>
+                <w:rFonts w:ascii="Times New Roman" w:hAnsi="Times New Roman" w:cs="Times New Roman"/>
+                <w:sz w:val="20"/>
+                <w:lang w:val="en-US" w:eastAsia="zh-CN"/>
+              </w:rPr>
+              <w:t>2.8</w:t>
+            </w:r>
+          </w:p>
+        </w:tc>
+        <w:tc>
+          <w:tcPr>
+            <w:tcW w:w="0" w:type="auto"/>
+            <w:tcBorders>
+              <w:top w:val="single" w:color="auto" w:sz="4" w:space="0"/>
+              <w:left w:val="single" w:color="auto" w:sz="4" w:space="0"/>
+              <w:bottom w:val="single" w:color="auto" w:sz="4" w:space="0"/>
+              <w:right w:val="single" w:color="auto" w:sz="4" w:space="0"/>
+            </w:tcBorders>
+            <w:shd w:val="clear" w:color="auto" w:fill="auto"/>
+            <w:vAlign w:val="center"/>
+          </w:tcPr>
+          <w:p>
+            <w:pPr>
+              <w:spacing w:after="0"/>
+              <w:rPr>
+                <w:rFonts w:ascii="Times New Roman" w:hAnsi="Times New Roman" w:cs="Times New Roman"/>
+                <w:sz w:val="20"/>
+                <w:lang w:val="en-US" w:eastAsia="zh-CN"/>
+              </w:rPr>
+            </w:pPr>
+            <w:r>
+              <w:rPr>
+                <w:rFonts w:ascii="Times New Roman" w:hAnsi="Times New Roman" w:cs="Times New Roman"/>
+                <w:sz w:val="20"/>
+                <w:lang w:val="en-US" w:eastAsia="zh-CN"/>
+              </w:rPr>
+              <w:t>小红书 SOP Skill</w:t>
+            </w:r>
+          </w:p>
+        </w:tc>
+        <w:tc>
+          <w:tcPr>
+            <w:tcW w:w="0" w:type="auto"/>
+            <w:tcBorders>
+              <w:top w:val="single" w:color="auto" w:sz="4" w:space="0"/>
+              <w:left w:val="single" w:color="auto" w:sz="4" w:space="0"/>
+              <w:bottom w:val="single" w:color="auto" w:sz="4" w:space="0"/>
+              <w:right w:val="single" w:color="auto" w:sz="4" w:space="0"/>
+            </w:tcBorders>
+            <w:shd w:val="clear" w:color="auto" w:fill="auto"/>
+            <w:vAlign w:val="center"/>
+          </w:tcPr>
+          <w:p>
+            <w:pPr>
+              <w:spacing w:after="0"/>
+              <w:rPr>
+                <w:rFonts w:ascii="Times New Roman" w:hAnsi="Times New Roman" w:cs="Times New Roman"/>
+                <w:sz w:val="20"/>
+                <w:lang w:val="en-US" w:eastAsia="zh-CN"/>
+              </w:rPr>
+            </w:pPr>
+            <w:r>
+              <w:rPr>
+                <w:rFonts w:ascii="Times New Roman" w:hAnsi="Times New Roman" w:cs="Times New Roman"/>
+                <w:sz w:val="20"/>
+                <w:lang w:val="en-US" w:eastAsia="zh-CN"/>
+              </w:rPr>
+              <w:t>集成小红书 MCP 适配层，保留搜索、详情等低风险能力</w:t>
+            </w:r>
+          </w:p>
+        </w:tc>
+        <w:tc>
+          <w:tcPr>
+            <w:tcW w:w="0" w:type="auto"/>
+            <w:tcBorders>
+              <w:top w:val="single" w:color="auto" w:sz="4" w:space="0"/>
+              <w:left w:val="single" w:color="auto" w:sz="4" w:space="0"/>
+              <w:bottom w:val="single" w:color="auto" w:sz="4" w:space="0"/>
+              <w:right w:val="single" w:color="auto" w:sz="4" w:space="0"/>
+            </w:tcBorders>
+            <w:shd w:val="clear" w:color="auto" w:fill="auto"/>
+            <w:vAlign w:val="center"/>
+          </w:tcPr>
+          <w:p>
+            <w:pPr>
+              <w:spacing w:after="0"/>
+              <w:rPr>
+                <w:rFonts w:ascii="Times New Roman" w:hAnsi="Times New Roman" w:cs="Times New Roman"/>
+                <w:sz w:val="20"/>
+                <w:lang w:val="en-US" w:eastAsia="zh-CN"/>
+              </w:rPr>
+            </w:pPr>
+            <w:r>
+              <w:rPr>
+                <w:rFonts w:ascii="Times New Roman" w:hAnsi="Times New Roman" w:cs="Times New Roman"/>
+                <w:sz w:val="20"/>
+                <w:lang w:val="en-US" w:eastAsia="zh-CN"/>
+              </w:rPr>
+              <w:t>工具集成负责人</w:t>
+            </w:r>
+          </w:p>
+        </w:tc>
+        <w:tc>
+          <w:tcPr>
+            <w:tcW w:w="0" w:type="auto"/>
+            <w:tcBorders>
+              <w:top w:val="single" w:color="auto" w:sz="4" w:space="0"/>
+              <w:left w:val="single" w:color="auto" w:sz="4" w:space="0"/>
+              <w:bottom w:val="single" w:color="auto" w:sz="4" w:space="0"/>
+              <w:right w:val="single" w:color="auto" w:sz="4" w:space="0"/>
+            </w:tcBorders>
+            <w:shd w:val="clear" w:color="auto" w:fill="auto"/>
+            <w:vAlign w:val="center"/>
+          </w:tcPr>
+          <w:p>
+            <w:pPr>
+              <w:spacing w:after="0"/>
+              <w:rPr>
+                <w:rFonts w:ascii="Times New Roman" w:hAnsi="Times New Roman" w:cs="Times New Roman"/>
+                <w:sz w:val="20"/>
+                <w:lang w:val="en-US" w:eastAsia="zh-CN"/>
+              </w:rPr>
+            </w:pPr>
+            <w:r>
+              <w:rPr>
+                <w:rFonts w:ascii="Times New Roman" w:hAnsi="Times New Roman" w:cs="Times New Roman"/>
+                <w:sz w:val="20"/>
+                <w:lang w:val="en-US" w:eastAsia="zh-CN"/>
+              </w:rPr>
+              <w:t>基本完成</w:t>
+            </w:r>
+          </w:p>
+        </w:tc>
+      </w:tr>
+      <w:tr>
+        <w:tblPrEx>
+          <w:tblBorders>
+            <w:top w:val="none" w:color="auto" w:sz="0" w:space="0"/>
+            <w:left w:val="none" w:color="auto" w:sz="0" w:space="0"/>
+            <w:bottom w:val="none" w:color="auto" w:sz="0" w:space="0"/>
+            <w:right w:val="none" w:color="auto" w:sz="0" w:space="0"/>
+            <w:insideH w:val="none" w:color="auto" w:sz="0" w:space="0"/>
+            <w:insideV w:val="none" w:color="auto" w:sz="0" w:space="0"/>
+          </w:tblBorders>
+          <w:tblCellMar>
+            <w:top w:w="15" w:type="dxa"/>
+            <w:left w:w="15" w:type="dxa"/>
+            <w:bottom w:w="15" w:type="dxa"/>
+            <w:right w:w="15" w:type="dxa"/>
+          </w:tblCellMar>
+        </w:tblPrEx>
+        <w:trPr>
+          <w:tblCellSpacing w:w="15" w:type="dxa"/>
+        </w:trPr>
+        <w:tc>
+          <w:tcPr>
+            <w:tcW w:w="0" w:type="auto"/>
+            <w:tcBorders>
+              <w:top w:val="single" w:color="auto" w:sz="4" w:space="0"/>
+              <w:left w:val="single" w:color="auto" w:sz="4" w:space="0"/>
+              <w:bottom w:val="single" w:color="auto" w:sz="4" w:space="0"/>
+              <w:right w:val="single" w:color="auto" w:sz="4" w:space="0"/>
+            </w:tcBorders>
+            <w:shd w:val="clear" w:color="auto" w:fill="auto"/>
+            <w:vAlign w:val="center"/>
+          </w:tcPr>
+          <w:p>
+            <w:pPr>
+              <w:spacing w:after="0"/>
+              <w:rPr>
+                <w:rFonts w:ascii="Times New Roman" w:hAnsi="Times New Roman" w:cs="Times New Roman"/>
+                <w:sz w:val="20"/>
+                <w:lang w:val="en-US" w:eastAsia="zh-CN"/>
+              </w:rPr>
+            </w:pPr>
+            <w:r>
+              <w:rPr>
+                <w:rFonts w:ascii="Times New Roman" w:hAnsi="Times New Roman" w:cs="Times New Roman"/>
+                <w:sz w:val="20"/>
+                <w:lang w:val="en-US" w:eastAsia="zh-CN"/>
+              </w:rPr>
+              <w:t>2.9</w:t>
+            </w:r>
+          </w:p>
+        </w:tc>
+        <w:tc>
+          <w:tcPr>
+            <w:tcW w:w="0" w:type="auto"/>
+            <w:tcBorders>
+              <w:top w:val="single" w:color="auto" w:sz="4" w:space="0"/>
+              <w:left w:val="single" w:color="auto" w:sz="4" w:space="0"/>
+              <w:bottom w:val="single" w:color="auto" w:sz="4" w:space="0"/>
+              <w:right w:val="single" w:color="auto" w:sz="4" w:space="0"/>
+            </w:tcBorders>
+            <w:shd w:val="clear" w:color="auto" w:fill="auto"/>
+            <w:vAlign w:val="center"/>
+          </w:tcPr>
+          <w:p>
+            <w:pPr>
+              <w:spacing w:after="0"/>
+              <w:rPr>
+                <w:rFonts w:ascii="Times New Roman" w:hAnsi="Times New Roman" w:cs="Times New Roman"/>
+                <w:sz w:val="20"/>
+                <w:lang w:val="en-US" w:eastAsia="zh-CN"/>
+              </w:rPr>
+            </w:pPr>
+            <w:r>
+              <w:rPr>
+                <w:rFonts w:ascii="Times New Roman" w:hAnsi="Times New Roman" w:cs="Times New Roman"/>
+                <w:sz w:val="20"/>
+                <w:lang w:val="en-US" w:eastAsia="zh-CN"/>
+              </w:rPr>
+              <w:t>多端客户端</w:t>
+            </w:r>
+          </w:p>
+        </w:tc>
+        <w:tc>
+          <w:tcPr>
+            <w:tcW w:w="0" w:type="auto"/>
+            <w:tcBorders>
+              <w:top w:val="single" w:color="auto" w:sz="4" w:space="0"/>
+              <w:left w:val="single" w:color="auto" w:sz="4" w:space="0"/>
+              <w:bottom w:val="single" w:color="auto" w:sz="4" w:space="0"/>
+              <w:right w:val="single" w:color="auto" w:sz="4" w:space="0"/>
+            </w:tcBorders>
+            <w:shd w:val="clear" w:color="auto" w:fill="auto"/>
+            <w:vAlign w:val="center"/>
+          </w:tcPr>
+          <w:p>
+            <w:pPr>
+              <w:spacing w:after="0"/>
+              <w:rPr>
+                <w:rFonts w:ascii="Times New Roman" w:hAnsi="Times New Roman" w:cs="Times New Roman"/>
+                <w:sz w:val="20"/>
+                <w:lang w:val="en-US" w:eastAsia="zh-CN"/>
+              </w:rPr>
+            </w:pPr>
+            <w:r>
+              <w:rPr>
+                <w:rFonts w:ascii="Times New Roman" w:hAnsi="Times New Roman" w:cs="Times New Roman"/>
+                <w:sz w:val="20"/>
+                <w:lang w:val="en-US" w:eastAsia="zh-CN"/>
+              </w:rPr>
+              <w:t>完成 Vue Web 前端、Python 桌面端、Android 移动端基础功能</w:t>
+            </w:r>
+          </w:p>
+        </w:tc>
+        <w:tc>
+          <w:tcPr>
+            <w:tcW w:w="0" w:type="auto"/>
+            <w:tcBorders>
+              <w:top w:val="single" w:color="auto" w:sz="4" w:space="0"/>
+              <w:left w:val="single" w:color="auto" w:sz="4" w:space="0"/>
+              <w:bottom w:val="single" w:color="auto" w:sz="4" w:space="0"/>
+              <w:right w:val="single" w:color="auto" w:sz="4" w:space="0"/>
+            </w:tcBorders>
+            <w:shd w:val="clear" w:color="auto" w:fill="auto"/>
+            <w:vAlign w:val="center"/>
+          </w:tcPr>
+          <w:p>
+            <w:pPr>
+              <w:spacing w:after="0"/>
+              <w:rPr>
+                <w:rFonts w:ascii="Times New Roman" w:hAnsi="Times New Roman" w:cs="Times New Roman"/>
+                <w:sz w:val="20"/>
+                <w:lang w:val="en-US" w:eastAsia="zh-CN"/>
+              </w:rPr>
+            </w:pPr>
+            <w:r>
+              <w:rPr>
+                <w:rFonts w:ascii="Times New Roman" w:hAnsi="Times New Roman" w:cs="Times New Roman"/>
+                <w:sz w:val="20"/>
+                <w:lang w:val="en-US" w:eastAsia="zh-CN"/>
+              </w:rPr>
+              <w:t>客户端负责人</w:t>
+            </w:r>
+          </w:p>
+        </w:tc>
+        <w:tc>
+          <w:tcPr>
+            <w:tcW w:w="0" w:type="auto"/>
+            <w:tcBorders>
+              <w:top w:val="single" w:color="auto" w:sz="4" w:space="0"/>
+              <w:left w:val="single" w:color="auto" w:sz="4" w:space="0"/>
+              <w:bottom w:val="single" w:color="auto" w:sz="4" w:space="0"/>
+              <w:right w:val="single" w:color="auto" w:sz="4" w:space="0"/>
+            </w:tcBorders>
+            <w:shd w:val="clear" w:color="auto" w:fill="auto"/>
+            <w:vAlign w:val="center"/>
+          </w:tcPr>
+          <w:p>
+            <w:pPr>
+              <w:spacing w:after="0"/>
+              <w:rPr>
+                <w:rFonts w:ascii="Times New Roman" w:hAnsi="Times New Roman" w:cs="Times New Roman"/>
+                <w:sz w:val="20"/>
+                <w:lang w:val="en-US" w:eastAsia="zh-CN"/>
+              </w:rPr>
+            </w:pPr>
+            <w:r>
+              <w:rPr>
+                <w:rFonts w:ascii="Times New Roman" w:hAnsi="Times New Roman" w:cs="Times New Roman"/>
+                <w:sz w:val="20"/>
+                <w:lang w:val="en-US" w:eastAsia="zh-CN"/>
+              </w:rPr>
+              <w:t>已完成</w:t>
+            </w:r>
+          </w:p>
+        </w:tc>
+      </w:tr>
+      <w:tr>
+        <w:tblPrEx>
+          <w:tblBorders>
+            <w:top w:val="none" w:color="auto" w:sz="0" w:space="0"/>
+            <w:left w:val="none" w:color="auto" w:sz="0" w:space="0"/>
+            <w:bottom w:val="none" w:color="auto" w:sz="0" w:space="0"/>
+            <w:right w:val="none" w:color="auto" w:sz="0" w:space="0"/>
+            <w:insideH w:val="none" w:color="auto" w:sz="0" w:space="0"/>
+            <w:insideV w:val="none" w:color="auto" w:sz="0" w:space="0"/>
+          </w:tblBorders>
+          <w:shd w:val="clear" w:color="auto" w:fill="auto"/>
+          <w:tblCellMar>
+            <w:top w:w="15" w:type="dxa"/>
+            <w:left w:w="15" w:type="dxa"/>
+            <w:bottom w:w="15" w:type="dxa"/>
+            <w:right w:w="15" w:type="dxa"/>
+          </w:tblCellMar>
+        </w:tblPrEx>
+        <w:trPr>
+          <w:tblCellSpacing w:w="15" w:type="dxa"/>
+        </w:trPr>
+        <w:tc>
+          <w:tcPr>
+            <w:tcW w:w="0" w:type="auto"/>
+            <w:tcBorders>
+              <w:top w:val="single" w:color="auto" w:sz="4" w:space="0"/>
+              <w:left w:val="single" w:color="auto" w:sz="4" w:space="0"/>
+              <w:bottom w:val="single" w:color="auto" w:sz="4" w:space="0"/>
+              <w:right w:val="single" w:color="auto" w:sz="4" w:space="0"/>
+            </w:tcBorders>
+            <w:shd w:val="clear" w:color="auto" w:fill="auto"/>
+            <w:vAlign w:val="center"/>
+          </w:tcPr>
+          <w:p>
+            <w:pPr>
+              <w:spacing w:after="0"/>
+              <w:rPr>
+                <w:rFonts w:ascii="Times New Roman" w:hAnsi="Times New Roman" w:cs="Times New Roman"/>
+                <w:sz w:val="20"/>
+                <w:lang w:val="en-US" w:eastAsia="zh-CN"/>
+              </w:rPr>
+            </w:pPr>
+            <w:r>
+              <w:rPr>
+                <w:rFonts w:ascii="Times New Roman" w:hAnsi="Times New Roman" w:cs="Times New Roman"/>
+                <w:sz w:val="20"/>
+                <w:lang w:val="en-US" w:eastAsia="zh-CN"/>
+              </w:rPr>
+              <w:t>3.1</w:t>
+            </w:r>
+          </w:p>
+        </w:tc>
+        <w:tc>
+          <w:tcPr>
+            <w:tcW w:w="0" w:type="auto"/>
+            <w:tcBorders>
+              <w:top w:val="single" w:color="auto" w:sz="4" w:space="0"/>
+              <w:left w:val="single" w:color="auto" w:sz="4" w:space="0"/>
+              <w:bottom w:val="single" w:color="auto" w:sz="4" w:space="0"/>
+              <w:right w:val="single" w:color="auto" w:sz="4" w:space="0"/>
+            </w:tcBorders>
+            <w:shd w:val="clear" w:color="auto" w:fill="auto"/>
+            <w:vAlign w:val="center"/>
+          </w:tcPr>
+          <w:p>
+            <w:pPr>
+              <w:spacing w:after="0"/>
+              <w:rPr>
+                <w:rFonts w:ascii="Times New Roman" w:hAnsi="Times New Roman" w:cs="Times New Roman"/>
+                <w:sz w:val="20"/>
+                <w:lang w:val="en-US" w:eastAsia="zh-CN"/>
+              </w:rPr>
+            </w:pPr>
+            <w:r>
+              <w:rPr>
+                <w:rFonts w:ascii="Times New Roman" w:hAnsi="Times New Roman" w:cs="Times New Roman"/>
+                <w:sz w:val="20"/>
+                <w:lang w:val="en-US" w:eastAsia="zh-CN"/>
+              </w:rPr>
+              <w:t>测试与验证</w:t>
+            </w:r>
+          </w:p>
+        </w:tc>
+        <w:tc>
+          <w:tcPr>
+            <w:tcW w:w="0" w:type="auto"/>
+            <w:tcBorders>
+              <w:top w:val="single" w:color="auto" w:sz="4" w:space="0"/>
+              <w:left w:val="single" w:color="auto" w:sz="4" w:space="0"/>
+              <w:bottom w:val="single" w:color="auto" w:sz="4" w:space="0"/>
+              <w:right w:val="single" w:color="auto" w:sz="4" w:space="0"/>
+            </w:tcBorders>
+            <w:shd w:val="clear" w:color="auto" w:fill="auto"/>
+            <w:vAlign w:val="center"/>
+          </w:tcPr>
+          <w:p>
+            <w:pPr>
+              <w:spacing w:after="0"/>
+              <w:rPr>
+                <w:rFonts w:ascii="Times New Roman" w:hAnsi="Times New Roman" w:cs="Times New Roman"/>
+                <w:sz w:val="20"/>
+                <w:lang w:val="en-US" w:eastAsia="zh-CN"/>
+              </w:rPr>
+            </w:pPr>
+            <w:r>
+              <w:rPr>
+                <w:rFonts w:ascii="Times New Roman" w:hAnsi="Times New Roman" w:cs="Times New Roman"/>
+                <w:sz w:val="20"/>
+                <w:lang w:val="en-US" w:eastAsia="zh-CN"/>
+              </w:rPr>
+              <w:t>通过 Swagger、前端页面、脚本和真实运行截图验证核心流程</w:t>
+            </w:r>
+          </w:p>
+        </w:tc>
+        <w:tc>
+          <w:tcPr>
+            <w:tcW w:w="0" w:type="auto"/>
+            <w:tcBorders>
+              <w:top w:val="single" w:color="auto" w:sz="4" w:space="0"/>
+              <w:left w:val="single" w:color="auto" w:sz="4" w:space="0"/>
+              <w:bottom w:val="single" w:color="auto" w:sz="4" w:space="0"/>
+              <w:right w:val="single" w:color="auto" w:sz="4" w:space="0"/>
+            </w:tcBorders>
+            <w:shd w:val="clear" w:color="auto" w:fill="auto"/>
+            <w:vAlign w:val="center"/>
+          </w:tcPr>
+          <w:p>
+            <w:pPr>
+              <w:spacing w:after="0"/>
+              <w:rPr>
+                <w:rFonts w:ascii="Times New Roman" w:hAnsi="Times New Roman" w:cs="Times New Roman"/>
+                <w:sz w:val="20"/>
+                <w:lang w:val="en-US" w:eastAsia="zh-CN"/>
+              </w:rPr>
+            </w:pPr>
+            <w:r>
+              <w:rPr>
+                <w:rFonts w:ascii="Times New Roman" w:hAnsi="Times New Roman" w:cs="Times New Roman"/>
+                <w:sz w:val="20"/>
+                <w:lang w:val="en-US" w:eastAsia="zh-CN"/>
+              </w:rPr>
+              <w:t>全员</w:t>
+            </w:r>
+          </w:p>
+        </w:tc>
+        <w:tc>
+          <w:tcPr>
+            <w:tcW w:w="0" w:type="auto"/>
+            <w:tcBorders>
+              <w:top w:val="single" w:color="auto" w:sz="4" w:space="0"/>
+              <w:left w:val="single" w:color="auto" w:sz="4" w:space="0"/>
+              <w:bottom w:val="single" w:color="auto" w:sz="4" w:space="0"/>
+              <w:right w:val="single" w:color="auto" w:sz="4" w:space="0"/>
+            </w:tcBorders>
+            <w:shd w:val="clear" w:color="auto" w:fill="auto"/>
+            <w:vAlign w:val="center"/>
+          </w:tcPr>
+          <w:p>
+            <w:pPr>
+              <w:spacing w:after="0"/>
+              <w:rPr>
+                <w:rFonts w:ascii="Times New Roman" w:hAnsi="Times New Roman" w:cs="Times New Roman"/>
+                <w:sz w:val="20"/>
+                <w:lang w:val="en-US" w:eastAsia="zh-CN"/>
+              </w:rPr>
+            </w:pPr>
+            <w:r>
+              <w:rPr>
+                <w:rFonts w:ascii="Times New Roman" w:hAnsi="Times New Roman" w:cs="Times New Roman"/>
+                <w:sz w:val="20"/>
+                <w:lang w:val="en-US" w:eastAsia="zh-CN"/>
+              </w:rPr>
+              <w:t>已完成</w:t>
+            </w:r>
+          </w:p>
+        </w:tc>
+      </w:tr>
+      <w:tr>
+        <w:tblPrEx>
+          <w:tblBorders>
+            <w:top w:val="none" w:color="auto" w:sz="0" w:space="0"/>
+            <w:left w:val="none" w:color="auto" w:sz="0" w:space="0"/>
+            <w:bottom w:val="none" w:color="auto" w:sz="0" w:space="0"/>
+            <w:right w:val="none" w:color="auto" w:sz="0" w:space="0"/>
+            <w:insideH w:val="none" w:color="auto" w:sz="0" w:space="0"/>
+            <w:insideV w:val="none" w:color="auto" w:sz="0" w:space="0"/>
+          </w:tblBorders>
+          <w:shd w:val="clear" w:color="auto" w:fill="auto"/>
+          <w:tblCellMar>
+            <w:top w:w="15" w:type="dxa"/>
+            <w:left w:w="15" w:type="dxa"/>
+            <w:bottom w:w="15" w:type="dxa"/>
+            <w:right w:w="15" w:type="dxa"/>
+          </w:tblCellMar>
+        </w:tblPrEx>
+        <w:trPr>
+          <w:tblCellSpacing w:w="15" w:type="dxa"/>
+        </w:trPr>
+        <w:tc>
+          <w:tcPr>
+            <w:tcW w:w="0" w:type="auto"/>
+            <w:tcBorders>
+              <w:top w:val="single" w:color="auto" w:sz="4" w:space="0"/>
+              <w:left w:val="single" w:color="auto" w:sz="4" w:space="0"/>
+              <w:bottom w:val="single" w:color="auto" w:sz="4" w:space="0"/>
+              <w:right w:val="single" w:color="auto" w:sz="4" w:space="0"/>
+            </w:tcBorders>
+            <w:shd w:val="clear" w:color="auto" w:fill="auto"/>
+            <w:vAlign w:val="center"/>
+          </w:tcPr>
+          <w:p>
+            <w:pPr>
+              <w:spacing w:after="0"/>
+              <w:rPr>
+                <w:rFonts w:ascii="Times New Roman" w:hAnsi="Times New Roman" w:cs="Times New Roman"/>
+                <w:sz w:val="20"/>
+                <w:lang w:val="en-US" w:eastAsia="zh-CN"/>
+              </w:rPr>
+            </w:pPr>
+            <w:r>
+              <w:rPr>
+                <w:rFonts w:ascii="Times New Roman" w:hAnsi="Times New Roman" w:cs="Times New Roman"/>
+                <w:sz w:val="20"/>
+                <w:lang w:val="en-US" w:eastAsia="zh-CN"/>
+              </w:rPr>
+              <w:t>3.2</w:t>
+            </w:r>
+          </w:p>
+        </w:tc>
+        <w:tc>
+          <w:tcPr>
+            <w:tcW w:w="0" w:type="auto"/>
+            <w:tcBorders>
+              <w:top w:val="single" w:color="auto" w:sz="4" w:space="0"/>
+              <w:left w:val="single" w:color="auto" w:sz="4" w:space="0"/>
+              <w:bottom w:val="single" w:color="auto" w:sz="4" w:space="0"/>
+              <w:right w:val="single" w:color="auto" w:sz="4" w:space="0"/>
+            </w:tcBorders>
+            <w:shd w:val="clear" w:color="auto" w:fill="auto"/>
+            <w:vAlign w:val="center"/>
+          </w:tcPr>
+          <w:p>
+            <w:pPr>
+              <w:spacing w:after="0"/>
+              <w:rPr>
+                <w:rFonts w:ascii="Times New Roman" w:hAnsi="Times New Roman" w:cs="Times New Roman"/>
+                <w:sz w:val="20"/>
+                <w:lang w:val="en-US" w:eastAsia="zh-CN"/>
+              </w:rPr>
+            </w:pPr>
+            <w:r>
+              <w:rPr>
+                <w:rFonts w:ascii="Times New Roman" w:hAnsi="Times New Roman" w:cs="Times New Roman"/>
+                <w:sz w:val="20"/>
+                <w:lang w:val="en-US" w:eastAsia="zh-CN"/>
+              </w:rPr>
+              <w:t>文档交付</w:t>
+            </w:r>
+          </w:p>
+        </w:tc>
+        <w:tc>
+          <w:tcPr>
+            <w:tcW w:w="0" w:type="auto"/>
+            <w:tcBorders>
+              <w:top w:val="single" w:color="auto" w:sz="4" w:space="0"/>
+              <w:left w:val="single" w:color="auto" w:sz="4" w:space="0"/>
+              <w:bottom w:val="single" w:color="auto" w:sz="4" w:space="0"/>
+              <w:right w:val="single" w:color="auto" w:sz="4" w:space="0"/>
+            </w:tcBorders>
+            <w:shd w:val="clear" w:color="auto" w:fill="auto"/>
+            <w:vAlign w:val="center"/>
+          </w:tcPr>
+          <w:p>
+            <w:pPr>
+              <w:spacing w:after="0"/>
+              <w:rPr>
+                <w:rFonts w:ascii="Times New Roman" w:hAnsi="Times New Roman" w:cs="Times New Roman"/>
+                <w:sz w:val="20"/>
+                <w:lang w:val="en-US" w:eastAsia="zh-CN"/>
+              </w:rPr>
+            </w:pPr>
+            <w:r>
+              <w:rPr>
+                <w:rFonts w:ascii="Times New Roman" w:hAnsi="Times New Roman" w:cs="Times New Roman"/>
+                <w:sz w:val="20"/>
+                <w:lang w:val="en-US" w:eastAsia="zh-CN"/>
+              </w:rPr>
+              <w:t>编写需求文档、设计文档、项目管理文档、接口文档和 README</w:t>
+            </w:r>
+          </w:p>
+        </w:tc>
+        <w:tc>
+          <w:tcPr>
+            <w:tcW w:w="0" w:type="auto"/>
+            <w:tcBorders>
+              <w:top w:val="single" w:color="auto" w:sz="4" w:space="0"/>
+              <w:left w:val="single" w:color="auto" w:sz="4" w:space="0"/>
+              <w:bottom w:val="single" w:color="auto" w:sz="4" w:space="0"/>
+              <w:right w:val="single" w:color="auto" w:sz="4" w:space="0"/>
+            </w:tcBorders>
+            <w:shd w:val="clear" w:color="auto" w:fill="auto"/>
+            <w:vAlign w:val="center"/>
+          </w:tcPr>
+          <w:p>
+            <w:pPr>
+              <w:spacing w:after="0"/>
+              <w:rPr>
+                <w:rFonts w:ascii="Times New Roman" w:hAnsi="Times New Roman" w:cs="Times New Roman"/>
+                <w:sz w:val="20"/>
+                <w:lang w:val="en-US" w:eastAsia="zh-CN"/>
+              </w:rPr>
+            </w:pPr>
+            <w:r>
+              <w:rPr>
+                <w:rFonts w:ascii="Times New Roman" w:hAnsi="Times New Roman" w:cs="Times New Roman"/>
+                <w:sz w:val="20"/>
+                <w:lang w:val="en-US" w:eastAsia="zh-CN"/>
+              </w:rPr>
+              <w:t>组长/文档负责人</w:t>
+            </w:r>
+          </w:p>
+        </w:tc>
+        <w:tc>
+          <w:tcPr>
+            <w:tcW w:w="0" w:type="auto"/>
+            <w:tcBorders>
+              <w:top w:val="single" w:color="auto" w:sz="4" w:space="0"/>
+              <w:left w:val="single" w:color="auto" w:sz="4" w:space="0"/>
+              <w:bottom w:val="single" w:color="auto" w:sz="4" w:space="0"/>
+              <w:right w:val="single" w:color="auto" w:sz="4" w:space="0"/>
+            </w:tcBorders>
+            <w:shd w:val="clear" w:color="auto" w:fill="auto"/>
             <w:vAlign w:val="center"/>
           </w:tcPr>
           <w:p>
@@ -15367,9 +15714,295 @@
     </w:tbl>
     <w:p>
       <w:pPr>
-        <w:spacing w:after="0"/>
         <w:rPr>
           <w:rFonts w:ascii="Times New Roman" w:hAnsi="Times New Roman" w:cs="Times New Roman"/>
+        </w:rPr>
+      </w:pPr>
+      <w:r>
+        <w:rPr>
+          <w:rFonts w:ascii="Times New Roman" w:hAnsi="Times New Roman" w:cs="Times New Roman"/>
+        </w:rPr>
+        <w:br w:type="page"/>
+      </w:r>
+    </w:p>
+    <w:p>
+      <w:pPr>
+        <w:pStyle w:val="3"/>
+        <w:spacing w:before="0"/>
+        <w:rPr>
+          <w:rFonts w:hint="eastAsia" w:ascii="Times New Roman" w:hAnsi="Times New Roman" w:eastAsia="黑体" w:cs="Times New Roman"/>
+          <w:lang w:val="en-US" w:eastAsia="zh-CN"/>
+        </w:rPr>
+      </w:pPr>
+      <w:r>
+        <w:rPr>
+          <w:rFonts w:hint="eastAsia" w:ascii="Times New Roman" w:hAnsi="Times New Roman" w:eastAsia="黑体" w:cs="Times New Roman"/>
+          <w:lang w:val="en-US" w:eastAsia="zh-CN"/>
+        </w:rPr>
+        <w:t>7 AI 应用情况的报告</w:t>
+      </w:r>
+    </w:p>
+    <w:p>
+      <w:pPr>
+        <w:ind w:firstLine="720" w:firstLineChars="0"/>
+        <w:rPr>
+          <w:rFonts w:hint="default"/>
+          <w:lang w:val="en-US" w:eastAsia="zh-CN"/>
+        </w:rPr>
+      </w:pPr>
+      <w:r>
+        <w:rPr>
+          <w:rFonts w:hint="default"/>
+          <w:lang w:val="en-US" w:eastAsia="zh-CN"/>
+        </w:rPr>
+        <w:t>在本项目开发过程中，AI 主要被用于需求梳理、架构讨论、代码辅助实现、问题排查和文档生成等环节。项目初期，</w:t>
+      </w:r>
+      <w:r>
+        <w:rPr>
+          <w:rFonts w:hint="eastAsia"/>
+          <w:lang w:val="en-US" w:eastAsia="zh-CN"/>
+        </w:rPr>
+        <w:t>我们</w:t>
+      </w:r>
+      <w:r>
+        <w:rPr>
+          <w:rFonts w:hint="default"/>
+          <w:lang w:val="en-US" w:eastAsia="zh-CN"/>
+        </w:rPr>
+        <w:t>使用 AI 辅助分析系统应该覆盖哪些业务场景，例如 AI 工作台、知识库、内容运营、飞书同步、学员管理、院校情报等模块，并进一步将这些功能整理成需求文档、用例说明和领域模型。在架构设计阶段，AI 帮助</w:t>
+      </w:r>
+      <w:r>
+        <w:rPr>
+          <w:rFonts w:hint="eastAsia"/>
+          <w:lang w:val="en-US" w:eastAsia="zh-CN"/>
+        </w:rPr>
+        <w:t>我们</w:t>
+      </w:r>
+      <w:r>
+        <w:rPr>
+          <w:rFonts w:hint="default"/>
+          <w:lang w:val="en-US" w:eastAsia="zh-CN"/>
+        </w:rPr>
+        <w:t>比较不同实现方式，例如单体应用与微服务拆分、普通聊天机器人与总智能体路由、直接调用工具与封装 Tool Service 的差异，最终形成了“统一 AI 工作台 + Agent Router + 专业 Agent + 外部工具扩展”的设计思路。</w:t>
+      </w:r>
+    </w:p>
+    <w:p>
+      <w:pPr>
+        <w:ind w:firstLine="720" w:firstLineChars="0"/>
+        <w:rPr>
+          <w:rFonts w:hint="default"/>
+          <w:lang w:val="en-US" w:eastAsia="zh-CN"/>
+        </w:rPr>
+      </w:pPr>
+      <w:r>
+        <w:rPr>
+          <w:rFonts w:hint="default"/>
+          <w:lang w:val="en-US" w:eastAsia="zh-CN"/>
+        </w:rPr>
+        <w:t>在实际编码阶段，AI 主要用于辅助生成部分模块代码、排查启动报错、分析接口调用失败原因，以及根据现有代码风格补充前端交互和后端能力。例如在接入 DeepSeek API、飞书 CLI、小红书 MCP、Weaviate 向量检索、SSE 流式输出、权限控制和多端客户端适配时，AI 可以帮助快速定位相关文件、解释报错日志、给出修改方案，并辅助生成 README、接口文档和运行说明。对于一些重复性较高的工作，例如代码行数统计脚本、接口文档整理、系统设计文档提示词、扩展能力说明文档等，AI 提高了开发和文档整理效率。</w:t>
+      </w:r>
+    </w:p>
+    <w:p>
+      <w:pPr>
+        <w:ind w:firstLine="720" w:firstLineChars="0"/>
+        <w:rPr>
+          <w:rFonts w:hint="default"/>
+          <w:lang w:val="en-US" w:eastAsia="zh-CN"/>
+        </w:rPr>
+      </w:pPr>
+      <w:r>
+        <w:rPr>
+          <w:rFonts w:hint="default"/>
+          <w:lang w:val="en-US" w:eastAsia="zh-CN"/>
+        </w:rPr>
+        <w:t>但是在使用 AI 的过程中也发现，AI 并不能替代完整的软件工程思考。它可以帮助写代码、查错误、整理文档，但系统的业务边界、模块划分、数据流转方式、权限控制策略和扩展规范仍然需要开发者自己判断。如果一开始没有清晰的系统架构，AI 很容易生成一些“能跑但难维护”的代码，甚至可能出现假装工具调用成功、接口结果不真实、模块耦合过高等问题。因此，本项目中 AI 更适合作为辅助开发工具，而不是直接替代开发者完成项目。最终代码是否可靠，仍然要依赖实际运行、接口测试、日志排查和人工复核。</w:t>
+      </w:r>
+    </w:p>
+    <w:p>
+      <w:pPr>
+        <w:pStyle w:val="3"/>
+        <w:spacing w:before="0"/>
+        <w:rPr>
+          <w:rFonts w:hint="eastAsia" w:ascii="Times New Roman" w:hAnsi="Times New Roman" w:eastAsia="黑体" w:cs="Times New Roman"/>
+          <w:lang w:val="en-US" w:eastAsia="zh-CN"/>
+        </w:rPr>
+      </w:pPr>
+      <w:r>
+        <w:rPr>
+          <w:rFonts w:hint="eastAsia" w:ascii="Times New Roman" w:hAnsi="Times New Roman" w:eastAsia="黑体" w:cs="Times New Roman"/>
+          <w:lang w:val="en-US" w:eastAsia="zh-CN"/>
+        </w:rPr>
+        <w:t>8 项目总结</w:t>
+      </w:r>
+    </w:p>
+    <w:p>
+      <w:pPr>
+        <w:ind w:firstLine="720" w:firstLineChars="0"/>
+        <w:rPr>
+          <w:rFonts w:hint="default"/>
+          <w:lang w:val="en-US" w:eastAsia="zh-CN"/>
+        </w:rPr>
+      </w:pPr>
+      <w:r>
+        <w:rPr>
+          <w:rFonts w:hint="default"/>
+          <w:lang w:val="en-US" w:eastAsia="zh-CN"/>
+        </w:rPr>
+        <w:t>通过本次 FlowMind Agent 项目的开发，</w:t>
+      </w:r>
+      <w:r>
+        <w:rPr>
+          <w:rFonts w:hint="eastAsia"/>
+          <w:lang w:val="en-US" w:eastAsia="zh-CN"/>
+        </w:rPr>
+        <w:t>让我们</w:t>
+      </w:r>
+      <w:r>
+        <w:rPr>
+          <w:rFonts w:hint="default"/>
+          <w:lang w:val="en-US" w:eastAsia="zh-CN"/>
+        </w:rPr>
+        <w:t>对完整软件项目的组织方式有了更直接的体会。刚开始做项目时，</w:t>
+      </w:r>
+      <w:r>
+        <w:rPr>
+          <w:rFonts w:hint="eastAsia"/>
+          <w:lang w:val="en-US" w:eastAsia="zh-CN"/>
+        </w:rPr>
+        <w:t>我们</w:t>
+      </w:r>
+      <w:r>
+        <w:rPr>
+          <w:rFonts w:hint="default"/>
+          <w:lang w:val="en-US" w:eastAsia="zh-CN"/>
+        </w:rPr>
+        <w:t>更关注功能能不能跑起来，比如 AI 对话、飞书文档创建、知识库检索、内容生成等。但随着功能越来越多，</w:t>
+      </w:r>
+      <w:r>
+        <w:rPr>
+          <w:rFonts w:hint="eastAsia"/>
+          <w:lang w:val="en-US" w:eastAsia="zh-CN"/>
+        </w:rPr>
+        <w:t>我们</w:t>
+      </w:r>
+      <w:r>
+        <w:rPr>
+          <w:rFonts w:hint="default"/>
+          <w:lang w:val="en-US" w:eastAsia="zh-CN"/>
+        </w:rPr>
+        <w:t>逐渐发现，仅仅把功能堆出来是不够的。如果没有提前设计好系统架构，后面每加一个能力都会变得混乱，前端不知道该调用哪个接口，后端 Agent 之间职责不清，工具能力也容易散落在不同文件里。因此，这次项目让</w:t>
+      </w:r>
+      <w:r>
+        <w:rPr>
+          <w:rFonts w:hint="eastAsia"/>
+          <w:lang w:val="en-US" w:eastAsia="zh-CN"/>
+        </w:rPr>
+        <w:t>我们</w:t>
+      </w:r>
+      <w:r>
+        <w:rPr>
+          <w:rFonts w:hint="default"/>
+          <w:lang w:val="en-US" w:eastAsia="zh-CN"/>
+        </w:rPr>
+        <w:t>意识到，做 AI 应用不是一上来就写 Prompt 或调 API，而是要先想清楚系统边界、模块职责、数据来源和扩展方式。</w:t>
+      </w:r>
+    </w:p>
+    <w:p>
+      <w:pPr>
+        <w:ind w:firstLine="720" w:firstLineChars="0"/>
+        <w:rPr>
+          <w:rFonts w:hint="default"/>
+          <w:lang w:val="en-US" w:eastAsia="zh-CN"/>
+        </w:rPr>
+      </w:pPr>
+      <w:r>
+        <w:rPr>
+          <w:rFonts w:hint="default"/>
+          <w:lang w:val="en-US" w:eastAsia="zh-CN"/>
+        </w:rPr>
+        <w:t>项目中比较重要的一个收获是，</w:t>
+      </w:r>
+      <w:r>
+        <w:rPr>
+          <w:rFonts w:hint="eastAsia"/>
+          <w:lang w:val="en-US" w:eastAsia="zh-CN"/>
+        </w:rPr>
+        <w:t>我们</w:t>
+      </w:r>
+      <w:r>
+        <w:rPr>
+          <w:rFonts w:hint="default"/>
+          <w:lang w:val="en-US" w:eastAsia="zh-CN"/>
+        </w:rPr>
+        <w:t>开始重视“可扩展性”和“解耦”。例如新增飞书能力、向量检索能力、小红书 SOP Skill 时，如果直接写死在某个 Agent 里，短期看起来很快，但后续其他成员就很难继续扩展。因此后面逐渐改成通过 Tool Service、Extension、统一路由和 README 规范来组织能力，让新功能尽量以新增文件的方式接入，而不是到处修改已有代码。这一点对团队协作也很重要。</w:t>
+      </w:r>
+    </w:p>
+    <w:p>
+      <w:pPr>
+        <w:ind w:firstLine="720" w:firstLineChars="0"/>
+        <w:rPr>
+          <w:rFonts w:hint="default"/>
+          <w:lang w:val="en-US" w:eastAsia="zh-CN"/>
+        </w:rPr>
+      </w:pPr>
+      <w:r>
+        <w:rPr>
+          <w:rFonts w:hint="default"/>
+          <w:lang w:val="en-US" w:eastAsia="zh-CN"/>
+        </w:rPr>
+        <w:t>同时，这次项目也暴露了团队协作方面的问题。虽然建立了 GitHub 仓库，但成员对 Git 分支、提交、合并、冲突处理等流程还不够熟悉，导致很多时候还是由</w:t>
+      </w:r>
+      <w:r>
+        <w:rPr>
+          <w:rFonts w:hint="eastAsia"/>
+          <w:lang w:val="en-US" w:eastAsia="zh-CN"/>
+        </w:rPr>
+        <w:t>组长</w:t>
+      </w:r>
+      <w:r>
+        <w:rPr>
+          <w:rFonts w:hint="default"/>
+          <w:lang w:val="en-US" w:eastAsia="zh-CN"/>
+        </w:rPr>
+        <w:t>集中完成主要开发和整合工作。这样虽然能推进 Demo，但不利于真正的多人协作。后续如果继续完善项目，应该更早制定任务拆分规则、分支规范、接口契约和代码审查流程，让成员可以围绕相对独立的模块进行开发，而不是等核心功能已经写完后再尝试加入。</w:t>
+      </w:r>
+    </w:p>
+    <w:p>
+      <w:pPr>
+        <w:ind w:firstLine="720" w:firstLineChars="0"/>
+        <w:rPr>
+          <w:rFonts w:hint="default"/>
+          <w:lang w:val="en-US" w:eastAsia="zh-CN"/>
+        </w:rPr>
+      </w:pPr>
+      <w:r>
+        <w:rPr>
+          <w:rFonts w:hint="default"/>
+          <w:lang w:val="en-US" w:eastAsia="zh-CN"/>
+        </w:rPr>
+        <w:t>总体来看，本项目完成了一个比较完整的 AI 智能体平台 Demo，覆盖了 Web、移动端、桌面端、后端服务、数据库、向量检索、飞书和 MCP 能力。虽然还有很多地方可以继续优化，例如真实线上部署、稳定的 MCP 环境、更多测试覆盖和更规范的团队协作流程，但这个过程让</w:t>
+      </w:r>
+      <w:r>
+        <w:rPr>
+          <w:rFonts w:hint="eastAsia"/>
+          <w:lang w:val="en-US" w:eastAsia="zh-CN"/>
+        </w:rPr>
+        <w:t>我们</w:t>
+      </w:r>
+      <w:r>
+        <w:rPr>
+          <w:rFonts w:hint="default"/>
+          <w:lang w:val="en-US" w:eastAsia="zh-CN"/>
+        </w:rPr>
+        <w:t>对 AI 应用开发有了更实际的理解：AI 可以显著提高效率，但真正决定项目质量的，仍然是需求分析、架构设计、工程规范和持续验证。</w:t>
+      </w:r>
+    </w:p>
+    <w:p>
+      <w:pPr>
+        <w:ind w:firstLine="720" w:firstLineChars="0"/>
+        <w:rPr>
+          <w:rFonts w:hint="default"/>
+          <w:lang w:val="en-US" w:eastAsia="zh-CN"/>
         </w:rPr>
       </w:pPr>
     </w:p>
@@ -15625,7 +16258,7 @@
     <w:lsdException w:uiPriority="99" w:name="index 8"/>
     <w:lsdException w:uiPriority="99" w:name="index 9"/>
     <w:lsdException w:uiPriority="39" w:semiHidden="0" w:name="toc 1"/>
-    <w:lsdException w:uiPriority="39" w:semiHidden="0" w:name="toc 2"/>
+    <w:lsdException w:qFormat="1" w:uiPriority="39" w:semiHidden="0" w:name="toc 2"/>
     <w:lsdException w:uiPriority="39" w:semiHidden="0" w:name="toc 3"/>
     <w:lsdException w:uiPriority="39" w:name="toc 4"/>
     <w:lsdException w:uiPriority="39" w:name="toc 5"/>
@@ -15636,8 +16269,8 @@
     <w:lsdException w:uiPriority="99" w:name="Normal Indent"/>
     <w:lsdException w:uiPriority="99" w:name="footnote text"/>
     <w:lsdException w:uiPriority="99" w:name="annotation text"/>
-    <w:lsdException w:uiPriority="99" w:semiHidden="0" w:name="header"/>
-    <w:lsdException w:uiPriority="99" w:semiHidden="0" w:name="footer"/>
+    <w:lsdException w:qFormat="1" w:uiPriority="99" w:semiHidden="0" w:name="header"/>
+    <w:lsdException w:qFormat="1" w:uiPriority="99" w:semiHidden="0" w:name="footer"/>
     <w:lsdException w:uiPriority="99" w:name="index heading"/>
     <w:lsdException w:qFormat="1" w:uiPriority="35" w:name="caption"/>
     <w:lsdException w:uiPriority="99" w:name="table of figures"/>
@@ -15650,13 +16283,13 @@
     <w:lsdException w:uiPriority="99" w:name="endnote reference"/>
     <w:lsdException w:uiPriority="99" w:name="endnote text"/>
     <w:lsdException w:uiPriority="99" w:name="table of authorities"/>
-    <w:lsdException w:uiPriority="99" w:semiHidden="0" w:name="macro"/>
+    <w:lsdException w:qFormat="1" w:uiPriority="99" w:semiHidden="0" w:name="macro"/>
     <w:lsdException w:uiPriority="99" w:name="toa heading"/>
-    <w:lsdException w:uiPriority="99" w:semiHidden="0" w:name="List"/>
-    <w:lsdException w:uiPriority="99" w:semiHidden="0" w:name="List Bullet"/>
+    <w:lsdException w:qFormat="1" w:uiPriority="99" w:semiHidden="0" w:name="List"/>
+    <w:lsdException w:qFormat="1" w:uiPriority="99" w:semiHidden="0" w:name="List Bullet"/>
     <w:lsdException w:qFormat="1" w:uiPriority="99" w:semiHidden="0" w:name="List Number"/>
     <w:lsdException w:uiPriority="99" w:semiHidden="0" w:name="List 2"/>
-    <w:lsdException w:uiPriority="99" w:semiHidden="0" w:name="List 3"/>
+    <w:lsdException w:qFormat="1" w:uiPriority="99" w:semiHidden="0" w:name="List 3"/>
     <w:lsdException w:uiPriority="99" w:name="List 4"/>
     <w:lsdException w:uiPriority="99" w:name="List 5"/>
     <w:lsdException w:uiPriority="99" w:semiHidden="0" w:name="List Bullet 2"/>
@@ -15671,11 +16304,11 @@
     <w:lsdException w:uiPriority="99" w:name="Closing"/>
     <w:lsdException w:uiPriority="99" w:name="Signature"/>
     <w:lsdException w:uiPriority="1" w:name="Default Paragraph Font"/>
-    <w:lsdException w:uiPriority="99" w:semiHidden="0" w:name="Body Text"/>
+    <w:lsdException w:qFormat="1" w:uiPriority="99" w:semiHidden="0" w:name="Body Text"/>
     <w:lsdException w:uiPriority="99" w:name="Body Text Indent"/>
     <w:lsdException w:qFormat="1" w:uiPriority="99" w:semiHidden="0" w:name="List Continue"/>
-    <w:lsdException w:uiPriority="99" w:semiHidden="0" w:name="List Continue 2"/>
-    <w:lsdException w:uiPriority="99" w:semiHidden="0" w:name="List Continue 3"/>
+    <w:lsdException w:qFormat="1" w:uiPriority="99" w:semiHidden="0" w:name="List Continue 2"/>
+    <w:lsdException w:qFormat="1" w:uiPriority="99" w:semiHidden="0" w:name="List Continue 3"/>
     <w:lsdException w:uiPriority="99" w:name="List Continue 4"/>
     <w:lsdException w:uiPriority="99" w:name="List Continue 5"/>
     <w:lsdException w:uiPriority="99" w:name="Message Header"/>
@@ -15685,26 +16318,26 @@
     <w:lsdException w:uiPriority="99" w:name="Body Text First Indent"/>
     <w:lsdException w:uiPriority="99" w:name="Body Text First Indent 2"/>
     <w:lsdException w:uiPriority="99" w:name="Note Heading"/>
-    <w:lsdException w:uiPriority="99" w:semiHidden="0" w:name="Body Text 2"/>
+    <w:lsdException w:qFormat="1" w:uiPriority="99" w:semiHidden="0" w:name="Body Text 2"/>
     <w:lsdException w:qFormat="1" w:uiPriority="99" w:semiHidden="0" w:name="Body Text 3"/>
     <w:lsdException w:uiPriority="99" w:name="Body Text Indent 2"/>
     <w:lsdException w:uiPriority="99" w:name="Body Text Indent 3"/>
     <w:lsdException w:uiPriority="99" w:name="Block Text"/>
-    <w:lsdException w:uiPriority="99" w:semiHidden="0" w:name="Hyperlink"/>
+    <w:lsdException w:qFormat="1" w:uiPriority="99" w:semiHidden="0" w:name="Hyperlink"/>
     <w:lsdException w:uiPriority="99" w:name="FollowedHyperlink"/>
     <w:lsdException w:qFormat="1" w:unhideWhenUsed="0" w:uiPriority="22" w:semiHidden="0" w:name="Strong"/>
     <w:lsdException w:qFormat="1" w:unhideWhenUsed="0" w:uiPriority="20" w:semiHidden="0" w:name="Emphasis"/>
     <w:lsdException w:uiPriority="99" w:name="Document Map"/>
     <w:lsdException w:uiPriority="99" w:name="Plain Text"/>
     <w:lsdException w:uiPriority="99" w:name="E-mail Signature"/>
-    <w:lsdException w:uiPriority="99" w:name="Normal (Web)"/>
+    <w:lsdException w:qFormat="1" w:uiPriority="99" w:name="Normal (Web)"/>
     <w:lsdException w:uiPriority="99" w:name="HTML Acronym"/>
     <w:lsdException w:uiPriority="99" w:name="HTML Address"/>
     <w:lsdException w:uiPriority="99" w:name="HTML Cite"/>
-    <w:lsdException w:uiPriority="99" w:name="HTML Code"/>
+    <w:lsdException w:qFormat="1" w:uiPriority="99" w:name="HTML Code"/>
     <w:lsdException w:uiPriority="99" w:name="HTML Definition"/>
     <w:lsdException w:uiPriority="99" w:name="HTML Keyboard"/>
-    <w:lsdException w:uiPriority="99" w:name="HTML Preformatted"/>
+    <w:lsdException w:qFormat="1" w:uiPriority="99" w:name="HTML Preformatted"/>
     <w:lsdException w:uiPriority="99" w:name="HTML Sample"/>
     <w:lsdException w:uiPriority="99" w:name="HTML Typewriter"/>
     <w:lsdException w:uiPriority="99" w:name="HTML Variable"/>
@@ -15753,110 +16386,110 @@
     <w:lsdException w:uiPriority="99" w:name="Table Web 2"/>
     <w:lsdException w:uiPriority="99" w:name="Table Web 3"/>
     <w:lsdException w:uiPriority="99" w:name="Balloon Text"/>
-    <w:lsdException w:unhideWhenUsed="0" w:uiPriority="59" w:semiHidden="0" w:name="Table Grid"/>
+    <w:lsdException w:qFormat="1" w:unhideWhenUsed="0" w:uiPriority="59" w:semiHidden="0" w:name="Table Grid"/>
     <w:lsdException w:uiPriority="99" w:name="Table Theme"/>
     <w:lsdException w:qFormat="1" w:unhideWhenUsed="0" w:uiPriority="1" w:semiHidden="0" w:name="No Spacing"/>
-    <w:lsdException w:unhideWhenUsed="0" w:uiPriority="60" w:semiHidden="0" w:name="Light Shading"/>
-    <w:lsdException w:unhideWhenUsed="0" w:uiPriority="61" w:semiHidden="0" w:name="Light List"/>
-    <w:lsdException w:unhideWhenUsed="0" w:uiPriority="62" w:semiHidden="0" w:name="Light Grid"/>
+    <w:lsdException w:qFormat="1" w:unhideWhenUsed="0" w:uiPriority="60" w:semiHidden="0" w:name="Light Shading"/>
+    <w:lsdException w:qFormat="1" w:unhideWhenUsed="0" w:uiPriority="61" w:semiHidden="0" w:name="Light List"/>
+    <w:lsdException w:qFormat="1" w:unhideWhenUsed="0" w:uiPriority="62" w:semiHidden="0" w:name="Light Grid"/>
     <w:lsdException w:qFormat="1" w:unhideWhenUsed="0" w:uiPriority="63" w:semiHidden="0" w:name="Medium Shading 1"/>
-    <w:lsdException w:unhideWhenUsed="0" w:uiPriority="64" w:semiHidden="0" w:name="Medium Shading 2"/>
-    <w:lsdException w:unhideWhenUsed="0" w:uiPriority="65" w:semiHidden="0" w:name="Medium List 1"/>
-    <w:lsdException w:unhideWhenUsed="0" w:uiPriority="66" w:semiHidden="0" w:name="Medium List 2"/>
-    <w:lsdException w:unhideWhenUsed="0" w:uiPriority="67" w:semiHidden="0" w:name="Medium Grid 1"/>
-    <w:lsdException w:unhideWhenUsed="0" w:uiPriority="68" w:semiHidden="0" w:name="Medium Grid 2"/>
-    <w:lsdException w:unhideWhenUsed="0" w:uiPriority="69" w:semiHidden="0" w:name="Medium Grid 3"/>
+    <w:lsdException w:qFormat="1" w:unhideWhenUsed="0" w:uiPriority="64" w:semiHidden="0" w:name="Medium Shading 2"/>
+    <w:lsdException w:qFormat="1" w:unhideWhenUsed="0" w:uiPriority="65" w:semiHidden="0" w:name="Medium List 1"/>
+    <w:lsdException w:qFormat="1" w:unhideWhenUsed="0" w:uiPriority="66" w:semiHidden="0" w:name="Medium List 2"/>
+    <w:lsdException w:qFormat="1" w:unhideWhenUsed="0" w:uiPriority="67" w:semiHidden="0" w:name="Medium Grid 1"/>
+    <w:lsdException w:qFormat="1" w:unhideWhenUsed="0" w:uiPriority="68" w:semiHidden="0" w:name="Medium Grid 2"/>
+    <w:lsdException w:qFormat="1" w:unhideWhenUsed="0" w:uiPriority="69" w:semiHidden="0" w:name="Medium Grid 3"/>
     <w:lsdException w:unhideWhenUsed="0" w:uiPriority="70" w:semiHidden="0" w:name="Dark List"/>
-    <w:lsdException w:unhideWhenUsed="0" w:uiPriority="71" w:semiHidden="0" w:name="Colorful Shading"/>
-    <w:lsdException w:unhideWhenUsed="0" w:uiPriority="72" w:semiHidden="0" w:name="Colorful List"/>
-    <w:lsdException w:unhideWhenUsed="0" w:uiPriority="73" w:semiHidden="0" w:name="Colorful Grid"/>
-    <w:lsdException w:unhideWhenUsed="0" w:uiPriority="60" w:semiHidden="0" w:name="Light Shading Accent 1"/>
-    <w:lsdException w:unhideWhenUsed="0" w:uiPriority="61" w:semiHidden="0" w:name="Light List Accent 1"/>
-    <w:lsdException w:unhideWhenUsed="0" w:uiPriority="62" w:semiHidden="0" w:name="Light Grid Accent 1"/>
-    <w:lsdException w:unhideWhenUsed="0" w:uiPriority="63" w:semiHidden="0" w:name="Medium Shading 1 Accent 1"/>
-    <w:lsdException w:unhideWhenUsed="0" w:uiPriority="64" w:semiHidden="0" w:name="Medium Shading 2 Accent 1"/>
-    <w:lsdException w:unhideWhenUsed="0" w:uiPriority="65" w:semiHidden="0" w:name="Medium List 1 Accent 1"/>
+    <w:lsdException w:qFormat="1" w:unhideWhenUsed="0" w:uiPriority="71" w:semiHidden="0" w:name="Colorful Shading"/>
+    <w:lsdException w:qFormat="1" w:unhideWhenUsed="0" w:uiPriority="72" w:semiHidden="0" w:name="Colorful List"/>
+    <w:lsdException w:qFormat="1" w:unhideWhenUsed="0" w:uiPriority="73" w:semiHidden="0" w:name="Colorful Grid"/>
+    <w:lsdException w:qFormat="1" w:unhideWhenUsed="0" w:uiPriority="60" w:semiHidden="0" w:name="Light Shading Accent 1"/>
+    <w:lsdException w:qFormat="1" w:unhideWhenUsed="0" w:uiPriority="61" w:semiHidden="0" w:name="Light List Accent 1"/>
+    <w:lsdException w:qFormat="1" w:unhideWhenUsed="0" w:uiPriority="62" w:semiHidden="0" w:name="Light Grid Accent 1"/>
+    <w:lsdException w:qFormat="1" w:unhideWhenUsed="0" w:uiPriority="63" w:semiHidden="0" w:name="Medium Shading 1 Accent 1"/>
+    <w:lsdException w:qFormat="1" w:unhideWhenUsed="0" w:uiPriority="64" w:semiHidden="0" w:name="Medium Shading 2 Accent 1"/>
+    <w:lsdException w:qFormat="1" w:unhideWhenUsed="0" w:uiPriority="65" w:semiHidden="0" w:name="Medium List 1 Accent 1"/>
     <w:lsdException w:qFormat="1" w:unhideWhenUsed="0" w:uiPriority="34" w:semiHidden="0" w:name="List Paragraph"/>
     <w:lsdException w:qFormat="1" w:unhideWhenUsed="0" w:uiPriority="29" w:semiHidden="0" w:name="Quote"/>
     <w:lsdException w:qFormat="1" w:unhideWhenUsed="0" w:uiPriority="30" w:semiHidden="0" w:name="Intense Quote"/>
-    <w:lsdException w:unhideWhenUsed="0" w:uiPriority="66" w:semiHidden="0" w:name="Medium List 2 Accent 1"/>
-    <w:lsdException w:unhideWhenUsed="0" w:uiPriority="67" w:semiHidden="0" w:name="Medium Grid 1 Accent 1"/>
+    <w:lsdException w:qFormat="1" w:unhideWhenUsed="0" w:uiPriority="66" w:semiHidden="0" w:name="Medium List 2 Accent 1"/>
+    <w:lsdException w:qFormat="1" w:unhideWhenUsed="0" w:uiPriority="67" w:semiHidden="0" w:name="Medium Grid 1 Accent 1"/>
     <w:lsdException w:unhideWhenUsed="0" w:uiPriority="68" w:semiHidden="0" w:name="Medium Grid 2 Accent 1"/>
     <w:lsdException w:unhideWhenUsed="0" w:uiPriority="69" w:semiHidden="0" w:name="Medium Grid 3 Accent 1"/>
-    <w:lsdException w:unhideWhenUsed="0" w:uiPriority="70" w:semiHidden="0" w:name="Dark List Accent 1"/>
-    <w:lsdException w:unhideWhenUsed="0" w:uiPriority="71" w:semiHidden="0" w:name="Colorful Shading Accent 1"/>
-    <w:lsdException w:unhideWhenUsed="0" w:uiPriority="72" w:semiHidden="0" w:name="Colorful List Accent 1"/>
-    <w:lsdException w:unhideWhenUsed="0" w:uiPriority="73" w:semiHidden="0" w:name="Colorful Grid Accent 1"/>
-    <w:lsdException w:unhideWhenUsed="0" w:uiPriority="60" w:semiHidden="0" w:name="Light Shading Accent 2"/>
-    <w:lsdException w:unhideWhenUsed="0" w:uiPriority="61" w:semiHidden="0" w:name="Light List Accent 2"/>
-    <w:lsdException w:unhideWhenUsed="0" w:uiPriority="62" w:semiHidden="0" w:name="Light Grid Accent 2"/>
-    <w:lsdException w:unhideWhenUsed="0" w:uiPriority="63" w:semiHidden="0" w:name="Medium Shading 1 Accent 2"/>
-    <w:lsdException w:unhideWhenUsed="0" w:uiPriority="64" w:semiHidden="0" w:name="Medium Shading 2 Accent 2"/>
+    <w:lsdException w:qFormat="1" w:unhideWhenUsed="0" w:uiPriority="70" w:semiHidden="0" w:name="Dark List Accent 1"/>
+    <w:lsdException w:qFormat="1" w:unhideWhenUsed="0" w:uiPriority="71" w:semiHidden="0" w:name="Colorful Shading Accent 1"/>
+    <w:lsdException w:qFormat="1" w:unhideWhenUsed="0" w:uiPriority="72" w:semiHidden="0" w:name="Colorful List Accent 1"/>
+    <w:lsdException w:qFormat="1" w:unhideWhenUsed="0" w:uiPriority="73" w:semiHidden="0" w:name="Colorful Grid Accent 1"/>
+    <w:lsdException w:qFormat="1" w:unhideWhenUsed="0" w:uiPriority="60" w:semiHidden="0" w:name="Light Shading Accent 2"/>
+    <w:lsdException w:qFormat="1" w:unhideWhenUsed="0" w:uiPriority="61" w:semiHidden="0" w:name="Light List Accent 2"/>
+    <w:lsdException w:qFormat="1" w:unhideWhenUsed="0" w:uiPriority="62" w:semiHidden="0" w:name="Light Grid Accent 2"/>
+    <w:lsdException w:qFormat="1" w:unhideWhenUsed="0" w:uiPriority="63" w:semiHidden="0" w:name="Medium Shading 1 Accent 2"/>
+    <w:lsdException w:qFormat="1" w:unhideWhenUsed="0" w:uiPriority="64" w:semiHidden="0" w:name="Medium Shading 2 Accent 2"/>
     <w:lsdException w:unhideWhenUsed="0" w:uiPriority="65" w:semiHidden="0" w:name="Medium List 1 Accent 2"/>
-    <w:lsdException w:unhideWhenUsed="0" w:uiPriority="66" w:semiHidden="0" w:name="Medium List 2 Accent 2"/>
+    <w:lsdException w:qFormat="1" w:unhideWhenUsed="0" w:uiPriority="66" w:semiHidden="0" w:name="Medium List 2 Accent 2"/>
     <w:lsdException w:unhideWhenUsed="0" w:uiPriority="67" w:semiHidden="0" w:name="Medium Grid 1 Accent 2"/>
     <w:lsdException w:unhideWhenUsed="0" w:uiPriority="68" w:semiHidden="0" w:name="Medium Grid 2 Accent 2"/>
     <w:lsdException w:unhideWhenUsed="0" w:uiPriority="69" w:semiHidden="0" w:name="Medium Grid 3 Accent 2"/>
     <w:lsdException w:unhideWhenUsed="0" w:uiPriority="70" w:semiHidden="0" w:name="Dark List Accent 2"/>
-    <w:lsdException w:unhideWhenUsed="0" w:uiPriority="71" w:semiHidden="0" w:name="Colorful Shading Accent 2"/>
+    <w:lsdException w:qFormat="1" w:unhideWhenUsed="0" w:uiPriority="71" w:semiHidden="0" w:name="Colorful Shading Accent 2"/>
     <w:lsdException w:qFormat="1" w:unhideWhenUsed="0" w:uiPriority="72" w:semiHidden="0" w:name="Colorful List Accent 2"/>
-    <w:lsdException w:unhideWhenUsed="0" w:uiPriority="73" w:semiHidden="0" w:name="Colorful Grid Accent 2"/>
-    <w:lsdException w:unhideWhenUsed="0" w:uiPriority="60" w:semiHidden="0" w:name="Light Shading Accent 3"/>
-    <w:lsdException w:unhideWhenUsed="0" w:uiPriority="61" w:semiHidden="0" w:name="Light List Accent 3"/>
-    <w:lsdException w:unhideWhenUsed="0" w:uiPriority="62" w:semiHidden="0" w:name="Light Grid Accent 3"/>
-    <w:lsdException w:unhideWhenUsed="0" w:uiPriority="63" w:semiHidden="0" w:name="Medium Shading 1 Accent 3"/>
+    <w:lsdException w:qFormat="1" w:unhideWhenUsed="0" w:uiPriority="73" w:semiHidden="0" w:name="Colorful Grid Accent 2"/>
+    <w:lsdException w:qFormat="1" w:unhideWhenUsed="0" w:uiPriority="60" w:semiHidden="0" w:name="Light Shading Accent 3"/>
+    <w:lsdException w:qFormat="1" w:unhideWhenUsed="0" w:uiPriority="61" w:semiHidden="0" w:name="Light List Accent 3"/>
+    <w:lsdException w:qFormat="1" w:unhideWhenUsed="0" w:uiPriority="62" w:semiHidden="0" w:name="Light Grid Accent 3"/>
+    <w:lsdException w:qFormat="1" w:unhideWhenUsed="0" w:uiPriority="63" w:semiHidden="0" w:name="Medium Shading 1 Accent 3"/>
     <w:lsdException w:unhideWhenUsed="0" w:uiPriority="64" w:semiHidden="0" w:name="Medium Shading 2 Accent 3"/>
-    <w:lsdException w:unhideWhenUsed="0" w:uiPriority="65" w:semiHidden="0" w:name="Medium List 1 Accent 3"/>
+    <w:lsdException w:qFormat="1" w:unhideWhenUsed="0" w:uiPriority="65" w:semiHidden="0" w:name="Medium List 1 Accent 3"/>
     <w:lsdException w:unhideWhenUsed="0" w:uiPriority="66" w:semiHidden="0" w:name="Medium List 2 Accent 3"/>
     <w:lsdException w:qFormat="1" w:unhideWhenUsed="0" w:uiPriority="67" w:semiHidden="0" w:name="Medium Grid 1 Accent 3"/>
     <w:lsdException w:unhideWhenUsed="0" w:uiPriority="68" w:semiHidden="0" w:name="Medium Grid 2 Accent 3"/>
     <w:lsdException w:unhideWhenUsed="0" w:uiPriority="69" w:semiHidden="0" w:name="Medium Grid 3 Accent 3"/>
-    <w:lsdException w:unhideWhenUsed="0" w:uiPriority="70" w:semiHidden="0" w:name="Dark List Accent 3"/>
-    <w:lsdException w:unhideWhenUsed="0" w:uiPriority="71" w:semiHidden="0" w:name="Colorful Shading Accent 3"/>
-    <w:lsdException w:unhideWhenUsed="0" w:uiPriority="72" w:semiHidden="0" w:name="Colorful List Accent 3"/>
-    <w:lsdException w:unhideWhenUsed="0" w:uiPriority="73" w:semiHidden="0" w:name="Colorful Grid Accent 3"/>
-    <w:lsdException w:unhideWhenUsed="0" w:uiPriority="60" w:semiHidden="0" w:name="Light Shading Accent 4"/>
-    <w:lsdException w:unhideWhenUsed="0" w:uiPriority="61" w:semiHidden="0" w:name="Light List Accent 4"/>
-    <w:lsdException w:unhideWhenUsed="0" w:uiPriority="62" w:semiHidden="0" w:name="Light Grid Accent 4"/>
+    <w:lsdException w:qFormat="1" w:unhideWhenUsed="0" w:uiPriority="70" w:semiHidden="0" w:name="Dark List Accent 3"/>
+    <w:lsdException w:qFormat="1" w:unhideWhenUsed="0" w:uiPriority="71" w:semiHidden="0" w:name="Colorful Shading Accent 3"/>
+    <w:lsdException w:qFormat="1" w:unhideWhenUsed="0" w:uiPriority="72" w:semiHidden="0" w:name="Colorful List Accent 3"/>
+    <w:lsdException w:qFormat="1" w:unhideWhenUsed="0" w:uiPriority="73" w:semiHidden="0" w:name="Colorful Grid Accent 3"/>
+    <w:lsdException w:qFormat="1" w:unhideWhenUsed="0" w:uiPriority="60" w:semiHidden="0" w:name="Light Shading Accent 4"/>
+    <w:lsdException w:qFormat="1" w:unhideWhenUsed="0" w:uiPriority="61" w:semiHidden="0" w:name="Light List Accent 4"/>
+    <w:lsdException w:qFormat="1" w:unhideWhenUsed="0" w:uiPriority="62" w:semiHidden="0" w:name="Light Grid Accent 4"/>
     <w:lsdException w:qFormat="1" w:unhideWhenUsed="0" w:uiPriority="63" w:semiHidden="0" w:name="Medium Shading 1 Accent 4"/>
-    <w:lsdException w:unhideWhenUsed="0" w:uiPriority="64" w:semiHidden="0" w:name="Medium Shading 2 Accent 4"/>
-    <w:lsdException w:unhideWhenUsed="0" w:uiPriority="65" w:semiHidden="0" w:name="Medium List 1 Accent 4"/>
-    <w:lsdException w:unhideWhenUsed="0" w:uiPriority="66" w:semiHidden="0" w:name="Medium List 2 Accent 4"/>
-    <w:lsdException w:unhideWhenUsed="0" w:uiPriority="67" w:semiHidden="0" w:name="Medium Grid 1 Accent 4"/>
+    <w:lsdException w:qFormat="1" w:unhideWhenUsed="0" w:uiPriority="64" w:semiHidden="0" w:name="Medium Shading 2 Accent 4"/>
+    <w:lsdException w:qFormat="1" w:unhideWhenUsed="0" w:uiPriority="65" w:semiHidden="0" w:name="Medium List 1 Accent 4"/>
+    <w:lsdException w:qFormat="1" w:unhideWhenUsed="0" w:uiPriority="66" w:semiHidden="0" w:name="Medium List 2 Accent 4"/>
+    <w:lsdException w:qFormat="1" w:unhideWhenUsed="0" w:uiPriority="67" w:semiHidden="0" w:name="Medium Grid 1 Accent 4"/>
     <w:lsdException w:unhideWhenUsed="0" w:uiPriority="68" w:semiHidden="0" w:name="Medium Grid 2 Accent 4"/>
     <w:lsdException w:unhideWhenUsed="0" w:uiPriority="69" w:semiHidden="0" w:name="Medium Grid 3 Accent 4"/>
-    <w:lsdException w:unhideWhenUsed="0" w:uiPriority="70" w:semiHidden="0" w:name="Dark List Accent 4"/>
+    <w:lsdException w:qFormat="1" w:unhideWhenUsed="0" w:uiPriority="70" w:semiHidden="0" w:name="Dark List Accent 4"/>
     <w:lsdException w:qFormat="1" w:unhideWhenUsed="0" w:uiPriority="71" w:semiHidden="0" w:name="Colorful Shading Accent 4"/>
-    <w:lsdException w:unhideWhenUsed="0" w:uiPriority="72" w:semiHidden="0" w:name="Colorful List Accent 4"/>
-    <w:lsdException w:unhideWhenUsed="0" w:uiPriority="73" w:semiHidden="0" w:name="Colorful Grid Accent 4"/>
-    <w:lsdException w:unhideWhenUsed="0" w:uiPriority="60" w:semiHidden="0" w:name="Light Shading Accent 5"/>
-    <w:lsdException w:unhideWhenUsed="0" w:uiPriority="61" w:semiHidden="0" w:name="Light List Accent 5"/>
+    <w:lsdException w:qFormat="1" w:unhideWhenUsed="0" w:uiPriority="72" w:semiHidden="0" w:name="Colorful List Accent 4"/>
+    <w:lsdException w:qFormat="1" w:unhideWhenUsed="0" w:uiPriority="73" w:semiHidden="0" w:name="Colorful Grid Accent 4"/>
+    <w:lsdException w:qFormat="1" w:unhideWhenUsed="0" w:uiPriority="60" w:semiHidden="0" w:name="Light Shading Accent 5"/>
+    <w:lsdException w:qFormat="1" w:unhideWhenUsed="0" w:uiPriority="61" w:semiHidden="0" w:name="Light List Accent 5"/>
     <w:lsdException w:unhideWhenUsed="0" w:uiPriority="62" w:semiHidden="0" w:name="Light Grid Accent 5"/>
     <w:lsdException w:unhideWhenUsed="0" w:uiPriority="63" w:semiHidden="0" w:name="Medium Shading 1 Accent 5"/>
-    <w:lsdException w:unhideWhenUsed="0" w:uiPriority="64" w:semiHidden="0" w:name="Medium Shading 2 Accent 5"/>
+    <w:lsdException w:qFormat="1" w:unhideWhenUsed="0" w:uiPriority="64" w:semiHidden="0" w:name="Medium Shading 2 Accent 5"/>
     <w:lsdException w:unhideWhenUsed="0" w:uiPriority="65" w:semiHidden="0" w:name="Medium List 1 Accent 5"/>
-    <w:lsdException w:unhideWhenUsed="0" w:uiPriority="66" w:semiHidden="0" w:name="Medium List 2 Accent 5"/>
-    <w:lsdException w:unhideWhenUsed="0" w:uiPriority="67" w:semiHidden="0" w:name="Medium Grid 1 Accent 5"/>
-    <w:lsdException w:unhideWhenUsed="0" w:uiPriority="68" w:semiHidden="0" w:name="Medium Grid 2 Accent 5"/>
-    <w:lsdException w:unhideWhenUsed="0" w:uiPriority="69" w:semiHidden="0" w:name="Medium Grid 3 Accent 5"/>
-    <w:lsdException w:unhideWhenUsed="0" w:uiPriority="70" w:semiHidden="0" w:name="Dark List Accent 5"/>
+    <w:lsdException w:qFormat="1" w:unhideWhenUsed="0" w:uiPriority="66" w:semiHidden="0" w:name="Medium List 2 Accent 5"/>
+    <w:lsdException w:qFormat="1" w:unhideWhenUsed="0" w:uiPriority="67" w:semiHidden="0" w:name="Medium Grid 1 Accent 5"/>
+    <w:lsdException w:qFormat="1" w:unhideWhenUsed="0" w:uiPriority="68" w:semiHidden="0" w:name="Medium Grid 2 Accent 5"/>
+    <w:lsdException w:qFormat="1" w:unhideWhenUsed="0" w:uiPriority="69" w:semiHidden="0" w:name="Medium Grid 3 Accent 5"/>
+    <w:lsdException w:qFormat="1" w:unhideWhenUsed="0" w:uiPriority="70" w:semiHidden="0" w:name="Dark List Accent 5"/>
     <w:lsdException w:qFormat="1" w:unhideWhenUsed="0" w:uiPriority="71" w:semiHidden="0" w:name="Colorful Shading Accent 5"/>
-    <w:lsdException w:unhideWhenUsed="0" w:uiPriority="72" w:semiHidden="0" w:name="Colorful List Accent 5"/>
-    <w:lsdException w:unhideWhenUsed="0" w:uiPriority="73" w:semiHidden="0" w:name="Colorful Grid Accent 5"/>
-    <w:lsdException w:unhideWhenUsed="0" w:uiPriority="60" w:semiHidden="0" w:name="Light Shading Accent 6"/>
-    <w:lsdException w:unhideWhenUsed="0" w:uiPriority="61" w:semiHidden="0" w:name="Light List Accent 6"/>
+    <w:lsdException w:qFormat="1" w:unhideWhenUsed="0" w:uiPriority="72" w:semiHidden="0" w:name="Colorful List Accent 5"/>
+    <w:lsdException w:qFormat="1" w:unhideWhenUsed="0" w:uiPriority="73" w:semiHidden="0" w:name="Colorful Grid Accent 5"/>
+    <w:lsdException w:qFormat="1" w:unhideWhenUsed="0" w:uiPriority="60" w:semiHidden="0" w:name="Light Shading Accent 6"/>
+    <w:lsdException w:qFormat="1" w:unhideWhenUsed="0" w:uiPriority="61" w:semiHidden="0" w:name="Light List Accent 6"/>
     <w:lsdException w:unhideWhenUsed="0" w:uiPriority="62" w:semiHidden="0" w:name="Light Grid Accent 6"/>
     <w:lsdException w:unhideWhenUsed="0" w:uiPriority="63" w:semiHidden="0" w:name="Medium Shading 1 Accent 6"/>
-    <w:lsdException w:unhideWhenUsed="0" w:uiPriority="64" w:semiHidden="0" w:name="Medium Shading 2 Accent 6"/>
+    <w:lsdException w:qFormat="1" w:unhideWhenUsed="0" w:uiPriority="64" w:semiHidden="0" w:name="Medium Shading 2 Accent 6"/>
     <w:lsdException w:unhideWhenUsed="0" w:uiPriority="65" w:semiHidden="0" w:name="Medium List 1 Accent 6"/>
-    <w:lsdException w:unhideWhenUsed="0" w:uiPriority="66" w:semiHidden="0" w:name="Medium List 2 Accent 6"/>
+    <w:lsdException w:qFormat="1" w:unhideWhenUsed="0" w:uiPriority="66" w:semiHidden="0" w:name="Medium List 2 Accent 6"/>
     <w:lsdException w:qFormat="1" w:unhideWhenUsed="0" w:uiPriority="67" w:semiHidden="0" w:name="Medium Grid 1 Accent 6"/>
     <w:lsdException w:unhideWhenUsed="0" w:uiPriority="68" w:semiHidden="0" w:name="Medium Grid 2 Accent 6"/>
-    <w:lsdException w:unhideWhenUsed="0" w:uiPriority="69" w:semiHidden="0" w:name="Medium Grid 3 Accent 6"/>
-    <w:lsdException w:unhideWhenUsed="0" w:uiPriority="70" w:semiHidden="0" w:name="Dark List Accent 6"/>
+    <w:lsdException w:qFormat="1" w:unhideWhenUsed="0" w:uiPriority="69" w:semiHidden="0" w:name="Medium Grid 3 Accent 6"/>
+    <w:lsdException w:qFormat="1" w:unhideWhenUsed="0" w:uiPriority="70" w:semiHidden="0" w:name="Dark List Accent 6"/>
     <w:lsdException w:qFormat="1" w:unhideWhenUsed="0" w:uiPriority="71" w:semiHidden="0" w:name="Colorful Shading Accent 6"/>
-    <w:lsdException w:unhideWhenUsed="0" w:uiPriority="72" w:semiHidden="0" w:name="Colorful List Accent 6"/>
-    <w:lsdException w:unhideWhenUsed="0" w:uiPriority="73" w:semiHidden="0" w:name="Colorful Grid Accent 6"/>
+    <w:lsdException w:qFormat="1" w:unhideWhenUsed="0" w:uiPriority="72" w:semiHidden="0" w:name="Colorful List Accent 6"/>
+    <w:lsdException w:qFormat="1" w:unhideWhenUsed="0" w:uiPriority="73" w:semiHidden="0" w:name="Colorful Grid Accent 6"/>
   </w:latentStyles>
   <w:style w:type="paragraph" w:default="1" w:styleId="1">
     <w:name w:val="Normal"/>
@@ -16124,6 +16757,7 @@
     <w:name w:val="macro"/>
     <w:link w:val="154"/>
     <w:unhideWhenUsed/>
+    <w:qFormat/>
     <w:uiPriority w:val="99"/>
     <w:pPr>
       <w:tabs>
@@ -16148,6 +16782,7 @@
     <w:name w:val="List 3"/>
     <w:basedOn w:val="1"/>
     <w:unhideWhenUsed/>
+    <w:qFormat/>
     <w:uiPriority w:val="99"/>
     <w:pPr>
       <w:ind w:left="1080" w:hanging="360"/>
@@ -16209,6 +16844,7 @@
     <w:name w:val="List Bullet"/>
     <w:basedOn w:val="1"/>
     <w:unhideWhenUsed/>
+    <w:qFormat/>
     <w:uiPriority w:val="99"/>
     <w:pPr>
       <w:numPr>
@@ -16251,6 +16887,7 @@
     <w:basedOn w:val="1"/>
     <w:link w:val="151"/>
     <w:unhideWhenUsed/>
+    <w:qFormat/>
     <w:uiPriority w:val="99"/>
     <w:pPr>
       <w:spacing w:after="120"/>
@@ -16320,6 +16957,7 @@
     <w:basedOn w:val="1"/>
     <w:link w:val="143"/>
     <w:unhideWhenUsed/>
+    <w:qFormat/>
     <w:uiPriority w:val="99"/>
     <w:pPr>
       <w:tabs>
@@ -16334,6 +16972,7 @@
     <w:basedOn w:val="1"/>
     <w:link w:val="142"/>
     <w:unhideWhenUsed/>
+    <w:qFormat/>
     <w:uiPriority w:val="99"/>
     <w:pPr>
       <w:tabs>
@@ -16376,6 +17015,7 @@
     <w:name w:val="List"/>
     <w:basedOn w:val="1"/>
     <w:unhideWhenUsed/>
+    <w:qFormat/>
     <w:uiPriority w:val="99"/>
     <w:pPr>
       <w:ind w:left="360" w:hanging="360"/>
@@ -16388,6 +17028,7 @@
     <w:next w:val="1"/>
     <w:autoRedefine/>
     <w:unhideWhenUsed/>
+    <w:qFormat/>
     <w:uiPriority w:val="39"/>
     <w:pPr>
       <w:ind w:left="420" w:leftChars="200"/>
@@ -16398,6 +17039,7 @@
     <w:basedOn w:val="1"/>
     <w:link w:val="152"/>
     <w:unhideWhenUsed/>
+    <w:qFormat/>
     <w:uiPriority w:val="99"/>
     <w:pPr>
       <w:spacing w:after="120" w:line="480" w:lineRule="auto"/>
@@ -16407,6 +17049,7 @@
     <w:name w:val="List Continue 2"/>
     <w:basedOn w:val="1"/>
     <w:unhideWhenUsed/>
+    <w:qFormat/>
     <w:uiPriority w:val="99"/>
     <w:pPr>
       <w:spacing w:after="120"/>
@@ -16419,6 +17062,7 @@
     <w:basedOn w:val="1"/>
     <w:semiHidden/>
     <w:unhideWhenUsed/>
+    <w:qFormat/>
     <w:uiPriority w:val="99"/>
     <w:pPr>
       <w:tabs>
@@ -16454,6 +17098,7 @@
     <w:basedOn w:val="1"/>
     <w:semiHidden/>
     <w:unhideWhenUsed/>
+    <w:qFormat/>
     <w:uiPriority w:val="99"/>
     <w:pPr>
       <w:spacing w:before="0" w:beforeAutospacing="1" w:after="0" w:afterAutospacing="1"/>
@@ -16470,6 +17115,7 @@
     <w:name w:val="List Continue 3"/>
     <w:basedOn w:val="1"/>
     <w:unhideWhenUsed/>
+    <w:qFormat/>
     <w:uiPriority w:val="99"/>
     <w:pPr>
       <w:spacing w:after="120"/>
@@ -16503,6 +17149,7 @@
   <w:style w:type="table" w:styleId="38">
     <w:name w:val="Table Grid"/>
     <w:basedOn w:val="37"/>
+    <w:qFormat/>
     <w:uiPriority w:val="59"/>
     <w:pPr>
       <w:spacing w:after="0" w:line="240" w:lineRule="auto"/>
@@ -16521,6 +17168,7 @@
   <w:style w:type="table" w:styleId="39">
     <w:name w:val="Light Shading"/>
     <w:basedOn w:val="37"/>
+    <w:qFormat/>
     <w:uiPriority w:val="60"/>
     <w:pPr>
       <w:spacing w:after="0" w:line="240" w:lineRule="auto"/>
@@ -16614,6 +17262,7 @@
   <w:style w:type="table" w:styleId="40">
     <w:name w:val="Light Shading Accent 1"/>
     <w:basedOn w:val="37"/>
+    <w:qFormat/>
     <w:uiPriority w:val="60"/>
     <w:pPr>
       <w:spacing w:after="0" w:line="240" w:lineRule="auto"/>
@@ -16707,6 +17356,7 @@
   <w:style w:type="table" w:styleId="41">
     <w:name w:val="Light Shading Accent 2"/>
     <w:basedOn w:val="37"/>
+    <w:qFormat/>
     <w:uiPriority w:val="60"/>
     <w:pPr>
       <w:spacing w:after="0" w:line="240" w:lineRule="auto"/>
@@ -16800,6 +17450,7 @@
   <w:style w:type="table" w:styleId="42">
     <w:name w:val="Light Shading Accent 3"/>
     <w:basedOn w:val="37"/>
+    <w:qFormat/>
     <w:uiPriority w:val="60"/>
     <w:pPr>
       <w:spacing w:after="0" w:line="240" w:lineRule="auto"/>
@@ -16893,6 +17544,7 @@
   <w:style w:type="table" w:styleId="43">
     <w:name w:val="Light Shading Accent 4"/>
     <w:basedOn w:val="37"/>
+    <w:qFormat/>
     <w:uiPriority w:val="60"/>
     <w:pPr>
       <w:spacing w:after="0" w:line="240" w:lineRule="auto"/>
@@ -16986,6 +17638,7 @@
   <w:style w:type="table" w:styleId="44">
     <w:name w:val="Light Shading Accent 5"/>
     <w:basedOn w:val="37"/>
+    <w:qFormat/>
     <w:uiPriority w:val="60"/>
     <w:pPr>
       <w:spacing w:after="0" w:line="240" w:lineRule="auto"/>
@@ -17079,6 +17732,7 @@
   <w:style w:type="table" w:styleId="45">
     <w:name w:val="Light Shading Accent 6"/>
     <w:basedOn w:val="37"/>
+    <w:qFormat/>
     <w:uiPriority w:val="60"/>
     <w:pPr>
       <w:spacing w:after="0" w:line="240" w:lineRule="auto"/>
@@ -17172,6 +17826,7 @@
   <w:style w:type="table" w:styleId="46">
     <w:name w:val="Light List"/>
     <w:basedOn w:val="37"/>
+    <w:qFormat/>
     <w:uiPriority w:val="61"/>
     <w:pPr>
       <w:spacing w:after="0" w:line="240" w:lineRule="auto"/>
@@ -17259,6 +17914,7 @@
   <w:style w:type="table" w:styleId="47">
     <w:name w:val="Light List Accent 1"/>
     <w:basedOn w:val="37"/>
+    <w:qFormat/>
     <w:uiPriority w:val="61"/>
     <w:pPr>
       <w:spacing w:after="0" w:line="240" w:lineRule="auto"/>
@@ -17346,6 +18002,7 @@
   <w:style w:type="table" w:styleId="48">
     <w:name w:val="Light List Accent 2"/>
     <w:basedOn w:val="37"/>
+    <w:qFormat/>
     <w:uiPriority w:val="61"/>
     <w:pPr>
       <w:spacing w:after="0" w:line="240" w:lineRule="auto"/>
@@ -17433,6 +18090,7 @@
   <w:style w:type="table" w:styleId="49">
     <w:name w:val="Light List Accent 3"/>
     <w:basedOn w:val="37"/>
+    <w:qFormat/>
     <w:uiPriority w:val="61"/>
     <w:pPr>
       <w:spacing w:after="0" w:line="240" w:lineRule="auto"/>
@@ -17520,6 +18178,7 @@
   <w:style w:type="table" w:styleId="50">
     <w:name w:val="Light List Accent 4"/>
     <w:basedOn w:val="37"/>
+    <w:qFormat/>
     <w:uiPriority w:val="61"/>
     <w:pPr>
       <w:spacing w:after="0" w:line="240" w:lineRule="auto"/>
@@ -17607,6 +18266,7 @@
   <w:style w:type="table" w:styleId="51">
     <w:name w:val="Light List Accent 5"/>
     <w:basedOn w:val="37"/>
+    <w:qFormat/>
     <w:uiPriority w:val="61"/>
     <w:pPr>
       <w:spacing w:after="0" w:line="240" w:lineRule="auto"/>
@@ -17694,6 +18354,7 @@
   <w:style w:type="table" w:styleId="52">
     <w:name w:val="Light List Accent 6"/>
     <w:basedOn w:val="37"/>
+    <w:qFormat/>
     <w:uiPriority w:val="61"/>
     <w:pPr>
       <w:spacing w:after="0" w:line="240" w:lineRule="auto"/>
@@ -17781,6 +18442,7 @@
   <w:style w:type="table" w:styleId="53">
     <w:name w:val="Light Grid"/>
     <w:basedOn w:val="37"/>
+    <w:qFormat/>
     <w:uiPriority w:val="62"/>
     <w:pPr>
       <w:spacing w:after="0" w:line="240" w:lineRule="auto"/>
@@ -17901,6 +18563,7 @@
   <w:style w:type="table" w:styleId="54">
     <w:name w:val="Light Grid Accent 1"/>
     <w:basedOn w:val="37"/>
+    <w:qFormat/>
     <w:uiPriority w:val="62"/>
     <w:pPr>
       <w:spacing w:after="0" w:line="240" w:lineRule="auto"/>
@@ -18021,6 +18684,7 @@
   <w:style w:type="table" w:styleId="55">
     <w:name w:val="Light Grid Accent 2"/>
     <w:basedOn w:val="37"/>
+    <w:qFormat/>
     <w:uiPriority w:val="62"/>
     <w:pPr>
       <w:spacing w:after="0" w:line="240" w:lineRule="auto"/>
@@ -18141,6 +18805,7 @@
   <w:style w:type="table" w:styleId="56">
     <w:name w:val="Light Grid Accent 3"/>
     <w:basedOn w:val="37"/>
+    <w:qFormat/>
     <w:uiPriority w:val="62"/>
     <w:pPr>
       <w:spacing w:after="0" w:line="240" w:lineRule="auto"/>
@@ -18261,6 +18926,7 @@
   <w:style w:type="table" w:styleId="57">
     <w:name w:val="Light Grid Accent 4"/>
     <w:basedOn w:val="37"/>
+    <w:qFormat/>
     <w:uiPriority w:val="62"/>
     <w:pPr>
       <w:spacing w:after="0" w:line="240" w:lineRule="auto"/>
@@ -18723,6 +19389,7 @@
   <w:style w:type="table" w:styleId="61">
     <w:name w:val="Medium Shading 1 Accent 1"/>
     <w:basedOn w:val="37"/>
+    <w:qFormat/>
     <w:uiPriority w:val="63"/>
     <w:pPr>
       <w:spacing w:after="0" w:line="240" w:lineRule="auto"/>
@@ -18824,6 +19491,7 @@
   <w:style w:type="table" w:styleId="62">
     <w:name w:val="Medium Shading 1 Accent 2"/>
     <w:basedOn w:val="37"/>
+    <w:qFormat/>
     <w:uiPriority w:val="63"/>
     <w:pPr>
       <w:spacing w:after="0" w:line="240" w:lineRule="auto"/>
@@ -18925,6 +19593,7 @@
   <w:style w:type="table" w:styleId="63">
     <w:name w:val="Medium Shading 1 Accent 3"/>
     <w:basedOn w:val="37"/>
+    <w:qFormat/>
     <w:uiPriority w:val="63"/>
     <w:pPr>
       <w:spacing w:after="0" w:line="240" w:lineRule="auto"/>
@@ -19330,6 +19999,7 @@
   <w:style w:type="table" w:styleId="67">
     <w:name w:val="Medium Shading 2"/>
     <w:basedOn w:val="37"/>
+    <w:qFormat/>
     <w:uiPriority w:val="64"/>
     <w:pPr>
       <w:spacing w:after="0" w:line="240" w:lineRule="auto"/>
@@ -19489,6 +20159,7 @@
   <w:style w:type="table" w:styleId="68">
     <w:name w:val="Medium Shading 2 Accent 1"/>
     <w:basedOn w:val="37"/>
+    <w:qFormat/>
     <w:uiPriority w:val="64"/>
     <w:pPr>
       <w:spacing w:after="0" w:line="240" w:lineRule="auto"/>
@@ -19648,6 +20319,7 @@
   <w:style w:type="table" w:styleId="69">
     <w:name w:val="Medium Shading 2 Accent 2"/>
     <w:basedOn w:val="37"/>
+    <w:qFormat/>
     <w:uiPriority w:val="64"/>
     <w:pPr>
       <w:spacing w:after="0" w:line="240" w:lineRule="auto"/>
@@ -19966,6 +20638,7 @@
   <w:style w:type="table" w:styleId="71">
     <w:name w:val="Medium Shading 2 Accent 4"/>
     <w:basedOn w:val="37"/>
+    <w:qFormat/>
     <w:uiPriority w:val="64"/>
     <w:pPr>
       <w:spacing w:after="0" w:line="240" w:lineRule="auto"/>
@@ -20125,6 +20798,7 @@
   <w:style w:type="table" w:styleId="72">
     <w:name w:val="Medium Shading 2 Accent 5"/>
     <w:basedOn w:val="37"/>
+    <w:qFormat/>
     <w:uiPriority w:val="64"/>
     <w:pPr>
       <w:spacing w:after="0" w:line="240" w:lineRule="auto"/>
@@ -20284,6 +20958,7 @@
   <w:style w:type="table" w:styleId="73">
     <w:name w:val="Medium Shading 2 Accent 6"/>
     <w:basedOn w:val="37"/>
+    <w:qFormat/>
     <w:uiPriority w:val="64"/>
     <w:pPr>
       <w:spacing w:after="0" w:line="240" w:lineRule="auto"/>
@@ -20443,6 +21118,7 @@
   <w:style w:type="table" w:styleId="74">
     <w:name w:val="Medium List 1"/>
     <w:basedOn w:val="37"/>
+    <w:qFormat/>
     <w:uiPriority w:val="65"/>
     <w:pPr>
       <w:spacing w:after="0" w:line="240" w:lineRule="auto"/>
@@ -20527,6 +21203,7 @@
   <w:style w:type="table" w:styleId="75">
     <w:name w:val="Medium List 1 Accent 1"/>
     <w:basedOn w:val="37"/>
+    <w:qFormat/>
     <w:uiPriority w:val="65"/>
     <w:pPr>
       <w:spacing w:after="0" w:line="240" w:lineRule="auto"/>
@@ -20695,6 +21372,7 @@
   <w:style w:type="table" w:styleId="77">
     <w:name w:val="Medium List 1 Accent 3"/>
     <w:basedOn w:val="37"/>
+    <w:qFormat/>
     <w:uiPriority w:val="65"/>
     <w:pPr>
       <w:spacing w:after="0" w:line="240" w:lineRule="auto"/>
@@ -20779,6 +21457,7 @@
   <w:style w:type="table" w:styleId="78">
     <w:name w:val="Medium List 1 Accent 4"/>
     <w:basedOn w:val="37"/>
+    <w:qFormat/>
     <w:uiPriority w:val="65"/>
     <w:pPr>
       <w:spacing w:after="0" w:line="240" w:lineRule="auto"/>
@@ -21031,6 +21710,7 @@
   <w:style w:type="table" w:styleId="81">
     <w:name w:val="Medium List 2"/>
     <w:basedOn w:val="37"/>
+    <w:qFormat/>
     <w:uiPriority w:val="66"/>
     <w:pPr>
       <w:spacing w:after="0" w:line="240" w:lineRule="auto"/>
@@ -21154,6 +21834,7 @@
   <w:style w:type="table" w:styleId="82">
     <w:name w:val="Medium List 2 Accent 1"/>
     <w:basedOn w:val="37"/>
+    <w:qFormat/>
     <w:uiPriority w:val="66"/>
     <w:pPr>
       <w:spacing w:after="0" w:line="240" w:lineRule="auto"/>
@@ -21277,6 +21958,7 @@
   <w:style w:type="table" w:styleId="83">
     <w:name w:val="Medium List 2 Accent 2"/>
     <w:basedOn w:val="37"/>
+    <w:qFormat/>
     <w:uiPriority w:val="66"/>
     <w:pPr>
       <w:spacing w:after="0" w:line="240" w:lineRule="auto"/>
@@ -21523,6 +22205,7 @@
   <w:style w:type="table" w:styleId="85">
     <w:name w:val="Medium List 2 Accent 4"/>
     <w:basedOn w:val="37"/>
+    <w:qFormat/>
     <w:uiPriority w:val="66"/>
     <w:pPr>
       <w:spacing w:after="0" w:line="240" w:lineRule="auto"/>
@@ -21646,6 +22329,7 @@
   <w:style w:type="table" w:styleId="86">
     <w:name w:val="Medium List 2 Accent 5"/>
     <w:basedOn w:val="37"/>
+    <w:qFormat/>
     <w:uiPriority w:val="66"/>
     <w:pPr>
       <w:spacing w:after="0" w:line="240" w:lineRule="auto"/>
@@ -21769,6 +22453,7 @@
   <w:style w:type="table" w:styleId="87">
     <w:name w:val="Medium List 2 Accent 6"/>
     <w:basedOn w:val="37"/>
+    <w:qFormat/>
     <w:uiPriority w:val="66"/>
     <w:pPr>
       <w:spacing w:after="0" w:line="240" w:lineRule="auto"/>
@@ -21892,6 +22577,7 @@
   <w:style w:type="table" w:styleId="88">
     <w:name w:val="Medium Grid 1"/>
     <w:basedOn w:val="37"/>
+    <w:qFormat/>
     <w:uiPriority w:val="67"/>
     <w:pPr>
       <w:spacing w:after="0" w:line="240" w:lineRule="auto"/>
@@ -21955,6 +22641,7 @@
   <w:style w:type="table" w:styleId="89">
     <w:name w:val="Medium Grid 1 Accent 1"/>
     <w:basedOn w:val="37"/>
+    <w:qFormat/>
     <w:uiPriority w:val="67"/>
     <w:pPr>
       <w:spacing w:after="0" w:line="240" w:lineRule="auto"/>
@@ -22145,6 +22832,7 @@
   <w:style w:type="table" w:styleId="92">
     <w:name w:val="Medium Grid 1 Accent 4"/>
     <w:basedOn w:val="37"/>
+    <w:qFormat/>
     <w:uiPriority w:val="67"/>
     <w:pPr>
       <w:spacing w:after="0" w:line="240" w:lineRule="auto"/>
@@ -22208,6 +22896,7 @@
   <w:style w:type="table" w:styleId="93">
     <w:name w:val="Medium Grid 1 Accent 5"/>
     <w:basedOn w:val="37"/>
+    <w:qFormat/>
     <w:uiPriority w:val="67"/>
     <w:pPr>
       <w:spacing w:after="0" w:line="240" w:lineRule="auto"/>
@@ -22335,6 +23024,7 @@
   <w:style w:type="table" w:styleId="95">
     <w:name w:val="Medium Grid 2"/>
     <w:basedOn w:val="37"/>
+    <w:qFormat/>
     <w:uiPriority w:val="68"/>
     <w:pPr>
       <w:spacing w:after="0" w:line="240" w:lineRule="auto"/>
@@ -23035,6 +23725,7 @@
   <w:style w:type="table" w:styleId="100">
     <w:name w:val="Medium Grid 2 Accent 5"/>
     <w:basedOn w:val="37"/>
+    <w:qFormat/>
     <w:uiPriority w:val="68"/>
     <w:pPr>
       <w:spacing w:after="0" w:line="240" w:lineRule="auto"/>
@@ -23315,6 +24006,7 @@
   <w:style w:type="table" w:styleId="102">
     <w:name w:val="Medium Grid 3"/>
     <w:basedOn w:val="37"/>
+    <w:qFormat/>
     <w:uiPriority w:val="69"/>
     <w:pPr>
       <w:spacing w:after="0" w:line="240" w:lineRule="auto"/>
@@ -24070,6 +24762,7 @@
   <w:style w:type="table" w:styleId="107">
     <w:name w:val="Medium Grid 3 Accent 5"/>
     <w:basedOn w:val="37"/>
+    <w:qFormat/>
     <w:uiPriority w:val="69"/>
     <w:pPr>
       <w:spacing w:after="0" w:line="240" w:lineRule="auto"/>
@@ -24221,6 +24914,7 @@
   <w:style w:type="table" w:styleId="108">
     <w:name w:val="Medium Grid 3 Accent 6"/>
     <w:basedOn w:val="37"/>
+    <w:qFormat/>
     <w:uiPriority w:val="69"/>
     <w:pPr>
       <w:spacing w:after="0" w:line="240" w:lineRule="auto"/>
@@ -24483,6 +25177,7 @@
   <w:style w:type="table" w:styleId="110">
     <w:name w:val="Dark List Accent 1"/>
     <w:basedOn w:val="37"/>
+    <w:qFormat/>
     <w:uiPriority w:val="70"/>
     <w:pPr>
       <w:spacing w:after="0" w:line="240" w:lineRule="auto"/>
@@ -24705,6 +25400,7 @@
   <w:style w:type="table" w:styleId="112">
     <w:name w:val="Dark List Accent 3"/>
     <w:basedOn w:val="37"/>
+    <w:qFormat/>
     <w:uiPriority w:val="70"/>
     <w:pPr>
       <w:spacing w:after="0" w:line="240" w:lineRule="auto"/>
@@ -24816,6 +25512,7 @@
   <w:style w:type="table" w:styleId="113">
     <w:name w:val="Dark List Accent 4"/>
     <w:basedOn w:val="37"/>
+    <w:qFormat/>
     <w:uiPriority w:val="70"/>
     <w:pPr>
       <w:spacing w:after="0" w:line="240" w:lineRule="auto"/>
@@ -24927,6 +25624,7 @@
   <w:style w:type="table" w:styleId="114">
     <w:name w:val="Dark List Accent 5"/>
     <w:basedOn w:val="37"/>
+    <w:qFormat/>
     <w:uiPriority w:val="70"/>
     <w:pPr>
       <w:spacing w:after="0" w:line="240" w:lineRule="auto"/>
@@ -25038,6 +25736,7 @@
   <w:style w:type="table" w:styleId="115">
     <w:name w:val="Dark List Accent 6"/>
     <w:basedOn w:val="37"/>
+    <w:qFormat/>
     <w:uiPriority w:val="70"/>
     <w:pPr>
       <w:spacing w:after="0" w:line="240" w:lineRule="auto"/>
@@ -25149,6 +25848,7 @@
   <w:style w:type="table" w:styleId="116">
     <w:name w:val="Colorful Shading"/>
     <w:basedOn w:val="37"/>
+    <w:qFormat/>
     <w:uiPriority w:val="71"/>
     <w:pPr>
       <w:spacing w:after="0" w:line="240" w:lineRule="auto"/>
@@ -25291,6 +25991,7 @@
   <w:style w:type="table" w:styleId="117">
     <w:name w:val="Colorful Shading Accent 1"/>
     <w:basedOn w:val="37"/>
+    <w:qFormat/>
     <w:uiPriority w:val="71"/>
     <w:pPr>
       <w:spacing w:after="0" w:line="240" w:lineRule="auto"/>
@@ -25433,6 +26134,7 @@
   <w:style w:type="table" w:styleId="118">
     <w:name w:val="Colorful Shading Accent 2"/>
     <w:basedOn w:val="37"/>
+    <w:qFormat/>
     <w:uiPriority w:val="71"/>
     <w:pPr>
       <w:spacing w:after="0" w:line="240" w:lineRule="auto"/>
@@ -25575,6 +26277,7 @@
   <w:style w:type="table" w:styleId="119">
     <w:name w:val="Colorful Shading Accent 3"/>
     <w:basedOn w:val="37"/>
+    <w:qFormat/>
     <w:uiPriority w:val="71"/>
     <w:pPr>
       <w:spacing w:after="0" w:line="240" w:lineRule="auto"/>
@@ -26126,6 +26829,7 @@
   <w:style w:type="table" w:styleId="123">
     <w:name w:val="Colorful List"/>
     <w:basedOn w:val="37"/>
+    <w:qFormat/>
     <w:uiPriority w:val="72"/>
     <w:pPr>
       <w:spacing w:after="0" w:line="240" w:lineRule="auto"/>
@@ -26214,6 +26918,7 @@
   <w:style w:type="table" w:styleId="124">
     <w:name w:val="Colorful List Accent 1"/>
     <w:basedOn w:val="37"/>
+    <w:qFormat/>
     <w:uiPriority w:val="72"/>
     <w:pPr>
       <w:spacing w:after="0" w:line="240" w:lineRule="auto"/>
@@ -26391,6 +27096,7 @@
   <w:style w:type="table" w:styleId="126">
     <w:name w:val="Colorful List Accent 3"/>
     <w:basedOn w:val="37"/>
+    <w:qFormat/>
     <w:uiPriority w:val="72"/>
     <w:pPr>
       <w:spacing w:after="0" w:line="240" w:lineRule="auto"/>
@@ -26479,6 +27185,7 @@
   <w:style w:type="table" w:styleId="127">
     <w:name w:val="Colorful List Accent 4"/>
     <w:basedOn w:val="37"/>
+    <w:qFormat/>
     <w:uiPriority w:val="72"/>
     <w:pPr>
       <w:spacing w:after="0" w:line="240" w:lineRule="auto"/>
@@ -26567,6 +27274,7 @@
   <w:style w:type="table" w:styleId="128">
     <w:name w:val="Colorful List Accent 5"/>
     <w:basedOn w:val="37"/>
+    <w:qFormat/>
     <w:uiPriority w:val="72"/>
     <w:pPr>
       <w:spacing w:after="0" w:line="240" w:lineRule="auto"/>
@@ -26655,6 +27363,7 @@
   <w:style w:type="table" w:styleId="129">
     <w:name w:val="Colorful List Accent 6"/>
     <w:basedOn w:val="37"/>
+    <w:qFormat/>
     <w:uiPriority w:val="72"/>
     <w:pPr>
       <w:spacing w:after="0" w:line="240" w:lineRule="auto"/>
@@ -26743,6 +27452,7 @@
   <w:style w:type="table" w:styleId="130">
     <w:name w:val="Colorful Grid"/>
     <w:basedOn w:val="37"/>
+    <w:qFormat/>
     <w:uiPriority w:val="73"/>
     <w:pPr>
       <w:spacing w:after="0" w:line="240" w:lineRule="auto"/>
@@ -26833,6 +27543,7 @@
   <w:style w:type="table" w:styleId="131">
     <w:name w:val="Colorful Grid Accent 1"/>
     <w:basedOn w:val="37"/>
+    <w:qFormat/>
     <w:uiPriority w:val="73"/>
     <w:pPr>
       <w:spacing w:after="0" w:line="240" w:lineRule="auto"/>
@@ -26923,6 +27634,7 @@
   <w:style w:type="table" w:styleId="132">
     <w:name w:val="Colorful Grid Accent 2"/>
     <w:basedOn w:val="37"/>
+    <w:qFormat/>
     <w:uiPriority w:val="73"/>
     <w:pPr>
       <w:spacing w:after="0" w:line="240" w:lineRule="auto"/>
@@ -27013,6 +27725,7 @@
   <w:style w:type="table" w:styleId="133">
     <w:name w:val="Colorful Grid Accent 3"/>
     <w:basedOn w:val="37"/>
+    <w:qFormat/>
     <w:uiPriority w:val="73"/>
     <w:pPr>
       <w:spacing w:after="0" w:line="240" w:lineRule="auto"/>
@@ -27103,6 +27816,7 @@
   <w:style w:type="table" w:styleId="134">
     <w:name w:val="Colorful Grid Accent 4"/>
     <w:basedOn w:val="37"/>
+    <w:qFormat/>
     <w:uiPriority w:val="73"/>
     <w:pPr>
       <w:spacing w:after="0" w:line="240" w:lineRule="auto"/>
@@ -27193,6 +27907,7 @@
   <w:style w:type="table" w:styleId="135">
     <w:name w:val="Colorful Grid Accent 5"/>
     <w:basedOn w:val="37"/>
+    <w:qFormat/>
     <w:uiPriority w:val="73"/>
     <w:pPr>
       <w:spacing w:after="0" w:line="240" w:lineRule="auto"/>
@@ -27283,6 +27998,7 @@
   <w:style w:type="table" w:styleId="136">
     <w:name w:val="Colorful Grid Accent 6"/>
     <w:basedOn w:val="37"/>
+    <w:qFormat/>
     <w:uiPriority w:val="73"/>
     <w:pPr>
       <w:spacing w:after="0" w:line="240" w:lineRule="auto"/>
@@ -27394,6 +28110,7 @@
     <w:name w:val="Hyperlink"/>
     <w:basedOn w:val="137"/>
     <w:unhideWhenUsed/>
+    <w:qFormat/>
     <w:uiPriority w:val="99"/>
     <w:rPr>
       <w:color w:val="0000FF" w:themeColor="hyperlink"/>
@@ -27410,6 +28127,7 @@
     <w:basedOn w:val="137"/>
     <w:semiHidden/>
     <w:unhideWhenUsed/>
+    <w:qFormat/>
     <w:uiPriority w:val="99"/>
     <w:rPr>
       <w:rFonts w:ascii="Courier New" w:hAnsi="Courier New"/>
@@ -27448,6 +28166,7 @@
     <w:name w:val="标题 1 字符"/>
     <w:basedOn w:val="137"/>
     <w:link w:val="3"/>
+    <w:qFormat/>
     <w:uiPriority w:val="9"/>
     <w:rPr>
       <w:rFonts w:asciiTheme="majorHAnsi" w:hAnsiTheme="majorHAnsi" w:eastAsiaTheme="majorEastAsia" w:cstheme="majorBidi"/>
@@ -27482,6 +28201,7 @@
     <w:name w:val="标题 3 字符"/>
     <w:basedOn w:val="137"/>
     <w:link w:val="5"/>
+    <w:qFormat/>
     <w:uiPriority w:val="9"/>
     <w:rPr>
       <w:rFonts w:asciiTheme="majorHAnsi" w:hAnsiTheme="majorHAnsi" w:eastAsiaTheme="majorEastAsia" w:cstheme="majorBidi"/>
@@ -27552,6 +28272,7 @@
     <w:name w:val="正文文本 2 字符"/>
     <w:basedOn w:val="137"/>
     <w:link w:val="31"/>
+    <w:qFormat/>
     <w:uiPriority w:val="99"/>
   </w:style>
   <w:style w:type="character" w:customStyle="1" w:styleId="153">
@@ -27638,6 +28359,7 @@
     <w:basedOn w:val="137"/>
     <w:link w:val="7"/>
     <w:semiHidden/>
+    <w:qFormat/>
     <w:uiPriority w:val="9"/>
     <w:rPr>
       <w:rFonts w:asciiTheme="majorHAnsi" w:hAnsiTheme="majorHAnsi" w:eastAsiaTheme="majorEastAsia" w:cstheme="majorBidi"/>
@@ -27649,6 +28371,7 @@
     <w:basedOn w:val="137"/>
     <w:link w:val="8"/>
     <w:semiHidden/>
+    <w:qFormat/>
     <w:uiPriority w:val="9"/>
     <w:rPr>
       <w:rFonts w:asciiTheme="majorHAnsi" w:hAnsiTheme="majorHAnsi" w:eastAsiaTheme="majorEastAsia" w:cstheme="majorBidi"/>
@@ -27662,6 +28385,7 @@
     <w:basedOn w:val="137"/>
     <w:link w:val="9"/>
     <w:semiHidden/>
+    <w:qFormat/>
     <w:uiPriority w:val="9"/>
     <w:rPr>
       <w:rFonts w:asciiTheme="majorHAnsi" w:hAnsiTheme="majorHAnsi" w:eastAsiaTheme="majorEastAsia" w:cstheme="majorBidi"/>
@@ -27683,6 +28407,7 @@
     <w:basedOn w:val="137"/>
     <w:link w:val="10"/>
     <w:semiHidden/>
+    <w:qFormat/>
     <w:uiPriority w:val="9"/>
     <w:rPr>
       <w:rFonts w:asciiTheme="majorHAnsi" w:hAnsiTheme="majorHAnsi" w:eastAsiaTheme="majorEastAsia" w:cstheme="majorBidi"/>
@@ -27701,6 +28426,7 @@
     <w:basedOn w:val="137"/>
     <w:link w:val="11"/>
     <w:semiHidden/>
+    <w:qFormat/>
     <w:uiPriority w:val="9"/>
     <w:rPr>
       <w:rFonts w:asciiTheme="majorHAnsi" w:hAnsiTheme="majorHAnsi" w:eastAsiaTheme="majorEastAsia" w:cstheme="majorBidi"/>
@@ -27750,6 +28476,7 @@
     <w:name w:val="明显引用 字符"/>
     <w:basedOn w:val="137"/>
     <w:link w:val="163"/>
+    <w:qFormat/>
     <w:uiPriority w:val="30"/>
     <w:rPr>
       <w:b/>
